--- a/PROJECT_REFERENCE_GUIDE.docx
+++ b/PROJECT_REFERENCE_GUIDE.docx
@@ -3,65 +3,92 @@
 <w:document xmlns:wpc="http://schemas.microsoft.com/office/word/2010/wordprocessingCanvas" xmlns:mo="http://schemas.microsoft.com/office/mac/office/2008/main" xmlns:mc="http://schemas.openxmlformats.org/markup-compatibility/2006" xmlns:mv="urn:schemas-microsoft-com:mac:vml" xmlns:o="urn:schemas-microsoft-com:office:office" xmlns:r="http://schemas.openxmlformats.org/officeDocument/2006/relationships" xmlns:m="http://schemas.openxmlformats.org/officeDocument/2006/math" xmlns:v="urn:schemas-microsoft-com:vml" xmlns:wp14="http://schemas.microsoft.com/office/word/2010/wordprocessingDrawing" xmlns:wp="http://schemas.openxmlformats.org/drawingml/2006/wordprocessingDrawing" xmlns:w10="urn:schemas-microsoft-com:office:word" xmlns:w="http://schemas.openxmlformats.org/wordprocessingml/2006/main" xmlns:w14="http://schemas.microsoft.com/office/word/2010/wordml" xmlns:wpg="http://schemas.microsoft.com/office/word/2010/wordprocessingGroup" xmlns:wpi="http://schemas.microsoft.com/office/word/2010/wordprocessingInk" xmlns:wne="http://schemas.microsoft.com/office/word/2006/wordml" xmlns:wps="http://schemas.microsoft.com/office/word/2010/wordprocessingShape" mc:Ignorable="w14 wp14">
   <w:body>
     <w:p>
-      <w:r>
-        <w:br/>
-      </w:r>
-    </w:p>
-    <w:p>
       <w:pPr>
         <w:pStyle w:val="Title"/>
+        <w:widowControl/>
       </w:pPr>
       <w:r>
         <w:t>Project Reference Guide</w:t>
       </w:r>
     </w:p>
     <w:p>
+      <w:pPr>
+        <w:pStyle w:val="Subtitle"/>
+        <w:widowControl/>
+      </w:pPr>
       <w:r>
-        <w:rPr>
-          <w:color w:val="2457C5"/>
-          <w:sz w:val="34"/>
-        </w:rPr>
-        <w:t>Fake News &amp; Misinformation Intelligent System</w:t>
+        <w:t>Current implementation and operations</w:t>
       </w:r>
     </w:p>
     <w:p>
+      <w:pPr>
+        <w:widowControl/>
+      </w:pPr>
       <w:r>
-        <w:br/>
+        <w:t>This guide describes the repository as it is currently wired. The browser interface uses the versioned evidence-verification API and an NLI model; the article classifier and combined legacy routes remain available as separate backend paths. This distinction matters when explaining results, metrics, setup, and limitations. The root README and older audit/implementation notes include earlier snapshots; where they disagree with current route code, this guide follows the current code.</w:t>
       </w:r>
     </w:p>
     <w:p>
+      <w:pPr>
+        <w:widowControl/>
+      </w:pPr>
       <w:r>
-        <w:t>A working technical reference for understanding, running, presenting, and extending the repository. It records the current implementation and separates measured behavior from intended future work.</w:t>
+        <w:t>Audience: maintainers, reviewers, students, and project presenters.</w:t>
+        <w:br/>
+        <w:t>Repository: E:\Fake-News-Misinformation-Intelligent-System.</w:t>
+        <w:br/>
+        <w:t>Reference checked: 13 October 2026.</w:t>
       </w:r>
     </w:p>
     <w:p>
+      <w:pPr>
+        <w:pStyle w:val="Heading1"/>
+        <w:widowControl/>
+      </w:pPr>
       <w:r>
-        <w:br/>
+        <w:t>At a glance</w:t>
       </w:r>
     </w:p>
     <w:tbl>
       <w:tblPr>
-        <w:tblStyle w:val="TableGrid"/>
         <w:tblW w:type="auto" w:w="0"/>
         <w:jc w:val="center"/>
+        <w:tblLayout w:type="fixed"/>
         <w:tblLook w:firstColumn="1" w:firstRow="1" w:lastColumn="0" w:lastRow="0" w:noHBand="0" w:noVBand="1" w:val="04A0"/>
+        <w:tblBorders>
+          <w:top w:val="single" w:sz="4" w:space="0" w:color="D9E0E8"/>
+          <w:left w:val="single" w:sz="4" w:space="0" w:color="D9E0E8"/>
+          <w:bottom w:val="single" w:sz="4" w:space="0" w:color="D9E0E8"/>
+          <w:right w:val="single" w:sz="4" w:space="0" w:color="D9E0E8"/>
+          <w:insideH w:val="single" w:sz="4" w:space="0" w:color="D9E0E8"/>
+          <w:insideV w:val="single" w:sz="4" w:space="0" w:color="D9E0E8"/>
+        </w:tblBorders>
       </w:tblPr>
       <w:tblGrid>
         <w:gridCol w:w="4997"/>
         <w:gridCol w:w="4997"/>
       </w:tblGrid>
       <w:tr>
+        <w:trPr>
+          <w:tblHeader w:val="true"/>
+          <w:cantSplit/>
+        </w:trPr>
         <w:tc>
           <w:tcPr>
-            <w:tcW w:type="dxa" w:w="2880"/>
+            <w:tcW w:type="dxa" w:w="2232"/>
+            <w:shd w:fill="23436B"/>
             <w:vAlign w:val="center"/>
-            <w:shd w:fill="16324F"/>
+            <w:tcMar>
+              <w:top w:w="85" w:type="dxa"/>
+              <w:start w:w="100" w:type="dxa"/>
+              <w:bottom w:w="85" w:type="dxa"/>
+              <w:end w:w="100" w:type="dxa"/>
+            </w:tcMar>
           </w:tcPr>
           <w:p>
             <w:pPr>
-              <w:spacing w:after="20"/>
+              <w:spacing w:after="20" w:line="240" w:lineRule="auto"/>
             </w:pPr>
-            <w:r/>
             <w:r>
               <w:rPr>
                 <w:rFonts w:ascii="Aptos" w:hAnsi="Aptos"/>
@@ -69,21 +96,26 @@
                 <w:color w:val="FFFFFF"/>
                 <w:sz w:val="17"/>
               </w:rPr>
-              <w:t>Reference at a glance</w:t>
+              <w:t>Topic</w:t>
             </w:r>
           </w:p>
         </w:tc>
         <w:tc>
           <w:tcPr>
-            <w:tcW w:type="dxa" w:w="7056"/>
+            <w:tcW w:type="dxa" w:w="7560"/>
+            <w:shd w:fill="23436B"/>
             <w:vAlign w:val="center"/>
-            <w:shd w:fill="16324F"/>
+            <w:tcMar>
+              <w:top w:w="85" w:type="dxa"/>
+              <w:start w:w="100" w:type="dxa"/>
+              <w:bottom w:w="85" w:type="dxa"/>
+              <w:end w:w="100" w:type="dxa"/>
+            </w:tcMar>
           </w:tcPr>
           <w:p>
             <w:pPr>
-              <w:spacing w:after="20"/>
+              <w:spacing w:after="20" w:line="240" w:lineRule="auto"/>
             </w:pPr>
-            <w:r/>
             <w:r>
               <w:rPr>
                 <w:rFonts w:ascii="Aptos" w:hAnsi="Aptos"/>
@@ -91,315 +123,343 @@
                 <w:color w:val="FFFFFF"/>
                 <w:sz w:val="17"/>
               </w:rPr>
-              <w:t>Current value</w:t>
+              <w:t>Current implementation</w:t>
             </w:r>
           </w:p>
         </w:tc>
       </w:tr>
       <w:tr>
+        <w:trPr>
+          <w:cantSplit/>
+        </w:trPr>
         <w:tc>
           <w:tcPr>
-            <w:tcW w:type="dxa" w:w="2880"/>
+            <w:tcW w:type="dxa" w:w="2232"/>
             <w:vAlign w:val="center"/>
-            <w:shd w:fill="F2F5F9"/>
+            <w:tcMar>
+              <w:top w:w="85" w:type="dxa"/>
+              <w:start w:w="100" w:type="dxa"/>
+              <w:bottom w:w="85" w:type="dxa"/>
+              <w:end w:w="100" w:type="dxa"/>
+            </w:tcMar>
           </w:tcPr>
           <w:p>
             <w:pPr>
-              <w:spacing w:after="20"/>
+              <w:spacing w:after="20" w:line="240" w:lineRule="auto"/>
             </w:pPr>
-            <w:r/>
             <w:r>
               <w:rPr>
                 <w:rFonts w:ascii="Aptos" w:hAnsi="Aptos"/>
-                <w:b w:val="0"/>
-                <w:sz w:val="16"/>
+                <w:color w:val="23272E"/>
+                <w:sz w:val="17"/>
               </w:rPr>
-              <w:t>Application</w:t>
+              <w:t>Browser application</w:t>
             </w:r>
           </w:p>
         </w:tc>
         <w:tc>
           <w:tcPr>
-            <w:tcW w:type="dxa" w:w="7056"/>
+            <w:tcW w:type="dxa" w:w="7560"/>
             <w:vAlign w:val="center"/>
-            <w:shd w:fill="F2F5F9"/>
+            <w:tcMar>
+              <w:top w:w="85" w:type="dxa"/>
+              <w:start w:w="100" w:type="dxa"/>
+              <w:bottom w:w="85" w:type="dxa"/>
+              <w:end w:w="100" w:type="dxa"/>
+            </w:tcMar>
           </w:tcPr>
           <w:p>
             <w:pPr>
-              <w:spacing w:after="20"/>
+              <w:spacing w:after="20" w:line="240" w:lineRule="auto"/>
             </w:pPr>
-            <w:r/>
             <w:r>
               <w:rPr>
                 <w:rFonts w:ascii="Aptos" w:hAnsi="Aptos"/>
-                <w:b w:val="0"/>
-                <w:sz w:val="16"/>
+                <w:color w:val="23272E"/>
+                <w:sz w:val="17"/>
               </w:rPr>
-              <w:t>Flask web application with an article classifier and separate evidence retrieval/claim verification path</w:t>
+              <w:t>Vanilla HTML, CSS, and JavaScript served by Flask from frontend/.</w:t>
             </w:r>
           </w:p>
         </w:tc>
       </w:tr>
       <w:tr>
+        <w:trPr>
+          <w:cantSplit/>
+        </w:trPr>
         <w:tc>
           <w:tcPr>
-            <w:tcW w:type="dxa" w:w="2880"/>
+            <w:tcW w:type="dxa" w:w="2232"/>
             <w:vAlign w:val="center"/>
-            <w:shd w:fill="FFFFFF"/>
+            <w:tcMar>
+              <w:top w:w="85" w:type="dxa"/>
+              <w:start w:w="100" w:type="dxa"/>
+              <w:bottom w:w="85" w:type="dxa"/>
+              <w:end w:w="100" w:type="dxa"/>
+            </w:tcMar>
+            <w:shd w:fill="F2F6FA"/>
           </w:tcPr>
           <w:p>
             <w:pPr>
-              <w:spacing w:after="20"/>
+              <w:spacing w:after="20" w:line="240" w:lineRule="auto"/>
             </w:pPr>
-            <w:r/>
             <w:r>
               <w:rPr>
                 <w:rFonts w:ascii="Aptos" w:hAnsi="Aptos"/>
-                <w:b w:val="0"/>
-                <w:sz w:val="16"/>
+                <w:color w:val="23272E"/>
+                <w:sz w:val="17"/>
               </w:rPr>
-              <w:t>Primary UI</w:t>
+              <w:t>Browser verification path</w:t>
             </w:r>
           </w:p>
         </w:tc>
         <w:tc>
           <w:tcPr>
-            <w:tcW w:type="dxa" w:w="7056"/>
+            <w:tcW w:type="dxa" w:w="7560"/>
             <w:vAlign w:val="center"/>
-            <w:shd w:fill="FFFFFF"/>
+            <w:tcMar>
+              <w:top w:w="85" w:type="dxa"/>
+              <w:start w:w="100" w:type="dxa"/>
+              <w:bottom w:w="85" w:type="dxa"/>
+              <w:end w:w="100" w:type="dxa"/>
+            </w:tcMar>
+            <w:shd w:fill="F2F6FA"/>
           </w:tcPr>
           <w:p>
             <w:pPr>
-              <w:spacing w:after="20"/>
+              <w:spacing w:after="20" w:line="240" w:lineRule="auto"/>
             </w:pPr>
-            <w:r/>
             <w:r>
               <w:rPr>
                 <w:rFonts w:ascii="Aptos" w:hAnsi="Aptos"/>
-                <w:b w:val="0"/>
-                <w:sz w:val="16"/>
+                <w:color w:val="23272E"/>
+                <w:sz w:val="17"/>
               </w:rPr>
-              <w:t>Static browser frontend served by Flask</w:t>
+              <w:t>POST /api/v1/verify for text; POST /api/v1/verify/url for a web address.</w:t>
             </w:r>
           </w:p>
         </w:tc>
       </w:tr>
       <w:tr>
+        <w:trPr>
+          <w:cantSplit/>
+        </w:trPr>
         <w:tc>
           <w:tcPr>
-            <w:tcW w:type="dxa" w:w="2880"/>
+            <w:tcW w:type="dxa" w:w="2232"/>
             <w:vAlign w:val="center"/>
-            <w:shd w:fill="F2F5F9"/>
+            <w:tcMar>
+              <w:top w:w="85" w:type="dxa"/>
+              <w:start w:w="100" w:type="dxa"/>
+              <w:bottom w:w="85" w:type="dxa"/>
+              <w:end w:w="100" w:type="dxa"/>
+            </w:tcMar>
           </w:tcPr>
           <w:p>
             <w:pPr>
-              <w:spacing w:after="20"/>
+              <w:spacing w:after="20" w:line="240" w:lineRule="auto"/>
             </w:pPr>
-            <w:r/>
             <w:r>
               <w:rPr>
                 <w:rFonts w:ascii="Aptos" w:hAnsi="Aptos"/>
-                <w:b w:val="0"/>
-                <w:sz w:val="16"/>
+                <w:color w:val="23272E"/>
+                <w:sz w:val="17"/>
               </w:rPr>
-              <w:t>Default local URL</w:t>
+              <w:t>Evidence assessment</w:t>
             </w:r>
           </w:p>
         </w:tc>
         <w:tc>
           <w:tcPr>
-            <w:tcW w:type="dxa" w:w="7056"/>
+            <w:tcW w:type="dxa" w:w="7560"/>
             <w:vAlign w:val="center"/>
-            <w:shd w:fill="F2F5F9"/>
+            <w:tcMar>
+              <w:top w:w="85" w:type="dxa"/>
+              <w:start w:w="100" w:type="dxa"/>
+              <w:bottom w:w="85" w:type="dxa"/>
+              <w:end w:w="100" w:type="dxa"/>
+            </w:tcMar>
           </w:tcPr>
           <w:p>
             <w:pPr>
-              <w:spacing w:after="20"/>
+              <w:spacing w:after="20" w:line="240" w:lineRule="auto"/>
             </w:pPr>
-            <w:r/>
             <w:r>
               <w:rPr>
                 <w:rFonts w:ascii="Aptos" w:hAnsi="Aptos"/>
-                <w:b w:val="0"/>
-                <w:sz w:val="16"/>
+                <w:color w:val="23272E"/>
+                <w:sz w:val="17"/>
               </w:rPr>
-              <w:t>http://127.0.0.1:5000</w:t>
+              <w:t>Wikipedia and configured evidence adapters; passage stance from DeBERTa MNLI/FEVER/ANLI; source-capped aggregation.</w:t>
             </w:r>
           </w:p>
         </w:tc>
       </w:tr>
       <w:tr>
+        <w:trPr>
+          <w:cantSplit/>
+        </w:trPr>
         <w:tc>
           <w:tcPr>
-            <w:tcW w:type="dxa" w:w="2880"/>
+            <w:tcW w:type="dxa" w:w="2232"/>
             <w:vAlign w:val="center"/>
-            <w:shd w:fill="FFFFFF"/>
+            <w:tcMar>
+              <w:top w:w="85" w:type="dxa"/>
+              <w:start w:w="100" w:type="dxa"/>
+              <w:bottom w:w="85" w:type="dxa"/>
+              <w:end w:w="100" w:type="dxa"/>
+            </w:tcMar>
+            <w:shd w:fill="F2F6FA"/>
           </w:tcPr>
           <w:p>
             <w:pPr>
-              <w:spacing w:after="20"/>
+              <w:spacing w:after="20" w:line="240" w:lineRule="auto"/>
             </w:pPr>
-            <w:r/>
             <w:r>
               <w:rPr>
                 <w:rFonts w:ascii="Aptos" w:hAnsi="Aptos"/>
-                <w:b w:val="0"/>
-                <w:sz w:val="16"/>
+                <w:color w:val="23272E"/>
+                <w:sz w:val="17"/>
               </w:rPr>
-              <w:t>Active article model</w:t>
+              <w:t>Article classifier</w:t>
             </w:r>
           </w:p>
         </w:tc>
         <w:tc>
           <w:tcPr>
-            <w:tcW w:type="dxa" w:w="7056"/>
+            <w:tcW w:type="dxa" w:w="7560"/>
             <w:vAlign w:val="center"/>
-            <w:shd w:fill="FFFFFF"/>
+            <w:tcMar>
+              <w:top w:w="85" w:type="dxa"/>
+              <w:start w:w="100" w:type="dxa"/>
+              <w:bottom w:w="85" w:type="dxa"/>
+              <w:end w:w="100" w:type="dxa"/>
+            </w:tcMar>
+            <w:shd w:fill="F2F6FA"/>
           </w:tcPr>
           <w:p>
             <w:pPr>
-              <w:spacing w:after="20"/>
+              <w:spacing w:after="20" w:line="240" w:lineRule="auto"/>
             </w:pPr>
-            <w:r/>
             <w:r>
               <w:rPr>
                 <w:rFonts w:ascii="Aptos" w:hAnsi="Aptos"/>
-                <w:b w:val="0"/>
-                <w:sz w:val="16"/>
+                <w:color w:val="23272E"/>
+                <w:sz w:val="17"/>
               </w:rPr>
-              <w:t>Linear SVM with word and character TF-IDF features</w:t>
+              <w:t>Separate legacy Flask route using word/character TF-IDF and LinearSVC; not called by the current browser UI.</w:t>
             </w:r>
           </w:p>
         </w:tc>
       </w:tr>
       <w:tr>
+        <w:trPr>
+          <w:cantSplit/>
+        </w:trPr>
         <w:tc>
           <w:tcPr>
-            <w:tcW w:type="dxa" w:w="2880"/>
+            <w:tcW w:type="dxa" w:w="2232"/>
             <w:vAlign w:val="center"/>
-            <w:shd w:fill="F2F5F9"/>
+            <w:tcMar>
+              <w:top w:w="85" w:type="dxa"/>
+              <w:start w:w="100" w:type="dxa"/>
+              <w:bottom w:w="85" w:type="dxa"/>
+              <w:end w:w="100" w:type="dxa"/>
+            </w:tcMar>
           </w:tcPr>
           <w:p>
             <w:pPr>
-              <w:spacing w:after="20"/>
+              <w:spacing w:after="20" w:line="240" w:lineRule="auto"/>
             </w:pPr>
-            <w:r/>
             <w:r>
               <w:rPr>
                 <w:rFonts w:ascii="Aptos" w:hAnsi="Aptos"/>
-                <w:b w:val="0"/>
-                <w:sz w:val="16"/>
+                <w:color w:val="23272E"/>
+                <w:sz w:val="17"/>
               </w:rPr>
-              <w:t>Training data</w:t>
+              <w:t>Local server</w:t>
             </w:r>
           </w:p>
         </w:tc>
         <w:tc>
           <w:tcPr>
-            <w:tcW w:type="dxa" w:w="7056"/>
+            <w:tcW w:type="dxa" w:w="7560"/>
             <w:vAlign w:val="center"/>
-            <w:shd w:fill="F2F5F9"/>
+            <w:tcMar>
+              <w:top w:w="85" w:type="dxa"/>
+              <w:start w:w="100" w:type="dxa"/>
+              <w:bottom w:w="85" w:type="dxa"/>
+              <w:end w:w="100" w:type="dxa"/>
+            </w:tcMar>
           </w:tcPr>
           <w:p>
             <w:pPr>
-              <w:spacing w:after="20"/>
+              <w:spacing w:after="20" w:line="240" w:lineRule="auto"/>
             </w:pPr>
-            <w:r/>
             <w:r>
               <w:rPr>
                 <w:rFonts w:ascii="Aptos" w:hAnsi="Aptos"/>
-                <w:b w:val="0"/>
-                <w:sz w:val="16"/>
+                <w:color w:val="23272E"/>
+                <w:sz w:val="17"/>
               </w:rPr>
-              <w:t>4,594 source rows; 3,657 retained training rows and 915 held-out rows in latest recorded run</w:t>
+              <w:t>Waitress through start_flask_server.bat at http://127.0.0.1:5000.</w:t>
             </w:r>
           </w:p>
         </w:tc>
       </w:tr>
       <w:tr>
+        <w:trPr>
+          <w:cantSplit/>
+        </w:trPr>
         <w:tc>
           <w:tcPr>
-            <w:tcW w:type="dxa" w:w="2880"/>
+            <w:tcW w:type="dxa" w:w="2232"/>
             <w:vAlign w:val="center"/>
-            <w:shd w:fill="FFFFFF"/>
+            <w:tcMar>
+              <w:top w:w="85" w:type="dxa"/>
+              <w:start w:w="100" w:type="dxa"/>
+              <w:bottom w:w="85" w:type="dxa"/>
+              <w:end w:w="100" w:type="dxa"/>
+            </w:tcMar>
+            <w:shd w:fill="F2F6FA"/>
           </w:tcPr>
           <w:p>
             <w:pPr>
-              <w:spacing w:after="20"/>
+              <w:spacing w:after="20" w:line="240" w:lineRule="auto"/>
             </w:pPr>
-            <w:r/>
             <w:r>
               <w:rPr>
                 <w:rFonts w:ascii="Aptos" w:hAnsi="Aptos"/>
-                <w:b w:val="0"/>
-                <w:sz w:val="16"/>
+                <w:color w:val="23272E"/>
+                <w:sz w:val="17"/>
               </w:rPr>
-              <w:t>Latest held-out macro F1</w:t>
+              <w:t>Main interpretation limit</w:t>
             </w:r>
           </w:p>
         </w:tc>
         <w:tc>
           <w:tcPr>
-            <w:tcW w:type="dxa" w:w="7056"/>
+            <w:tcW w:type="dxa" w:w="7560"/>
             <w:vAlign w:val="center"/>
-            <w:shd w:fill="FFFFFF"/>
+            <w:tcMar>
+              <w:top w:w="85" w:type="dxa"/>
+              <w:start w:w="100" w:type="dxa"/>
+              <w:bottom w:w="85" w:type="dxa"/>
+              <w:end w:w="100" w:type="dxa"/>
+            </w:tcMar>
+            <w:shd w:fill="F2F6FA"/>
           </w:tcPr>
           <w:p>
             <w:pPr>
-              <w:spacing w:after="20"/>
+              <w:spacing w:after="20" w:line="240" w:lineRule="auto"/>
             </w:pPr>
-            <w:r/>
             <w:r>
               <w:rPr>
                 <w:rFonts w:ascii="Aptos" w:hAnsi="Aptos"/>
-                <w:b w:val="0"/>
-                <w:sz w:val="16"/>
+                <w:color w:val="23272E"/>
+                <w:sz w:val="17"/>
               </w:rPr>
-              <w:t>0.9628 (96.28%); not the requested 98% target</w:t>
-            </w:r>
-          </w:p>
-        </w:tc>
-      </w:tr>
-      <w:tr>
-        <w:tc>
-          <w:tcPr>
-            <w:tcW w:type="dxa" w:w="2880"/>
-            <w:vAlign w:val="center"/>
-            <w:shd w:fill="F2F5F9"/>
-          </w:tcPr>
-          <w:p>
-            <w:pPr>
-              <w:spacing w:after="20"/>
-            </w:pPr>
-            <w:r/>
-            <w:r>
-              <w:rPr>
-                <w:rFonts w:ascii="Aptos" w:hAnsi="Aptos"/>
-                <w:b w:val="0"/>
-                <w:sz w:val="16"/>
-              </w:rPr>
-              <w:t>As-of date</w:t>
-            </w:r>
-          </w:p>
-        </w:tc>
-        <w:tc>
-          <w:tcPr>
-            <w:tcW w:type="dxa" w:w="7056"/>
-            <w:vAlign w:val="center"/>
-            <w:shd w:fill="F2F5F9"/>
-          </w:tcPr>
-          <w:p>
-            <w:pPr>
-              <w:spacing w:after="20"/>
-            </w:pPr>
-            <w:r/>
-            <w:r>
-              <w:rPr>
-                <w:rFonts w:ascii="Aptos" w:hAnsi="Aptos"/>
-                <w:b w:val="0"/>
-                <w:sz w:val="16"/>
-              </w:rPr>
-              <w:t>6 October 2026</w:t>
+              <w:t>NLI/evidence scores are uncalibrated signals. Insufficient evidence does not mean false.</w:t>
             </w:r>
           </w:p>
         </w:tc>
@@ -407,175 +467,221 @@
     </w:tbl>
     <w:p>
       <w:pPr>
-        <w:spacing w:after="20"/>
+        <w:widowControl/>
       </w:pPr>
-    </w:p>
-    <w:p>
-      <w:r>
-        <w:rPr>
-          <w:b/>
-        </w:rPr>
-        <w:t>Audience:</w:t>
-      </w:r>
-      <w:r>
-        <w:t xml:space="preserve"> project maintainers, reviewers, students, and anyone preparing technical documentation or a presentation.</w:t>
-      </w:r>
-    </w:p>
-    <w:p>
-      <w:r>
-        <w:rPr>
-          <w:b/>
-        </w:rPr>
-        <w:t>Source of truth:</w:t>
-      </w:r>
-      <w:r>
-        <w:t xml:space="preserve"> current code and saved artifacts in this repository. Older README/audit statements may describe previous wiring; discrepancies are called out below.</w:t>
-      </w:r>
-    </w:p>
-    <w:p>
-      <w:r>
-        <w:br w:type="page"/>
-      </w:r>
     </w:p>
     <w:p>
       <w:pPr>
         <w:pStyle w:val="Heading1"/>
+        <w:widowControl/>
       </w:pPr>
       <w:r>
         <w:t>Contents</w:t>
       </w:r>
     </w:p>
     <w:p>
+      <w:pPr>
+        <w:widowControl/>
+      </w:pPr>
       <w:r>
-        <w:t>1. Executive overview</w:t>
-      </w:r>
-    </w:p>
-    <w:p>
-      <w:r>
-        <w:t>2. What the system does</w:t>
-      </w:r>
-    </w:p>
-    <w:p>
-      <w:r>
-        <w:t>3. Architecture and request flow</w:t>
-      </w:r>
-    </w:p>
-    <w:p>
-      <w:r>
-        <w:t>4. Repository map</w:t>
-      </w:r>
-    </w:p>
-    <w:p>
-      <w:r>
-        <w:t>5. Data and labels</w:t>
-      </w:r>
-    </w:p>
-    <w:p>
-      <w:r>
-        <w:t>6. Model training and measured performance</w:t>
-      </w:r>
-    </w:p>
-    <w:p>
-      <w:r>
-        <w:t>7. Evidence retrieval and verification</w:t>
-      </w:r>
-    </w:p>
-    <w:p>
-      <w:r>
-        <w:t>8. API and user interface</w:t>
-      </w:r>
-    </w:p>
-    <w:p>
-      <w:r>
-        <w:t>9. Setup and operation</w:t>
-      </w:r>
-    </w:p>
-    <w:p>
-      <w:r>
-        <w:t>10. Configuration and dependencies</w:t>
-      </w:r>
-    </w:p>
-    <w:p>
-      <w:r>
-        <w:t>11. Limitations and interpretation</w:t>
-      </w:r>
-    </w:p>
-    <w:p>
-      <w:r>
-        <w:t>12. Security, privacy, and deployment</w:t>
-      </w:r>
-    </w:p>
-    <w:p>
-      <w:r>
-        <w:t>13. Improvement roadmap</w:t>
-      </w:r>
-    </w:p>
-    <w:p>
-      <w:r>
-        <w:t>14. Presentation-ready summary</w:t>
-      </w:r>
-    </w:p>
-    <w:p>
-      <w:r>
-        <w:t>15. Source references and maintenance notes</w:t>
+        <w:t>1. Purpose and system boundaries   2. Browser workflow   3. Evidence pipeline and verdicts   4. API reference   5. Data and model assets   6. Setup and operation   7. Providers and configuration   8. Evaluation and testing   9. Security, privacy, and deployment   10. Limitations and maintenance</w:t>
       </w:r>
     </w:p>
     <w:p>
       <w:pPr>
         <w:pStyle w:val="Heading1"/>
+        <w:widowControl/>
       </w:pPr>
       <w:r>
-        <w:t>1. Executive overview</w:t>
+        <w:t>1. Purpose and system boundaries</w:t>
       </w:r>
     </w:p>
     <w:p>
+      <w:pPr>
+        <w:widowControl/>
+      </w:pPr>
       <w:r>
-        <w:t>The project is a local web application for examining news text and short claims. It combines a supervised fake/real text classifier with a distinct evidence search and claim-verification pipeline. These answer different questions: the classifier estimates whether longer article-style text resembles examples from its training corpus; the verifier retrieves sources and compares passages to a claim using heuristic stance signals.</w:t>
+        <w:t>The project is a local research prototype for checking factual claims against retrieved material. Its current browser experience focuses on evidence assessment. It returns SUPPORTS, REFUTES, or INSUFFICIENT based on retrieved passages, an NLI model, source weighting, and aggregation rules.</w:t>
       </w:r>
     </w:p>
     <w:p>
+      <w:pPr>
+        <w:widowControl/>
+      </w:pPr>
       <w:r>
-        <w:t>The current article model is a Linear Support Vector Classifier (LinearSVC) using word-level and character-level TF-IDF. In the latest saved evaluation, it achieved 96.28% macro F1 on a 915-row held-out split. The model reached 100% training accuracy, so overfitting remains a concern even though held-out results are strong. A 98% F1 target has not been reached and cannot be guaranteed by changing a setting or inflating the dataset with duplicates.</w:t>
+        <w:t>The project also contains an article-style REAL/FAKE classifier. That classifier is a distinct older path: /api/analyze runs it for longer text, and /api/check combines its output with a separate heuristic evidence pipeline. The browser in frontend/app.js does not call either route. Do not describe the browser result as the article classifier’s prediction or use its metrics as evidence strength.</w:t>
       </w:r>
     </w:p>
     <w:p>
+      <w:pPr>
+        <w:widowControl/>
+      </w:pPr>
       <w:r>
-        <w:t>Short claims are deliberately not sent through the article classifier. They use the evidence verification route instead. When reliable evidence is missing or the retrieval heuristic cannot establish a stance, the appropriate output is “existing topic / status not established” or “unverified,” not a forced real/fake label.</w:t>
+        <w:t>The output is an aid for investigation, not an authoritative fact-check. Users should review the cited passage, source, dates, and context. The service can miss relevant evidence or return insufficient evidence even when a claim is true.</w:t>
+      </w:r>
+    </w:p>
+    <w:p>
+      <w:pPr>
+        <w:pStyle w:val="Heading1"/>
+        <w:widowControl/>
+      </w:pPr>
+      <w:r>
+        <w:t>2. Browser workflow</w:t>
+      </w:r>
+    </w:p>
+    <w:p>
+      <w:pPr>
+        <w:widowControl/>
+      </w:pPr>
+      <w:r>
+        <w:t>Flask serves frontend/index.html at /. The page lets a user submit pasted article text or a claim, or submit an HTTP(S) article URL. It shows a loading state, a three-state verdict, evidence strength, evidence passages and titles, provider statuses, support/refute aggregation signals, and extracted claim entities. Although source URLs are returned by the API and a URL-safety helper exists in the UI code, the current result renderer does not connect that helper or display clickable source links. Returned passage text is inserted as DOM text rather than HTML.</w:t>
       </w:r>
     </w:p>
     <w:p>
       <w:pPr>
         <w:pStyle w:val="Heading2"/>
+        <w:widowControl/>
       </w:pPr>
       <w:r>
-        <w:t>Key distinction</w:t>
+        <w:t>Text input</w:t>
+      </w:r>
+    </w:p>
+    <w:p>
+      <w:pPr>
+        <w:widowControl/>
+      </w:pPr>
+      <w:r>
+        <w:t>The browser posts the full text as the claim to /api/v1/verify with max_evidence=10 and recent_window_hours=4. The UI textarea permits up to 20,000 characters, while VerifyRequest currently limits claim text to 1,000 characters. Text between 1,001 and 20,000 characters can therefore pass the browser control and be rejected by the API. Long-article multi-claim analysis is not implemented in this browser flow; the dedicated /api/v1/verify/article route is separate.</w:t>
+      </w:r>
+    </w:p>
+    <w:p>
+      <w:pPr>
+        <w:pStyle w:val="Heading2"/>
+        <w:widowControl/>
+      </w:pPr>
+      <w:r>
+        <w:t>URL input</w:t>
+      </w:r>
+    </w:p>
+    <w:p>
+      <w:pPr>
+        <w:widowControl/>
+      </w:pPr>
+      <w:r>
+        <w:t>For a URL, the browser calls /api/v1/verify/url. The backend checks for HTTP or HTTPS, rejects localhost/private addresses, disables redirects, limits the response body to 2 MB, extracts readable HTML text, and verifies only the first 1,000 characters. This is single-claim evidence checking, not full-article classification.</w:t>
+      </w:r>
+    </w:p>
+    <w:p>
+      <w:pPr>
+        <w:pStyle w:val="Heading2"/>
+        <w:widowControl/>
+      </w:pPr>
+      <w:r>
+        <w:t>Returned result</w:t>
+      </w:r>
+    </w:p>
+    <w:p>
+      <w:pPr>
+        <w:widowControl/>
+      </w:pPr>
+      <w:r>
+        <w:t>The evidence-strength ring reflects max(support_score, refute_score) from aggregation. It is not calibrated confidence or a probability of truth. Evidence items show NLI stance, passage, and title. The page displays provider status and reports that NLI scores are uncalibrated. The page currently tells users to review linked sources, but the renderer does not provide clickable evidence-source links.</w:t>
+      </w:r>
+    </w:p>
+    <w:p>
+      <w:pPr>
+        <w:pStyle w:val="Heading1"/>
+        <w:widowControl/>
+      </w:pPr>
+      <w:r>
+        <w:t>3. Evidence pipeline and verdicts</w:t>
+      </w:r>
+    </w:p>
+    <w:p>
+      <w:pPr>
+        <w:pStyle w:val="ListNumber"/>
+        <w:widowControl/>
+      </w:pPr>
+      <w:r>
+        <w:t>Normalize the submitted claim and construct deterministic claim-focused query variants using the claim’s terms, entities, and quantities.</w:t>
+      </w:r>
+    </w:p>
+    <w:p>
+      <w:pPr>
+        <w:pStyle w:val="ListNumber"/>
+        <w:widowControl/>
+      </w:pPr>
+      <w:r>
+        <w:t>Query enabled adapters. Retrieval records success, skip, or error status by provider. Provider failures are not counted as refuting evidence.</w:t>
+      </w:r>
+    </w:p>
+    <w:p>
+      <w:pPr>
+        <w:pStyle w:val="ListNumber"/>
+        <w:widowControl/>
+      </w:pPr>
+      <w:r>
+        <w:t>Deduplicate returned items by URL. The service filters timestamped items to the requested recency window; undated reference sources remain eligible.</w:t>
+      </w:r>
+    </w:p>
+    <w:p>
+      <w:pPr>
+        <w:pStyle w:val="ListNumber"/>
+        <w:widowControl/>
+      </w:pPr>
+      <w:r>
+        <w:t>Score source credibility, then assess each passage against the claim with MoritzLaurer/DeBERTa-v3-base-mnli-fever-anli. The largest entailment, neutral, or contradiction score determines stance. Exact project-dataset labels are preserved when present.</w:t>
+      </w:r>
+    </w:p>
+    <w:p>
+      <w:pPr>
+        <w:pStyle w:val="ListNumber"/>
+        <w:widowControl/>
+      </w:pPr>
+      <w:r>
+        <w:t>Aggregate at most one item per source domain using weighted noisy-OR support and refute scores. The decision layer applies fixed thresholds.</w:t>
       </w:r>
     </w:p>
     <w:tbl>
       <w:tblPr>
-        <w:tblStyle w:val="TableGrid"/>
         <w:tblW w:type="auto" w:w="0"/>
         <w:jc w:val="center"/>
+        <w:tblLayout w:type="fixed"/>
         <w:tblLook w:firstColumn="1" w:firstRow="1" w:lastColumn="0" w:lastRow="0" w:noHBand="0" w:noVBand="1" w:val="04A0"/>
+        <w:tblBorders>
+          <w:top w:val="single" w:sz="4" w:space="0" w:color="D9E0E8"/>
+          <w:left w:val="single" w:sz="4" w:space="0" w:color="D9E0E8"/>
+          <w:bottom w:val="single" w:sz="4" w:space="0" w:color="D9E0E8"/>
+          <w:right w:val="single" w:sz="4" w:space="0" w:color="D9E0E8"/>
+          <w:insideH w:val="single" w:sz="4" w:space="0" w:color="D9E0E8"/>
+          <w:insideV w:val="single" w:sz="4" w:space="0" w:color="D9E0E8"/>
+        </w:tblBorders>
       </w:tblPr>
       <w:tblGrid>
-        <w:gridCol w:w="2498"/>
-        <w:gridCol w:w="2498"/>
-        <w:gridCol w:w="2498"/>
-        <w:gridCol w:w="2498"/>
+        <w:gridCol w:w="4997"/>
+        <w:gridCol w:w="4997"/>
       </w:tblGrid>
       <w:tr>
+        <w:trPr>
+          <w:tblHeader w:val="true"/>
+          <w:cantSplit/>
+        </w:trPr>
         <w:tc>
           <w:tcPr>
-            <w:tcW w:type="dxa" w:w="1800"/>
+            <w:tcW w:type="dxa" w:w="5544"/>
+            <w:shd w:fill="23436B"/>
             <w:vAlign w:val="center"/>
-            <w:shd w:fill="16324F"/>
+            <w:tcMar>
+              <w:top w:w="85" w:type="dxa"/>
+              <w:start w:w="100" w:type="dxa"/>
+              <w:bottom w:w="85" w:type="dxa"/>
+              <w:end w:w="100" w:type="dxa"/>
+            </w:tcMar>
           </w:tcPr>
           <w:p>
             <w:pPr>
-              <w:spacing w:after="20"/>
+              <w:spacing w:after="20" w:line="240" w:lineRule="auto"/>
             </w:pPr>
-            <w:r/>
             <w:r>
               <w:rPr>
                 <w:rFonts w:ascii="Aptos" w:hAnsi="Aptos"/>
@@ -583,21 +689,26 @@
                 <w:color w:val="FFFFFF"/>
                 <w:sz w:val="17"/>
               </w:rPr>
-              <w:t>Path</w:t>
+              <w:t>Decision condition</w:t>
             </w:r>
           </w:p>
         </w:tc>
         <w:tc>
           <w:tcPr>
-            <w:tcW w:type="dxa" w:w="2088"/>
+            <w:tcW w:type="dxa" w:w="4248"/>
+            <w:shd w:fill="23436B"/>
             <w:vAlign w:val="center"/>
-            <w:shd w:fill="16324F"/>
+            <w:tcMar>
+              <w:top w:w="85" w:type="dxa"/>
+              <w:start w:w="100" w:type="dxa"/>
+              <w:bottom w:w="85" w:type="dxa"/>
+              <w:end w:w="100" w:type="dxa"/>
+            </w:tcMar>
           </w:tcPr>
           <w:p>
             <w:pPr>
-              <w:spacing w:after="20"/>
+              <w:spacing w:after="20" w:line="240" w:lineRule="auto"/>
             </w:pPr>
-            <w:r/>
             <w:r>
               <w:rPr>
                 <w:rFonts w:ascii="Aptos" w:hAnsi="Aptos"/>
@@ -605,21 +716,298 @@
                 <w:color w:val="FFFFFF"/>
                 <w:sz w:val="17"/>
               </w:rPr>
-              <w:t>Input focus</w:t>
+              <w:t>Verdict</w:t>
+            </w:r>
+          </w:p>
+        </w:tc>
+      </w:tr>
+      <w:tr>
+        <w:trPr>
+          <w:cantSplit/>
+        </w:trPr>
+        <w:tc>
+          <w:tcPr>
+            <w:tcW w:type="dxa" w:w="5544"/>
+            <w:vAlign w:val="center"/>
+            <w:tcMar>
+              <w:top w:w="85" w:type="dxa"/>
+              <w:start w:w="100" w:type="dxa"/>
+              <w:bottom w:w="85" w:type="dxa"/>
+              <w:end w:w="100" w:type="dxa"/>
+            </w:tcMar>
+          </w:tcPr>
+          <w:p>
+            <w:pPr>
+              <w:spacing w:after="20" w:line="240" w:lineRule="auto"/>
+            </w:pPr>
+            <w:r>
+              <w:rPr>
+                <w:rFonts w:ascii="Aptos" w:hAnsi="Aptos"/>
+                <w:color w:val="23272E"/>
+                <w:sz w:val="17"/>
+              </w:rPr>
+              <w:t>Neither support nor refute reaches 0.65.</w:t>
             </w:r>
           </w:p>
         </w:tc>
         <w:tc>
           <w:tcPr>
-            <w:tcW w:type="dxa" w:w="2880"/>
+            <w:tcW w:type="dxa" w:w="4248"/>
             <w:vAlign w:val="center"/>
-            <w:shd w:fill="16324F"/>
+            <w:tcMar>
+              <w:top w:w="85" w:type="dxa"/>
+              <w:start w:w="100" w:type="dxa"/>
+              <w:bottom w:w="85" w:type="dxa"/>
+              <w:end w:w="100" w:type="dxa"/>
+            </w:tcMar>
           </w:tcPr>
           <w:p>
             <w:pPr>
-              <w:spacing w:after="20"/>
+              <w:spacing w:after="20" w:line="240" w:lineRule="auto"/>
             </w:pPr>
-            <w:r/>
+            <w:r>
+              <w:rPr>
+                <w:rFonts w:ascii="Aptos" w:hAnsi="Aptos"/>
+                <w:color w:val="23272E"/>
+                <w:sz w:val="17"/>
+              </w:rPr>
+              <w:t>INSUFFICIENT</w:t>
+            </w:r>
+          </w:p>
+        </w:tc>
+      </w:tr>
+      <w:tr>
+        <w:trPr>
+          <w:cantSplit/>
+        </w:trPr>
+        <w:tc>
+          <w:tcPr>
+            <w:tcW w:type="dxa" w:w="5544"/>
+            <w:vAlign w:val="center"/>
+            <w:tcMar>
+              <w:top w:w="85" w:type="dxa"/>
+              <w:start w:w="100" w:type="dxa"/>
+              <w:bottom w:w="85" w:type="dxa"/>
+              <w:end w:w="100" w:type="dxa"/>
+            </w:tcMar>
+            <w:shd w:fill="F2F6FA"/>
+          </w:tcPr>
+          <w:p>
+            <w:pPr>
+              <w:spacing w:after="20" w:line="240" w:lineRule="auto"/>
+            </w:pPr>
+            <w:r>
+              <w:rPr>
+                <w:rFonts w:ascii="Aptos" w:hAnsi="Aptos"/>
+                <w:color w:val="23272E"/>
+                <w:sz w:val="17"/>
+              </w:rPr>
+              <w:t>Support is at least 0.65 and refute is below 0.30.</w:t>
+            </w:r>
+          </w:p>
+        </w:tc>
+        <w:tc>
+          <w:tcPr>
+            <w:tcW w:type="dxa" w:w="4248"/>
+            <w:vAlign w:val="center"/>
+            <w:tcMar>
+              <w:top w:w="85" w:type="dxa"/>
+              <w:start w:w="100" w:type="dxa"/>
+              <w:bottom w:w="85" w:type="dxa"/>
+              <w:end w:w="100" w:type="dxa"/>
+            </w:tcMar>
+            <w:shd w:fill="F2F6FA"/>
+          </w:tcPr>
+          <w:p>
+            <w:pPr>
+              <w:spacing w:after="20" w:line="240" w:lineRule="auto"/>
+            </w:pPr>
+            <w:r>
+              <w:rPr>
+                <w:rFonts w:ascii="Aptos" w:hAnsi="Aptos"/>
+                <w:color w:val="23272E"/>
+                <w:sz w:val="17"/>
+              </w:rPr>
+              <w:t>SUPPORTS</w:t>
+            </w:r>
+          </w:p>
+        </w:tc>
+      </w:tr>
+      <w:tr>
+        <w:trPr>
+          <w:cantSplit/>
+        </w:trPr>
+        <w:tc>
+          <w:tcPr>
+            <w:tcW w:type="dxa" w:w="5544"/>
+            <w:vAlign w:val="center"/>
+            <w:tcMar>
+              <w:top w:w="85" w:type="dxa"/>
+              <w:start w:w="100" w:type="dxa"/>
+              <w:bottom w:w="85" w:type="dxa"/>
+              <w:end w:w="100" w:type="dxa"/>
+            </w:tcMar>
+          </w:tcPr>
+          <w:p>
+            <w:pPr>
+              <w:spacing w:after="20" w:line="240" w:lineRule="auto"/>
+            </w:pPr>
+            <w:r>
+              <w:rPr>
+                <w:rFonts w:ascii="Aptos" w:hAnsi="Aptos"/>
+                <w:color w:val="23272E"/>
+                <w:sz w:val="17"/>
+              </w:rPr>
+              <w:t>Refute is at least 0.65 and support is below 0.30.</w:t>
+            </w:r>
+          </w:p>
+        </w:tc>
+        <w:tc>
+          <w:tcPr>
+            <w:tcW w:type="dxa" w:w="4248"/>
+            <w:vAlign w:val="center"/>
+            <w:tcMar>
+              <w:top w:w="85" w:type="dxa"/>
+              <w:start w:w="100" w:type="dxa"/>
+              <w:bottom w:w="85" w:type="dxa"/>
+              <w:end w:w="100" w:type="dxa"/>
+            </w:tcMar>
+          </w:tcPr>
+          <w:p>
+            <w:pPr>
+              <w:spacing w:after="20" w:line="240" w:lineRule="auto"/>
+            </w:pPr>
+            <w:r>
+              <w:rPr>
+                <w:rFonts w:ascii="Aptos" w:hAnsi="Aptos"/>
+                <w:color w:val="23272E"/>
+                <w:sz w:val="17"/>
+              </w:rPr>
+              <w:t>REFUTES</w:t>
+            </w:r>
+          </w:p>
+        </w:tc>
+      </w:tr>
+      <w:tr>
+        <w:trPr>
+          <w:cantSplit/>
+        </w:trPr>
+        <w:tc>
+          <w:tcPr>
+            <w:tcW w:type="dxa" w:w="5544"/>
+            <w:vAlign w:val="center"/>
+            <w:tcMar>
+              <w:top w:w="85" w:type="dxa"/>
+              <w:start w:w="100" w:type="dxa"/>
+              <w:bottom w:w="85" w:type="dxa"/>
+              <w:end w:w="100" w:type="dxa"/>
+            </w:tcMar>
+            <w:shd w:fill="F2F6FA"/>
+          </w:tcPr>
+          <w:p>
+            <w:pPr>
+              <w:spacing w:after="20" w:line="240" w:lineRule="auto"/>
+            </w:pPr>
+            <w:r>
+              <w:rPr>
+                <w:rFonts w:ascii="Aptos" w:hAnsi="Aptos"/>
+                <w:color w:val="23272E"/>
+                <w:sz w:val="17"/>
+              </w:rPr>
+              <w:t>Both sides are elevated or the score margin is under 0.10.</w:t>
+            </w:r>
+          </w:p>
+        </w:tc>
+        <w:tc>
+          <w:tcPr>
+            <w:tcW w:type="dxa" w:w="4248"/>
+            <w:vAlign w:val="center"/>
+            <w:tcMar>
+              <w:top w:w="85" w:type="dxa"/>
+              <w:start w:w="100" w:type="dxa"/>
+              <w:bottom w:w="85" w:type="dxa"/>
+              <w:end w:w="100" w:type="dxa"/>
+            </w:tcMar>
+            <w:shd w:fill="F2F6FA"/>
+          </w:tcPr>
+          <w:p>
+            <w:pPr>
+              <w:spacing w:after="20" w:line="240" w:lineRule="auto"/>
+            </w:pPr>
+            <w:r>
+              <w:rPr>
+                <w:rFonts w:ascii="Aptos" w:hAnsi="Aptos"/>
+                <w:color w:val="23272E"/>
+                <w:sz w:val="17"/>
+              </w:rPr>
+              <w:t>INSUFFICIENT or the stronger side, per the decision function.</w:t>
+            </w:r>
+          </w:p>
+        </w:tc>
+      </w:tr>
+    </w:tbl>
+    <w:p>
+      <w:pPr>
+        <w:widowControl/>
+      </w:pPr>
+    </w:p>
+    <w:p>
+      <w:pPr>
+        <w:widowControl/>
+      </w:pPr>
+      <w:r>
+        <w:t>The API labels calibration as uncalibrated. NLI class scores, evidence strength, and the aggregated support/refute values are model or heuristic signals. Source authority and retrieval relevance do not establish truth by themselves.</w:t>
+      </w:r>
+    </w:p>
+    <w:p>
+      <w:pPr>
+        <w:pStyle w:val="Heading1"/>
+        <w:widowControl/>
+      </w:pPr>
+      <w:r>
+        <w:t>4. API reference</w:t>
+      </w:r>
+    </w:p>
+    <w:tbl>
+      <w:tblPr>
+        <w:tblW w:type="auto" w:w="0"/>
+        <w:jc w:val="center"/>
+        <w:tblLayout w:type="fixed"/>
+        <w:tblLook w:firstColumn="1" w:firstRow="1" w:lastColumn="0" w:lastRow="0" w:noHBand="0" w:noVBand="1" w:val="04A0"/>
+        <w:tblBorders>
+          <w:top w:val="single" w:sz="4" w:space="0" w:color="D9E0E8"/>
+          <w:left w:val="single" w:sz="4" w:space="0" w:color="D9E0E8"/>
+          <w:bottom w:val="single" w:sz="4" w:space="0" w:color="D9E0E8"/>
+          <w:right w:val="single" w:sz="4" w:space="0" w:color="D9E0E8"/>
+          <w:insideH w:val="single" w:sz="4" w:space="0" w:color="D9E0E8"/>
+          <w:insideV w:val="single" w:sz="4" w:space="0" w:color="D9E0E8"/>
+        </w:tblBorders>
+      </w:tblPr>
+      <w:tblGrid>
+        <w:gridCol w:w="4997"/>
+        <w:gridCol w:w="4997"/>
+      </w:tblGrid>
+      <w:tr>
+        <w:trPr>
+          <w:tblHeader w:val="true"/>
+          <w:cantSplit/>
+        </w:trPr>
+        <w:tc>
+          <w:tcPr>
+            <w:tcW w:type="dxa" w:w="3240"/>
+            <w:shd w:fill="23436B"/>
+            <w:vAlign w:val="center"/>
+            <w:tcMar>
+              <w:top w:w="85" w:type="dxa"/>
+              <w:start w:w="100" w:type="dxa"/>
+              <w:bottom w:w="85" w:type="dxa"/>
+              <w:end w:w="100" w:type="dxa"/>
+            </w:tcMar>
+          </w:tcPr>
+          <w:p>
+            <w:pPr>
+              <w:spacing w:after="20" w:line="240" w:lineRule="auto"/>
+            </w:pPr>
             <w:r>
               <w:rPr>
                 <w:rFonts w:ascii="Aptos" w:hAnsi="Aptos"/>
@@ -627,21 +1015,26 @@
                 <w:color w:val="FFFFFF"/>
                 <w:sz w:val="17"/>
               </w:rPr>
-              <w:t>What it returns</w:t>
+              <w:t>Route</w:t>
             </w:r>
           </w:p>
         </w:tc>
         <w:tc>
           <w:tcPr>
-            <w:tcW w:type="dxa" w:w="3168"/>
+            <w:tcW w:type="dxa" w:w="6552"/>
+            <w:shd w:fill="23436B"/>
             <w:vAlign w:val="center"/>
-            <w:shd w:fill="16324F"/>
+            <w:tcMar>
+              <w:top w:w="85" w:type="dxa"/>
+              <w:start w:w="100" w:type="dxa"/>
+              <w:bottom w:w="85" w:type="dxa"/>
+              <w:end w:w="100" w:type="dxa"/>
+            </w:tcMar>
           </w:tcPr>
           <w:p>
             <w:pPr>
-              <w:spacing w:after="20"/>
+              <w:spacing w:after="20" w:line="240" w:lineRule="auto"/>
             </w:pPr>
-            <w:r/>
             <w:r>
               <w:rPr>
                 <w:rFonts w:ascii="Aptos" w:hAnsi="Aptos"/>
@@ -649,179 +1042,455 @@
                 <w:color w:val="FFFFFF"/>
                 <w:sz w:val="17"/>
               </w:rPr>
-              <w:t>What it does not prove</w:t>
+              <w:t>Purpose and constraints</w:t>
             </w:r>
           </w:p>
         </w:tc>
       </w:tr>
       <w:tr>
+        <w:trPr>
+          <w:cantSplit/>
+        </w:trPr>
         <w:tc>
           <w:tcPr>
-            <w:tcW w:type="dxa" w:w="1800"/>
+            <w:tcW w:type="dxa" w:w="3240"/>
             <w:vAlign w:val="center"/>
-            <w:shd w:fill="F2F5F9"/>
+            <w:tcMar>
+              <w:top w:w="85" w:type="dxa"/>
+              <w:start w:w="100" w:type="dxa"/>
+              <w:bottom w:w="85" w:type="dxa"/>
+              <w:end w:w="100" w:type="dxa"/>
+            </w:tcMar>
           </w:tcPr>
           <w:p>
             <w:pPr>
-              <w:spacing w:after="20"/>
+              <w:spacing w:after="20" w:line="240" w:lineRule="auto"/>
             </w:pPr>
-            <w:r/>
             <w:r>
               <w:rPr>
                 <w:rFonts w:ascii="Aptos" w:hAnsi="Aptos"/>
-                <w:b w:val="0"/>
-                <w:sz w:val="16"/>
+                <w:color w:val="23272E"/>
+                <w:sz w:val="17"/>
               </w:rPr>
-              <w:t>Article classification</w:t>
+              <w:t>POST /api/v1/verify</w:t>
             </w:r>
           </w:p>
         </w:tc>
         <w:tc>
           <w:tcPr>
-            <w:tcW w:type="dxa" w:w="2088"/>
+            <w:tcW w:type="dxa" w:w="6552"/>
             <w:vAlign w:val="center"/>
-            <w:shd w:fill="F2F5F9"/>
+            <w:tcMar>
+              <w:top w:w="85" w:type="dxa"/>
+              <w:start w:w="100" w:type="dxa"/>
+              <w:bottom w:w="85" w:type="dxa"/>
+              <w:end w:w="100" w:type="dxa"/>
+            </w:tcMar>
           </w:tcPr>
           <w:p>
             <w:pPr>
-              <w:spacing w:after="20"/>
+              <w:spacing w:after="20" w:line="240" w:lineRule="auto"/>
             </w:pPr>
-            <w:r/>
             <w:r>
               <w:rPr>
                 <w:rFonts w:ascii="Aptos" w:hAnsi="Aptos"/>
-                <w:b w:val="0"/>
-                <w:sz w:val="16"/>
+                <w:color w:val="23272E"/>
+                <w:sz w:val="17"/>
               </w:rPr>
-              <w:t>Longer article text</w:t>
+              <w:t>Single claim, 5–1,000 characters. Optional max_evidence 1–20, recent_window_hours 1–168, include_baseline. JSON required.</w:t>
+            </w:r>
+          </w:p>
+        </w:tc>
+      </w:tr>
+      <w:tr>
+        <w:trPr>
+          <w:cantSplit/>
+        </w:trPr>
+        <w:tc>
+          <w:tcPr>
+            <w:tcW w:type="dxa" w:w="3240"/>
+            <w:vAlign w:val="center"/>
+            <w:tcMar>
+              <w:top w:w="85" w:type="dxa"/>
+              <w:start w:w="100" w:type="dxa"/>
+              <w:bottom w:w="85" w:type="dxa"/>
+              <w:end w:w="100" w:type="dxa"/>
+            </w:tcMar>
+            <w:shd w:fill="F2F6FA"/>
+          </w:tcPr>
+          <w:p>
+            <w:pPr>
+              <w:spacing w:after="20" w:line="240" w:lineRule="auto"/>
+            </w:pPr>
+            <w:r>
+              <w:rPr>
+                <w:rFonts w:ascii="Aptos" w:hAnsi="Aptos"/>
+                <w:color w:val="23272E"/>
+                <w:sz w:val="17"/>
+              </w:rPr>
+              <w:t>POST /api/v1/verify/batch</w:t>
             </w:r>
           </w:p>
         </w:tc>
         <w:tc>
           <w:tcPr>
-            <w:tcW w:type="dxa" w:w="2880"/>
+            <w:tcW w:type="dxa" w:w="6552"/>
             <w:vAlign w:val="center"/>
-            <w:shd w:fill="F2F5F9"/>
+            <w:tcMar>
+              <w:top w:w="85" w:type="dxa"/>
+              <w:start w:w="100" w:type="dxa"/>
+              <w:bottom w:w="85" w:type="dxa"/>
+              <w:end w:w="100" w:type="dxa"/>
+            </w:tcMar>
+            <w:shd w:fill="F2F6FA"/>
           </w:tcPr>
           <w:p>
             <w:pPr>
-              <w:spacing w:after="20"/>
+              <w:spacing w:after="20" w:line="240" w:lineRule="auto"/>
             </w:pPr>
-            <w:r/>
             <w:r>
               <w:rPr>
                 <w:rFonts w:ascii="Aptos" w:hAnsi="Aptos"/>
-                <w:b w:val="0"/>
-                <w:sz w:val="16"/>
+                <w:color w:val="23272E"/>
+                <w:sz w:val="17"/>
               </w:rPr>
-              <w:t>REAL/FAKE estimate and class scores</w:t>
+              <w:t>One to ten single-claim verify requests.</w:t>
+            </w:r>
+          </w:p>
+        </w:tc>
+      </w:tr>
+      <w:tr>
+        <w:trPr>
+          <w:cantSplit/>
+        </w:trPr>
+        <w:tc>
+          <w:tcPr>
+            <w:tcW w:type="dxa" w:w="3240"/>
+            <w:vAlign w:val="center"/>
+            <w:tcMar>
+              <w:top w:w="85" w:type="dxa"/>
+              <w:start w:w="100" w:type="dxa"/>
+              <w:bottom w:w="85" w:type="dxa"/>
+              <w:end w:w="100" w:type="dxa"/>
+            </w:tcMar>
+          </w:tcPr>
+          <w:p>
+            <w:pPr>
+              <w:spacing w:after="20" w:line="240" w:lineRule="auto"/>
+            </w:pPr>
+            <w:r>
+              <w:rPr>
+                <w:rFonts w:ascii="Aptos" w:hAnsi="Aptos"/>
+                <w:color w:val="23272E"/>
+                <w:sz w:val="17"/>
+              </w:rPr>
+              <w:t>POST /api/v1/verify/article</w:t>
             </w:r>
           </w:p>
         </w:tc>
         <w:tc>
           <w:tcPr>
-            <w:tcW w:type="dxa" w:w="3168"/>
+            <w:tcW w:type="dxa" w:w="6552"/>
             <w:vAlign w:val="center"/>
-            <w:shd w:fill="F2F5F9"/>
+            <w:tcMar>
+              <w:top w:w="85" w:type="dxa"/>
+              <w:start w:w="100" w:type="dxa"/>
+              <w:bottom w:w="85" w:type="dxa"/>
+              <w:end w:w="100" w:type="dxa"/>
+            </w:tcMar>
           </w:tcPr>
           <w:p>
             <w:pPr>
-              <w:spacing w:after="20"/>
+              <w:spacing w:after="20" w:line="240" w:lineRule="auto"/>
             </w:pPr>
-            <w:r/>
             <w:r>
               <w:rPr>
                 <w:rFonts w:ascii="Aptos" w:hAnsi="Aptos"/>
-                <w:b w:val="0"/>
-                <w:sz w:val="16"/>
+                <w:color w:val="23272E"/>
+                <w:sz w:val="17"/>
               </w:rPr>
-              <w:t>Whether every statement in the article is factually correct</w:t>
+              <w:t>Text up to 20,000 characters; splits on periods and checks at most 20 sentences of at least five characters.</w:t>
             </w:r>
           </w:p>
         </w:tc>
       </w:tr>
       <w:tr>
+        <w:trPr>
+          <w:cantSplit/>
+        </w:trPr>
         <w:tc>
           <w:tcPr>
-            <w:tcW w:type="dxa" w:w="1800"/>
+            <w:tcW w:type="dxa" w:w="3240"/>
             <w:vAlign w:val="center"/>
-            <w:shd w:fill="FFFFFF"/>
+            <w:tcMar>
+              <w:top w:w="85" w:type="dxa"/>
+              <w:start w:w="100" w:type="dxa"/>
+              <w:bottom w:w="85" w:type="dxa"/>
+              <w:end w:w="100" w:type="dxa"/>
+            </w:tcMar>
+            <w:shd w:fill="F2F6FA"/>
           </w:tcPr>
           <w:p>
             <w:pPr>
-              <w:spacing w:after="20"/>
+              <w:spacing w:after="20" w:line="240" w:lineRule="auto"/>
             </w:pPr>
-            <w:r/>
             <w:r>
               <w:rPr>
                 <w:rFonts w:ascii="Aptos" w:hAnsi="Aptos"/>
-                <w:b w:val="0"/>
-                <w:sz w:val="16"/>
+                <w:color w:val="23272E"/>
+                <w:sz w:val="17"/>
               </w:rPr>
-              <w:t>Claim verification</w:t>
+              <w:t>POST /api/v1/verify/url</w:t>
             </w:r>
           </w:p>
         </w:tc>
         <w:tc>
           <w:tcPr>
-            <w:tcW w:type="dxa" w:w="2088"/>
+            <w:tcW w:type="dxa" w:w="6552"/>
             <w:vAlign w:val="center"/>
-            <w:shd w:fill="FFFFFF"/>
+            <w:tcMar>
+              <w:top w:w="85" w:type="dxa"/>
+              <w:start w:w="100" w:type="dxa"/>
+              <w:bottom w:w="85" w:type="dxa"/>
+              <w:end w:w="100" w:type="dxa"/>
+            </w:tcMar>
+            <w:shd w:fill="F2F6FA"/>
           </w:tcPr>
           <w:p>
             <w:pPr>
-              <w:spacing w:after="20"/>
+              <w:spacing w:after="20" w:line="240" w:lineRule="auto"/>
             </w:pPr>
-            <w:r/>
             <w:r>
               <w:rPr>
                 <w:rFonts w:ascii="Aptos" w:hAnsi="Aptos"/>
-                <w:b w:val="0"/>
-                <w:sz w:val="16"/>
+                <w:color w:val="23272E"/>
+                <w:sz w:val="17"/>
               </w:rPr>
-              <w:t>A specific short factual claim</w:t>
+              <w:t>Fetches a public HTTP(S) page and checks up to the first 1,000 extracted characters.</w:t>
+            </w:r>
+          </w:p>
+        </w:tc>
+      </w:tr>
+      <w:tr>
+        <w:trPr>
+          <w:cantSplit/>
+        </w:trPr>
+        <w:tc>
+          <w:tcPr>
+            <w:tcW w:type="dxa" w:w="3240"/>
+            <w:vAlign w:val="center"/>
+            <w:tcMar>
+              <w:top w:w="85" w:type="dxa"/>
+              <w:start w:w="100" w:type="dxa"/>
+              <w:bottom w:w="85" w:type="dxa"/>
+              <w:end w:w="100" w:type="dxa"/>
+            </w:tcMar>
+          </w:tcPr>
+          <w:p>
+            <w:pPr>
+              <w:spacing w:after="20" w:line="240" w:lineRule="auto"/>
+            </w:pPr>
+            <w:r>
+              <w:rPr>
+                <w:rFonts w:ascii="Aptos" w:hAnsi="Aptos"/>
+                <w:color w:val="23272E"/>
+                <w:sz w:val="17"/>
+              </w:rPr>
+              <w:t>GET /api/v1/health/live</w:t>
             </w:r>
           </w:p>
         </w:tc>
         <w:tc>
           <w:tcPr>
-            <w:tcW w:type="dxa" w:w="2880"/>
+            <w:tcW w:type="dxa" w:w="6552"/>
             <w:vAlign w:val="center"/>
-            <w:shd w:fill="FFFFFF"/>
+            <w:tcMar>
+              <w:top w:w="85" w:type="dxa"/>
+              <w:start w:w="100" w:type="dxa"/>
+              <w:bottom w:w="85" w:type="dxa"/>
+              <w:end w:w="100" w:type="dxa"/>
+            </w:tcMar>
           </w:tcPr>
           <w:p>
             <w:pPr>
-              <w:spacing w:after="20"/>
+              <w:spacing w:after="20" w:line="240" w:lineRule="auto"/>
             </w:pPr>
-            <w:r/>
             <w:r>
               <w:rPr>
                 <w:rFonts w:ascii="Aptos" w:hAnsi="Aptos"/>
-                <w:b w:val="0"/>
-                <w:sz w:val="16"/>
+                <w:color w:val="23272E"/>
+                <w:sz w:val="17"/>
               </w:rPr>
-              <w:t>Retrieved evidence, source statuses, heuristic stance, verdict</w:t>
+              <w:t>Lightweight process liveness.</w:t>
+            </w:r>
+          </w:p>
+        </w:tc>
+      </w:tr>
+      <w:tr>
+        <w:trPr>
+          <w:cantSplit/>
+        </w:trPr>
+        <w:tc>
+          <w:tcPr>
+            <w:tcW w:type="dxa" w:w="3240"/>
+            <w:vAlign w:val="center"/>
+            <w:tcMar>
+              <w:top w:w="85" w:type="dxa"/>
+              <w:start w:w="100" w:type="dxa"/>
+              <w:bottom w:w="85" w:type="dxa"/>
+              <w:end w:w="100" w:type="dxa"/>
+            </w:tcMar>
+            <w:shd w:fill="F2F6FA"/>
+          </w:tcPr>
+          <w:p>
+            <w:pPr>
+              <w:spacing w:after="20" w:line="240" w:lineRule="auto"/>
+            </w:pPr>
+            <w:r>
+              <w:rPr>
+                <w:rFonts w:ascii="Aptos" w:hAnsi="Aptos"/>
+                <w:color w:val="23272E"/>
+                <w:sz w:val="17"/>
+              </w:rPr>
+              <w:t>GET /api/v1/health/ready</w:t>
             </w:r>
           </w:p>
         </w:tc>
         <w:tc>
           <w:tcPr>
-            <w:tcW w:type="dxa" w:w="3168"/>
+            <w:tcW w:type="dxa" w:w="6552"/>
             <w:vAlign w:val="center"/>
-            <w:shd w:fill="FFFFFF"/>
+            <w:tcMar>
+              <w:top w:w="85" w:type="dxa"/>
+              <w:start w:w="100" w:type="dxa"/>
+              <w:bottom w:w="85" w:type="dxa"/>
+              <w:end w:w="100" w:type="dxa"/>
+            </w:tcMar>
+            <w:shd w:fill="F2F6FA"/>
           </w:tcPr>
           <w:p>
             <w:pPr>
-              <w:spacing w:after="20"/>
+              <w:spacing w:after="20" w:line="240" w:lineRule="auto"/>
             </w:pPr>
-            <w:r/>
             <w:r>
               <w:rPr>
                 <w:rFonts w:ascii="Aptos" w:hAnsi="Aptos"/>
-                <w:b w:val="0"/>
-                <w:sz w:val="16"/>
+                <w:color w:val="23272E"/>
+                <w:sz w:val="17"/>
               </w:rPr>
-              <w:t>A human fact-check or a calibrated natural-language inference</w:t>
+              <w:t>Loads/checks the NLI model and reports readiness; can be slow on first use.</w:t>
+            </w:r>
+          </w:p>
+        </w:tc>
+      </w:tr>
+      <w:tr>
+        <w:trPr>
+          <w:cantSplit/>
+        </w:trPr>
+        <w:tc>
+          <w:tcPr>
+            <w:tcW w:type="dxa" w:w="3240"/>
+            <w:vAlign w:val="center"/>
+            <w:tcMar>
+              <w:top w:w="85" w:type="dxa"/>
+              <w:start w:w="100" w:type="dxa"/>
+              <w:bottom w:w="85" w:type="dxa"/>
+              <w:end w:w="100" w:type="dxa"/>
+            </w:tcMar>
+          </w:tcPr>
+          <w:p>
+            <w:pPr>
+              <w:spacing w:after="20" w:line="240" w:lineRule="auto"/>
+            </w:pPr>
+            <w:r>
+              <w:rPr>
+                <w:rFonts w:ascii="Aptos" w:hAnsi="Aptos"/>
+                <w:color w:val="23272E"/>
+                <w:sz w:val="17"/>
+              </w:rPr>
+              <w:t>GET /api/v1/version, /api/v1/models, /api/v1/providers</w:t>
+            </w:r>
+          </w:p>
+        </w:tc>
+        <w:tc>
+          <w:tcPr>
+            <w:tcW w:type="dxa" w:w="6552"/>
+            <w:vAlign w:val="center"/>
+            <w:tcMar>
+              <w:top w:w="85" w:type="dxa"/>
+              <w:start w:w="100" w:type="dxa"/>
+              <w:bottom w:w="85" w:type="dxa"/>
+              <w:end w:w="100" w:type="dxa"/>
+            </w:tcMar>
+          </w:tcPr>
+          <w:p>
+            <w:pPr>
+              <w:spacing w:after="20" w:line="240" w:lineRule="auto"/>
+            </w:pPr>
+            <w:r>
+              <w:rPr>
+                <w:rFonts w:ascii="Aptos" w:hAnsi="Aptos"/>
+                <w:color w:val="23272E"/>
+                <w:sz w:val="17"/>
+              </w:rPr>
+              <w:t>Pipeline version, model metadata, and configured provider list.</w:t>
+            </w:r>
+          </w:p>
+        </w:tc>
+      </w:tr>
+      <w:tr>
+        <w:trPr>
+          <w:cantSplit/>
+        </w:trPr>
+        <w:tc>
+          <w:tcPr>
+            <w:tcW w:type="dxa" w:w="3240"/>
+            <w:vAlign w:val="center"/>
+            <w:tcMar>
+              <w:top w:w="85" w:type="dxa"/>
+              <w:start w:w="100" w:type="dxa"/>
+              <w:bottom w:w="85" w:type="dxa"/>
+              <w:end w:w="100" w:type="dxa"/>
+            </w:tcMar>
+            <w:shd w:fill="F2F6FA"/>
+          </w:tcPr>
+          <w:p>
+            <w:pPr>
+              <w:spacing w:after="20" w:line="240" w:lineRule="auto"/>
+            </w:pPr>
+            <w:r>
+              <w:rPr>
+                <w:rFonts w:ascii="Aptos" w:hAnsi="Aptos"/>
+                <w:color w:val="23272E"/>
+                <w:sz w:val="17"/>
+              </w:rPr>
+              <w:t>Legacy /api routes</w:t>
+            </w:r>
+          </w:p>
+        </w:tc>
+        <w:tc>
+          <w:tcPr>
+            <w:tcW w:type="dxa" w:w="6552"/>
+            <w:vAlign w:val="center"/>
+            <w:tcMar>
+              <w:top w:w="85" w:type="dxa"/>
+              <w:start w:w="100" w:type="dxa"/>
+              <w:bottom w:w="85" w:type="dxa"/>
+              <w:end w:w="100" w:type="dxa"/>
+            </w:tcMar>
+            <w:shd w:fill="F2F6FA"/>
+          </w:tcPr>
+          <w:p>
+            <w:pPr>
+              <w:spacing w:after="20" w:line="240" w:lineRule="auto"/>
+            </w:pPr>
+            <w:r>
+              <w:rPr>
+                <w:rFonts w:ascii="Aptos" w:hAnsi="Aptos"/>
+                <w:color w:val="23272E"/>
+                <w:sz w:val="17"/>
+              </w:rPr>
+              <w:t>Health, metrics, article analysis, evidence-only heuristic verification, and combined check. Not called by the current browser UI.</w:t>
             </w:r>
           </w:p>
         </w:tc>
@@ -829,109 +1498,1176 @@
     </w:tbl>
     <w:p>
       <w:pPr>
-        <w:spacing w:after="20"/>
+        <w:widowControl/>
       </w:pPr>
     </w:p>
     <w:p>
       <w:pPr>
-        <w:pStyle w:val="Heading1"/>
+        <w:widowControl/>
       </w:pPr>
       <w:r>
-        <w:t>2. What the system does</w:t>
+        <w:t>API v1 returns request_id, pipeline_version, claim entities/quantities, verdict, evidence_strength, strength_band, calibration, recency, flags, evidence and source provenance, aggregation, queries, provider statuses, explanation steps, model metadata, limitations, and timing. Validation errors are HTTP 400; missing/unavailable NLI is HTTP 503; URL fetching and validation failures return client errors.</w:t>
       </w:r>
     </w:p>
     <w:p>
       <w:pPr>
-        <w:pStyle w:val="Heading2"/>
+        <w:widowControl/>
       </w:pPr>
       <w:r>
-        <w:t>User-facing capabilities</w:t>
+        <w:t>Legacy /api/analyze and /api/check require models/fake_news_model.joblib. The active UI does not call these. /api/check selects one representative extracted claim for long input and combines it with the legacy evidence path; it does not verify every claim in an article.</w:t>
       </w:r>
     </w:p>
     <w:p>
       <w:pPr>
-        <w:pStyle w:val="ListBullet"/>
+        <w:pStyle w:val="Heading1"/>
+        <w:widowControl/>
       </w:pPr>
       <w:r>
-        <w:t>Accepts pasted news text or a claim through the browser interface.</w:t>
-      </w:r>
-    </w:p>
-    <w:p>
-      <w:pPr>
-        <w:pStyle w:val="ListBullet"/>
-      </w:pPr>
-      <w:r>
-        <w:t>For article-style input, preprocesses text, extracts claim/entity hints, and returns a classifier result with confidence information.</w:t>
-      </w:r>
-    </w:p>
-    <w:p>
-      <w:pPr>
-        <w:pStyle w:val="ListBullet"/>
-      </w:pPr>
-      <w:r>
-        <w:t>For claim verification, searches configured evidence providers, shows query/provider states, deduplicated source links, and passage snippets.</w:t>
-      </w:r>
-    </w:p>
-    <w:p>
-      <w:pPr>
-        <w:pStyle w:val="ListBullet"/>
-      </w:pPr>
-      <w:r>
-        <w:t>Presents explanations and analysis details; the current frontend includes a clickable “View searched sources” modal for retrieval information.</w:t>
-      </w:r>
-    </w:p>
-    <w:p>
-      <w:pPr>
-        <w:pStyle w:val="ListBullet"/>
-      </w:pPr>
-      <w:r>
-        <w:t>Exposes health and saved model-metric information through JSON API endpoints.</w:t>
-      </w:r>
-    </w:p>
-    <w:p>
-      <w:pPr>
-        <w:pStyle w:val="Heading2"/>
-      </w:pPr>
-      <w:r>
-        <w:t>Intended use</w:t>
-      </w:r>
-    </w:p>
-    <w:p>
-      <w:r>
-        <w:t>Treat output as an investigative aid. Use the surfaced citations and source passages to inspect context, date, authorship, and corroboration. The classifier is trained on a small, narrow dataset and the verifier relies on retrieval plus lexical rules; neither should be used as an authoritative arbiter or for high-impact decisions.</w:t>
-      </w:r>
-    </w:p>
-    <w:p>
-      <w:pPr>
-        <w:pStyle w:val="Heading2"/>
-      </w:pPr>
-      <w:r>
-        <w:t>Current implementation status</w:t>
+        <w:t>5. Data and model assets</w:t>
       </w:r>
     </w:p>
     <w:tbl>
       <w:tblPr>
-        <w:tblStyle w:val="TableGrid"/>
         <w:tblW w:type="auto" w:w="0"/>
         <w:jc w:val="center"/>
+        <w:tblLayout w:type="fixed"/>
         <w:tblLook w:firstColumn="1" w:firstRow="1" w:lastColumn="0" w:lastRow="0" w:noHBand="0" w:noVBand="1" w:val="04A0"/>
+        <w:tblBorders>
+          <w:top w:val="single" w:sz="4" w:space="0" w:color="D9E0E8"/>
+          <w:left w:val="single" w:sz="4" w:space="0" w:color="D9E0E8"/>
+          <w:bottom w:val="single" w:sz="4" w:space="0" w:color="D9E0E8"/>
+          <w:right w:val="single" w:sz="4" w:space="0" w:color="D9E0E8"/>
+          <w:insideH w:val="single" w:sz="4" w:space="0" w:color="D9E0E8"/>
+          <w:insideV w:val="single" w:sz="4" w:space="0" w:color="D9E0E8"/>
+        </w:tblBorders>
       </w:tblPr>
       <w:tblGrid>
         <w:gridCol w:w="4997"/>
         <w:gridCol w:w="4997"/>
       </w:tblGrid>
       <w:tr>
+        <w:trPr>
+          <w:tblHeader w:val="true"/>
+          <w:cantSplit/>
+        </w:trPr>
         <w:tc>
           <w:tcPr>
-            <w:tcW w:type="dxa" w:w="2376"/>
+            <w:tcW w:type="dxa" w:w="3672"/>
+            <w:shd w:fill="23436B"/>
             <w:vAlign w:val="center"/>
-            <w:shd w:fill="16324F"/>
+            <w:tcMar>
+              <w:top w:w="85" w:type="dxa"/>
+              <w:start w:w="100" w:type="dxa"/>
+              <w:bottom w:w="85" w:type="dxa"/>
+              <w:end w:w="100" w:type="dxa"/>
+            </w:tcMar>
           </w:tcPr>
           <w:p>
             <w:pPr>
-              <w:spacing w:after="20"/>
+              <w:spacing w:after="20" w:line="240" w:lineRule="auto"/>
             </w:pPr>
-            <w:r/>
+            <w:r>
+              <w:rPr>
+                <w:rFonts w:ascii="Aptos" w:hAnsi="Aptos"/>
+                <w:b/>
+                <w:color w:val="FFFFFF"/>
+                <w:sz w:val="17"/>
+              </w:rPr>
+              <w:t>Asset</w:t>
+            </w:r>
+          </w:p>
+        </w:tc>
+        <w:tc>
+          <w:tcPr>
+            <w:tcW w:type="dxa" w:w="6120"/>
+            <w:shd w:fill="23436B"/>
+            <w:vAlign w:val="center"/>
+            <w:tcMar>
+              <w:top w:w="85" w:type="dxa"/>
+              <w:start w:w="100" w:type="dxa"/>
+              <w:bottom w:w="85" w:type="dxa"/>
+              <w:end w:w="100" w:type="dxa"/>
+            </w:tcMar>
+          </w:tcPr>
+          <w:p>
+            <w:pPr>
+              <w:spacing w:after="20" w:line="240" w:lineRule="auto"/>
+            </w:pPr>
+            <w:r>
+              <w:rPr>
+                <w:rFonts w:ascii="Aptos" w:hAnsi="Aptos"/>
+                <w:b/>
+                <w:color w:val="FFFFFF"/>
+                <w:sz w:val="17"/>
+              </w:rPr>
+              <w:t>Purpose and interpretation</w:t>
+            </w:r>
+          </w:p>
+        </w:tc>
+      </w:tr>
+      <w:tr>
+        <w:trPr>
+          <w:cantSplit/>
+        </w:trPr>
+        <w:tc>
+          <w:tcPr>
+            <w:tcW w:type="dxa" w:w="3672"/>
+            <w:vAlign w:val="center"/>
+            <w:tcMar>
+              <w:top w:w="85" w:type="dxa"/>
+              <w:start w:w="100" w:type="dxa"/>
+              <w:bottom w:w="85" w:type="dxa"/>
+              <w:end w:w="100" w:type="dxa"/>
+            </w:tcMar>
+          </w:tcPr>
+          <w:p>
+            <w:pPr>
+              <w:spacing w:after="20" w:line="240" w:lineRule="auto"/>
+            </w:pPr>
+            <w:r>
+              <w:rPr>
+                <w:rFonts w:ascii="Aptos" w:hAnsi="Aptos"/>
+                <w:color w:val="23272E"/>
+                <w:sz w:val="17"/>
+              </w:rPr>
+              <w:t>models/fake_news_model.joblib</w:t>
+            </w:r>
+          </w:p>
+        </w:tc>
+        <w:tc>
+          <w:tcPr>
+            <w:tcW w:type="dxa" w:w="6120"/>
+            <w:vAlign w:val="center"/>
+            <w:tcMar>
+              <w:top w:w="85" w:type="dxa"/>
+              <w:start w:w="100" w:type="dxa"/>
+              <w:bottom w:w="85" w:type="dxa"/>
+              <w:end w:w="100" w:type="dxa"/>
+            </w:tcMar>
+          </w:tcPr>
+          <w:p>
+            <w:pPr>
+              <w:spacing w:after="20" w:line="240" w:lineRule="auto"/>
+            </w:pPr>
+            <w:r>
+              <w:rPr>
+                <w:rFonts w:ascii="Aptos" w:hAnsi="Aptos"/>
+                <w:color w:val="23272E"/>
+                <w:sz w:val="17"/>
+              </w:rPr>
+              <w:t>Legacy article classifier artifact consumed by /api/analyze and /api/check.</w:t>
+            </w:r>
+          </w:p>
+        </w:tc>
+      </w:tr>
+      <w:tr>
+        <w:trPr>
+          <w:cantSplit/>
+        </w:trPr>
+        <w:tc>
+          <w:tcPr>
+            <w:tcW w:type="dxa" w:w="3672"/>
+            <w:vAlign w:val="center"/>
+            <w:tcMar>
+              <w:top w:w="85" w:type="dxa"/>
+              <w:start w:w="100" w:type="dxa"/>
+              <w:bottom w:w="85" w:type="dxa"/>
+              <w:end w:w="100" w:type="dxa"/>
+            </w:tcMar>
+            <w:shd w:fill="F2F6FA"/>
+          </w:tcPr>
+          <w:p>
+            <w:pPr>
+              <w:spacing w:after="20" w:line="240" w:lineRule="auto"/>
+            </w:pPr>
+            <w:r>
+              <w:rPr>
+                <w:rFonts w:ascii="Aptos" w:hAnsi="Aptos"/>
+                <w:color w:val="23272E"/>
+                <w:sz w:val="17"/>
+              </w:rPr>
+              <w:t>models/model_metrics.json</w:t>
+            </w:r>
+          </w:p>
+        </w:tc>
+        <w:tc>
+          <w:tcPr>
+            <w:tcW w:type="dxa" w:w="6120"/>
+            <w:vAlign w:val="center"/>
+            <w:tcMar>
+              <w:top w:w="85" w:type="dxa"/>
+              <w:start w:w="100" w:type="dxa"/>
+              <w:bottom w:w="85" w:type="dxa"/>
+              <w:end w:w="100" w:type="dxa"/>
+            </w:tcMar>
+            <w:shd w:fill="F2F6FA"/>
+          </w:tcPr>
+          <w:p>
+            <w:pPr>
+              <w:spacing w:after="20" w:line="240" w:lineRule="auto"/>
+            </w:pPr>
+            <w:r>
+              <w:rPr>
+                <w:rFonts w:ascii="Aptos" w:hAnsi="Aptos"/>
+                <w:color w:val="23272E"/>
+                <w:sz w:val="17"/>
+              </w:rPr>
+              <w:t>Legacy classifier random-split metrics; separate from NLI/evidence results.</w:t>
+            </w:r>
+          </w:p>
+        </w:tc>
+      </w:tr>
+      <w:tr>
+        <w:trPr>
+          <w:cantSplit/>
+        </w:trPr>
+        <w:tc>
+          <w:tcPr>
+            <w:tcW w:type="dxa" w:w="3672"/>
+            <w:vAlign w:val="center"/>
+            <w:tcMar>
+              <w:top w:w="85" w:type="dxa"/>
+              <w:start w:w="100" w:type="dxa"/>
+              <w:bottom w:w="85" w:type="dxa"/>
+              <w:end w:w="100" w:type="dxa"/>
+            </w:tcMar>
+          </w:tcPr>
+          <w:p>
+            <w:pPr>
+              <w:spacing w:after="20" w:line="240" w:lineRule="auto"/>
+            </w:pPr>
+            <w:r>
+              <w:rPr>
+                <w:rFonts w:ascii="Aptos" w:hAnsi="Aptos"/>
+                <w:color w:val="23272E"/>
+                <w:sz w:val="17"/>
+              </w:rPr>
+              <w:t>models/pytorch_claim_binary_v2_*</w:t>
+            </w:r>
+          </w:p>
+        </w:tc>
+        <w:tc>
+          <w:tcPr>
+            <w:tcW w:type="dxa" w:w="6120"/>
+            <w:vAlign w:val="center"/>
+            <w:tcMar>
+              <w:top w:w="85" w:type="dxa"/>
+              <w:start w:w="100" w:type="dxa"/>
+              <w:bottom w:w="85" w:type="dxa"/>
+              <w:end w:w="100" w:type="dxa"/>
+            </w:tcMar>
+          </w:tcPr>
+          <w:p>
+            <w:pPr>
+              <w:spacing w:after="20" w:line="240" w:lineRule="auto"/>
+            </w:pPr>
+            <w:r>
+              <w:rPr>
+                <w:rFonts w:ascii="Aptos" w:hAnsi="Aptos"/>
+                <w:color w:val="23272E"/>
+                <w:sz w:val="17"/>
+              </w:rPr>
+              <w:t>Separate FEVER-derived binary claim-classifier experiment; not the browser’s v1 NLI model.</w:t>
+            </w:r>
+          </w:p>
+        </w:tc>
+      </w:tr>
+      <w:tr>
+        <w:trPr>
+          <w:cantSplit/>
+        </w:trPr>
+        <w:tc>
+          <w:tcPr>
+            <w:tcW w:type="dxa" w:w="3672"/>
+            <w:vAlign w:val="center"/>
+            <w:tcMar>
+              <w:top w:w="85" w:type="dxa"/>
+              <w:start w:w="100" w:type="dxa"/>
+              <w:bottom w:w="85" w:type="dxa"/>
+              <w:end w:w="100" w:type="dxa"/>
+            </w:tcMar>
+            <w:shd w:fill="F2F6FA"/>
+          </w:tcPr>
+          <w:p>
+            <w:pPr>
+              <w:spacing w:after="20" w:line="240" w:lineRule="auto"/>
+            </w:pPr>
+            <w:r>
+              <w:rPr>
+                <w:rFonts w:ascii="Aptos" w:hAnsi="Aptos"/>
+                <w:color w:val="23272E"/>
+                <w:sz w:val="17"/>
+              </w:rPr>
+              <w:t>data/fake_and_real_news_dataset.csv</w:t>
+            </w:r>
+          </w:p>
+        </w:tc>
+        <w:tc>
+          <w:tcPr>
+            <w:tcW w:type="dxa" w:w="6120"/>
+            <w:vAlign w:val="center"/>
+            <w:tcMar>
+              <w:top w:w="85" w:type="dxa"/>
+              <w:start w:w="100" w:type="dxa"/>
+              <w:bottom w:w="85" w:type="dxa"/>
+              <w:end w:w="100" w:type="dxa"/>
+            </w:tcMar>
+            <w:shd w:fill="F2F6FA"/>
+          </w:tcPr>
+          <w:p>
+            <w:pPr>
+              <w:spacing w:after="20" w:line="240" w:lineRule="auto"/>
+            </w:pPr>
+            <w:r>
+              <w:rPr>
+                <w:rFonts w:ascii="Aptos" w:hAnsi="Aptos"/>
+                <w:color w:val="23272E"/>
+                <w:sz w:val="17"/>
+              </w:rPr>
+              <w:t>Article-level REAL/FAKE training set. Cleaning yields 4,572 rows; random split 3,657 train / 915 test.</w:t>
+            </w:r>
+          </w:p>
+        </w:tc>
+      </w:tr>
+      <w:tr>
+        <w:trPr>
+          <w:cantSplit/>
+        </w:trPr>
+        <w:tc>
+          <w:tcPr>
+            <w:tcW w:type="dxa" w:w="3672"/>
+            <w:vAlign w:val="center"/>
+            <w:tcMar>
+              <w:top w:w="85" w:type="dxa"/>
+              <w:start w:w="100" w:type="dxa"/>
+              <w:bottom w:w="85" w:type="dxa"/>
+              <w:end w:w="100" w:type="dxa"/>
+            </w:tcMar>
+          </w:tcPr>
+          <w:p>
+            <w:pPr>
+              <w:spacing w:after="20" w:line="240" w:lineRule="auto"/>
+            </w:pPr>
+            <w:r>
+              <w:rPr>
+                <w:rFonts w:ascii="Aptos" w:hAnsi="Aptos"/>
+                <w:color w:val="23272E"/>
+                <w:sz w:val="17"/>
+              </w:rPr>
+              <w:t>data/fever/ and data/eval/scifact/</w:t>
+            </w:r>
+          </w:p>
+        </w:tc>
+        <w:tc>
+          <w:tcPr>
+            <w:tcW w:type="dxa" w:w="6120"/>
+            <w:vAlign w:val="center"/>
+            <w:tcMar>
+              <w:top w:w="85" w:type="dxa"/>
+              <w:start w:w="100" w:type="dxa"/>
+              <w:bottom w:w="85" w:type="dxa"/>
+              <w:end w:w="100" w:type="dxa"/>
+            </w:tcMar>
+          </w:tcPr>
+          <w:p>
+            <w:pPr>
+              <w:spacing w:after="20" w:line="240" w:lineRule="auto"/>
+            </w:pPr>
+            <w:r>
+              <w:rPr>
+                <w:rFonts w:ascii="Aptos" w:hAnsi="Aptos"/>
+                <w:color w:val="23272E"/>
+                <w:sz w:val="17"/>
+              </w:rPr>
+              <w:t>Claim-level records and scientific evidence corpus used by separate verification components; labels and metrics have distinct meaning.</w:t>
+            </w:r>
+          </w:p>
+        </w:tc>
+      </w:tr>
+      <w:tr>
+        <w:trPr>
+          <w:cantSplit/>
+        </w:trPr>
+        <w:tc>
+          <w:tcPr>
+            <w:tcW w:type="dxa" w:w="3672"/>
+            <w:vAlign w:val="center"/>
+            <w:tcMar>
+              <w:top w:w="85" w:type="dxa"/>
+              <w:start w:w="100" w:type="dxa"/>
+              <w:bottom w:w="85" w:type="dxa"/>
+              <w:end w:w="100" w:type="dxa"/>
+            </w:tcMar>
+            <w:shd w:fill="F2F6FA"/>
+          </w:tcPr>
+          <w:p>
+            <w:pPr>
+              <w:spacing w:after="20" w:line="240" w:lineRule="auto"/>
+            </w:pPr>
+            <w:r>
+              <w:rPr>
+                <w:rFonts w:ascii="Aptos" w:hAnsi="Aptos"/>
+                <w:color w:val="23272E"/>
+                <w:sz w:val="17"/>
+              </w:rPr>
+              <w:t>models/registry.json</w:t>
+            </w:r>
+          </w:p>
+        </w:tc>
+        <w:tc>
+          <w:tcPr>
+            <w:tcW w:type="dxa" w:w="6120"/>
+            <w:vAlign w:val="center"/>
+            <w:tcMar>
+              <w:top w:w="85" w:type="dxa"/>
+              <w:start w:w="100" w:type="dxa"/>
+              <w:bottom w:w="85" w:type="dxa"/>
+              <w:end w:w="100" w:type="dxa"/>
+            </w:tcMar>
+            <w:shd w:fill="F2F6FA"/>
+          </w:tcPr>
+          <w:p>
+            <w:pPr>
+              <w:spacing w:after="20" w:line="240" w:lineRule="auto"/>
+            </w:pPr>
+            <w:r>
+              <w:rPr>
+                <w:rFonts w:ascii="Aptos" w:hAnsi="Aptos"/>
+                <w:color w:val="23272E"/>
+                <w:sz w:val="17"/>
+              </w:rPr>
+              <w:t>Recorded hashes and purposes for existing saved classifier artifacts; it does not register or pin the downloaded v1 NLI model revision.</w:t>
+            </w:r>
+          </w:p>
+        </w:tc>
+      </w:tr>
+    </w:tbl>
+    <w:p>
+      <w:pPr>
+        <w:widowControl/>
+      </w:pPr>
+    </w:p>
+    <w:p>
+      <w:pPr>
+        <w:widowControl/>
+      </w:pPr>
+      <w:r>
+        <w:t>The saved article-classifier random split reports 96.28% accuracy and approximately 96.28% macro F1, with 99.32% ROC AUC and 100% training accuracy. These are historical random-split results, not current UI metrics or broad real-world performance. No independent external article benchmark has valid rows in evaluation/external_evaluation.csv.</w:t>
+      </w:r>
+    </w:p>
+    <w:p>
+      <w:pPr>
+        <w:widowControl/>
+      </w:pPr>
+      <w:r>
+        <w:t>The active v1 NLI model is loaded through the Hugging Face/Transformers stack and is not stored as a project model file. First use may require model-cache access or a network download. The separate API readiness endpoint attempts to load it.</w:t>
+      </w:r>
+    </w:p>
+    <w:p>
+      <w:pPr>
+        <w:pStyle w:val="Heading1"/>
+        <w:widowControl/>
+      </w:pPr>
+      <w:r>
+        <w:t>6. Setup and operation</w:t>
+      </w:r>
+    </w:p>
+    <w:p>
+      <w:pPr>
+        <w:pStyle w:val="Heading2"/>
+        <w:widowControl/>
+      </w:pPr>
+      <w:r>
+        <w:t>Install and start on Windows</w:t>
+      </w:r>
+    </w:p>
+    <w:p>
+      <w:pPr>
+        <w:widowControl/>
+        <w:spacing w:before="40" w:after="140"/>
+        <w:ind w:left="259" w:right="173"/>
+      </w:pPr>
+      <w:r>
+        <w:rPr>
+          <w:rFonts w:ascii="Consolas" w:hAnsi="Consolas"/>
+          <w:color w:val="283444"/>
+          <w:sz w:val="17"/>
+        </w:rPr>
+        <w:t>py -m venv .venv</w:t>
+        <w:br/>
+        <w:t>.venv\Scripts\python.exe -m pip install -r requirements.txt</w:t>
+        <w:br/>
+        <w:t>.\start_flask_server.bat</w:t>
+      </w:r>
+    </w:p>
+    <w:p>
+      <w:pPr>
+        <w:widowControl/>
+      </w:pPr>
+      <w:r>
+        <w:t>The launcher uses the project .venv when present, then runs Waitress bound to 127.0.0.1:5000 through backend.wsgi:app. Open http://127.0.0.1:5000. Stop with Ctrl+C. The launcher does not train a model. The browser evidence route requires the NLI model; article-classifier routes additionally require the joblib artifact.</w:t>
+      </w:r>
+    </w:p>
+    <w:p>
+      <w:pPr>
+        <w:pStyle w:val="Heading2"/>
+        <w:widowControl/>
+      </w:pPr>
+      <w:r>
+        <w:t>Container</w:t>
+      </w:r>
+    </w:p>
+    <w:p>
+      <w:pPr>
+        <w:widowControl/>
+      </w:pPr>
+      <w:r>
+        <w:t>A Dockerfile is present and starts Waitress on port 5000 while binding to 0.0.0.0 inside the container. No docker-compose.yml is present. Container build/runtime behavior is not asserted here as verified; the Python dependency stack and model download/caching should be reviewed before deployment.</w:t>
+      </w:r>
+    </w:p>
+    <w:p>
+      <w:pPr>
+        <w:pStyle w:val="Heading2"/>
+        <w:widowControl/>
+      </w:pPr>
+      <w:r>
+        <w:t>Train the legacy article model</w:t>
+      </w:r>
+    </w:p>
+    <w:p>
+      <w:pPr>
+        <w:widowControl/>
+        <w:spacing w:before="40" w:after="140"/>
+        <w:ind w:left="259" w:right="173"/>
+      </w:pPr>
+      <w:r>
+        <w:rPr>
+          <w:rFonts w:ascii="Consolas" w:hAnsi="Consolas"/>
+          <w:color w:val="283444"/>
+          <w:sz w:val="17"/>
+        </w:rPr>
+        <w:t>.venv\Scripts\python.exe -m ml.train</w:t>
+      </w:r>
+    </w:p>
+    <w:p>
+      <w:pPr>
+        <w:widowControl/>
+      </w:pPr>
+      <w:r>
+        <w:t>This command replaces models/fake_news_model.joblib and models/model_metrics.json. It is not required to serve the browser’s current evidence API. Review data provenance and preserve prior artifacts before retraining.</w:t>
+      </w:r>
+    </w:p>
+    <w:p>
+      <w:pPr>
+        <w:pStyle w:val="Heading1"/>
+        <w:widowControl/>
+      </w:pPr>
+      <w:r>
+        <w:t>7. Providers and configuration</w:t>
+      </w:r>
+    </w:p>
+    <w:p>
+      <w:pPr>
+        <w:widowControl/>
+      </w:pPr>
+      <w:r>
+        <w:t>The adapter registry includes local project-claim records, SciFact, Wikipedia, NewsAPI, GNews, Google Custom Search, and Google Fact Check Tools. Local corpora and Wikipedia can operate without paid-provider keys when their data/runtime requirements are met. Optional credentials are read from environment variables or ignored local dotenv files.</w:t>
+      </w:r>
+    </w:p>
+    <w:tbl>
+      <w:tblPr>
+        <w:tblW w:type="auto" w:w="0"/>
+        <w:jc w:val="center"/>
+        <w:tblLayout w:type="fixed"/>
+        <w:tblLook w:firstColumn="1" w:firstRow="1" w:lastColumn="0" w:lastRow="0" w:noHBand="0" w:noVBand="1" w:val="04A0"/>
+        <w:tblBorders>
+          <w:top w:val="single" w:sz="4" w:space="0" w:color="D9E0E8"/>
+          <w:left w:val="single" w:sz="4" w:space="0" w:color="D9E0E8"/>
+          <w:bottom w:val="single" w:sz="4" w:space="0" w:color="D9E0E8"/>
+          <w:right w:val="single" w:sz="4" w:space="0" w:color="D9E0E8"/>
+          <w:insideH w:val="single" w:sz="4" w:space="0" w:color="D9E0E8"/>
+          <w:insideV w:val="single" w:sz="4" w:space="0" w:color="D9E0E8"/>
+        </w:tblBorders>
+      </w:tblPr>
+      <w:tblGrid>
+        <w:gridCol w:w="4997"/>
+        <w:gridCol w:w="4997"/>
+      </w:tblGrid>
+      <w:tr>
+        <w:trPr>
+          <w:tblHeader w:val="true"/>
+          <w:cantSplit/>
+        </w:trPr>
+        <w:tc>
+          <w:tcPr>
+            <w:tcW w:type="dxa" w:w="3888"/>
+            <w:shd w:fill="23436B"/>
+            <w:vAlign w:val="center"/>
+            <w:tcMar>
+              <w:top w:w="85" w:type="dxa"/>
+              <w:start w:w="100" w:type="dxa"/>
+              <w:bottom w:w="85" w:type="dxa"/>
+              <w:end w:w="100" w:type="dxa"/>
+            </w:tcMar>
+          </w:tcPr>
+          <w:p>
+            <w:pPr>
+              <w:spacing w:after="20" w:line="240" w:lineRule="auto"/>
+            </w:pPr>
+            <w:r>
+              <w:rPr>
+                <w:rFonts w:ascii="Aptos" w:hAnsi="Aptos"/>
+                <w:b/>
+                <w:color w:val="FFFFFF"/>
+                <w:sz w:val="17"/>
+              </w:rPr>
+              <w:t>Environment variable</w:t>
+            </w:r>
+          </w:p>
+        </w:tc>
+        <w:tc>
+          <w:tcPr>
+            <w:tcW w:type="dxa" w:w="5904"/>
+            <w:shd w:fill="23436B"/>
+            <w:vAlign w:val="center"/>
+            <w:tcMar>
+              <w:top w:w="85" w:type="dxa"/>
+              <w:start w:w="100" w:type="dxa"/>
+              <w:bottom w:w="85" w:type="dxa"/>
+              <w:end w:w="100" w:type="dxa"/>
+            </w:tcMar>
+          </w:tcPr>
+          <w:p>
+            <w:pPr>
+              <w:spacing w:after="20" w:line="240" w:lineRule="auto"/>
+            </w:pPr>
+            <w:r>
+              <w:rPr>
+                <w:rFonts w:ascii="Aptos" w:hAnsi="Aptos"/>
+                <w:b/>
+                <w:color w:val="FFFFFF"/>
+                <w:sz w:val="17"/>
+              </w:rPr>
+              <w:t>Provider</w:t>
+            </w:r>
+          </w:p>
+        </w:tc>
+      </w:tr>
+      <w:tr>
+        <w:trPr>
+          <w:cantSplit/>
+        </w:trPr>
+        <w:tc>
+          <w:tcPr>
+            <w:tcW w:type="dxa" w:w="3888"/>
+            <w:vAlign w:val="center"/>
+            <w:tcMar>
+              <w:top w:w="85" w:type="dxa"/>
+              <w:start w:w="100" w:type="dxa"/>
+              <w:bottom w:w="85" w:type="dxa"/>
+              <w:end w:w="100" w:type="dxa"/>
+            </w:tcMar>
+          </w:tcPr>
+          <w:p>
+            <w:pPr>
+              <w:spacing w:after="20" w:line="240" w:lineRule="auto"/>
+            </w:pPr>
+            <w:r>
+              <w:rPr>
+                <w:rFonts w:ascii="Aptos" w:hAnsi="Aptos"/>
+                <w:color w:val="23272E"/>
+                <w:sz w:val="17"/>
+              </w:rPr>
+              <w:t>NEWSAPI_KEY</w:t>
+            </w:r>
+          </w:p>
+        </w:tc>
+        <w:tc>
+          <w:tcPr>
+            <w:tcW w:type="dxa" w:w="5904"/>
+            <w:vAlign w:val="center"/>
+            <w:tcMar>
+              <w:top w:w="85" w:type="dxa"/>
+              <w:start w:w="100" w:type="dxa"/>
+              <w:bottom w:w="85" w:type="dxa"/>
+              <w:end w:w="100" w:type="dxa"/>
+            </w:tcMar>
+          </w:tcPr>
+          <w:p>
+            <w:pPr>
+              <w:spacing w:after="20" w:line="240" w:lineRule="auto"/>
+            </w:pPr>
+            <w:r>
+              <w:rPr>
+                <w:rFonts w:ascii="Aptos" w:hAnsi="Aptos"/>
+                <w:color w:val="23272E"/>
+                <w:sz w:val="17"/>
+              </w:rPr>
+              <w:t>NewsAPI</w:t>
+            </w:r>
+          </w:p>
+        </w:tc>
+      </w:tr>
+      <w:tr>
+        <w:trPr>
+          <w:cantSplit/>
+        </w:trPr>
+        <w:tc>
+          <w:tcPr>
+            <w:tcW w:type="dxa" w:w="3888"/>
+            <w:vAlign w:val="center"/>
+            <w:tcMar>
+              <w:top w:w="85" w:type="dxa"/>
+              <w:start w:w="100" w:type="dxa"/>
+              <w:bottom w:w="85" w:type="dxa"/>
+              <w:end w:w="100" w:type="dxa"/>
+            </w:tcMar>
+            <w:shd w:fill="F2F6FA"/>
+          </w:tcPr>
+          <w:p>
+            <w:pPr>
+              <w:spacing w:after="20" w:line="240" w:lineRule="auto"/>
+            </w:pPr>
+            <w:r>
+              <w:rPr>
+                <w:rFonts w:ascii="Aptos" w:hAnsi="Aptos"/>
+                <w:color w:val="23272E"/>
+                <w:sz w:val="17"/>
+              </w:rPr>
+              <w:t>GNEWS_KEY</w:t>
+            </w:r>
+          </w:p>
+        </w:tc>
+        <w:tc>
+          <w:tcPr>
+            <w:tcW w:type="dxa" w:w="5904"/>
+            <w:vAlign w:val="center"/>
+            <w:tcMar>
+              <w:top w:w="85" w:type="dxa"/>
+              <w:start w:w="100" w:type="dxa"/>
+              <w:bottom w:w="85" w:type="dxa"/>
+              <w:end w:w="100" w:type="dxa"/>
+            </w:tcMar>
+            <w:shd w:fill="F2F6FA"/>
+          </w:tcPr>
+          <w:p>
+            <w:pPr>
+              <w:spacing w:after="20" w:line="240" w:lineRule="auto"/>
+            </w:pPr>
+            <w:r>
+              <w:rPr>
+                <w:rFonts w:ascii="Aptos" w:hAnsi="Aptos"/>
+                <w:color w:val="23272E"/>
+                <w:sz w:val="17"/>
+              </w:rPr>
+              <w:t>GNews</w:t>
+            </w:r>
+          </w:p>
+        </w:tc>
+      </w:tr>
+      <w:tr>
+        <w:trPr>
+          <w:cantSplit/>
+        </w:trPr>
+        <w:tc>
+          <w:tcPr>
+            <w:tcW w:type="dxa" w:w="3888"/>
+            <w:vAlign w:val="center"/>
+            <w:tcMar>
+              <w:top w:w="85" w:type="dxa"/>
+              <w:start w:w="100" w:type="dxa"/>
+              <w:bottom w:w="85" w:type="dxa"/>
+              <w:end w:w="100" w:type="dxa"/>
+            </w:tcMar>
+          </w:tcPr>
+          <w:p>
+            <w:pPr>
+              <w:spacing w:after="20" w:line="240" w:lineRule="auto"/>
+            </w:pPr>
+            <w:r>
+              <w:rPr>
+                <w:rFonts w:ascii="Aptos" w:hAnsi="Aptos"/>
+                <w:color w:val="23272E"/>
+                <w:sz w:val="17"/>
+              </w:rPr>
+              <w:t>GOOGLE_CSE_KEY and GOOGLE_CSE_CX</w:t>
+            </w:r>
+          </w:p>
+        </w:tc>
+        <w:tc>
+          <w:tcPr>
+            <w:tcW w:type="dxa" w:w="5904"/>
+            <w:vAlign w:val="center"/>
+            <w:tcMar>
+              <w:top w:w="85" w:type="dxa"/>
+              <w:start w:w="100" w:type="dxa"/>
+              <w:bottom w:w="85" w:type="dxa"/>
+              <w:end w:w="100" w:type="dxa"/>
+            </w:tcMar>
+          </w:tcPr>
+          <w:p>
+            <w:pPr>
+              <w:spacing w:after="20" w:line="240" w:lineRule="auto"/>
+            </w:pPr>
+            <w:r>
+              <w:rPr>
+                <w:rFonts w:ascii="Aptos" w:hAnsi="Aptos"/>
+                <w:color w:val="23272E"/>
+                <w:sz w:val="17"/>
+              </w:rPr>
+              <w:t>Google Custom Search</w:t>
+            </w:r>
+          </w:p>
+        </w:tc>
+      </w:tr>
+      <w:tr>
+        <w:trPr>
+          <w:cantSplit/>
+        </w:trPr>
+        <w:tc>
+          <w:tcPr>
+            <w:tcW w:type="dxa" w:w="3888"/>
+            <w:vAlign w:val="center"/>
+            <w:tcMar>
+              <w:top w:w="85" w:type="dxa"/>
+              <w:start w:w="100" w:type="dxa"/>
+              <w:bottom w:w="85" w:type="dxa"/>
+              <w:end w:w="100" w:type="dxa"/>
+            </w:tcMar>
+            <w:shd w:fill="F2F6FA"/>
+          </w:tcPr>
+          <w:p>
+            <w:pPr>
+              <w:spacing w:after="20" w:line="240" w:lineRule="auto"/>
+            </w:pPr>
+            <w:r>
+              <w:rPr>
+                <w:rFonts w:ascii="Aptos" w:hAnsi="Aptos"/>
+                <w:color w:val="23272E"/>
+                <w:sz w:val="17"/>
+              </w:rPr>
+              <w:t>GOOGLE_FACTCHECK_KEY</w:t>
+            </w:r>
+          </w:p>
+        </w:tc>
+        <w:tc>
+          <w:tcPr>
+            <w:tcW w:type="dxa" w:w="5904"/>
+            <w:vAlign w:val="center"/>
+            <w:tcMar>
+              <w:top w:w="85" w:type="dxa"/>
+              <w:start w:w="100" w:type="dxa"/>
+              <w:bottom w:w="85" w:type="dxa"/>
+              <w:end w:w="100" w:type="dxa"/>
+            </w:tcMar>
+            <w:shd w:fill="F2F6FA"/>
+          </w:tcPr>
+          <w:p>
+            <w:pPr>
+              <w:spacing w:after="20" w:line="240" w:lineRule="auto"/>
+            </w:pPr>
+            <w:r>
+              <w:rPr>
+                <w:rFonts w:ascii="Aptos" w:hAnsi="Aptos"/>
+                <w:color w:val="23272E"/>
+                <w:sz w:val="17"/>
+              </w:rPr>
+              <w:t>Google Fact Check Tools</w:t>
+            </w:r>
+          </w:p>
+        </w:tc>
+      </w:tr>
+      <w:tr>
+        <w:trPr>
+          <w:cantSplit/>
+        </w:trPr>
+        <w:tc>
+          <w:tcPr>
+            <w:tcW w:type="dxa" w:w="3888"/>
+            <w:vAlign w:val="center"/>
+            <w:tcMar>
+              <w:top w:w="85" w:type="dxa"/>
+              <w:start w:w="100" w:type="dxa"/>
+              <w:bottom w:w="85" w:type="dxa"/>
+              <w:end w:w="100" w:type="dxa"/>
+            </w:tcMar>
+          </w:tcPr>
+          <w:p>
+            <w:pPr>
+              <w:spacing w:after="20" w:line="240" w:lineRule="auto"/>
+            </w:pPr>
+            <w:r>
+              <w:rPr>
+                <w:rFonts w:ascii="Aptos" w:hAnsi="Aptos"/>
+                <w:color w:val="23272E"/>
+                <w:sz w:val="17"/>
+              </w:rPr>
+              <w:t>WIKIPEDIA_USER_AGENT</w:t>
+            </w:r>
+          </w:p>
+        </w:tc>
+        <w:tc>
+          <w:tcPr>
+            <w:tcW w:type="dxa" w:w="5904"/>
+            <w:vAlign w:val="center"/>
+            <w:tcMar>
+              <w:top w:w="85" w:type="dxa"/>
+              <w:start w:w="100" w:type="dxa"/>
+              <w:bottom w:w="85" w:type="dxa"/>
+              <w:end w:w="100" w:type="dxa"/>
+            </w:tcMar>
+          </w:tcPr>
+          <w:p>
+            <w:pPr>
+              <w:spacing w:after="20" w:line="240" w:lineRule="auto"/>
+            </w:pPr>
+            <w:r>
+              <w:rPr>
+                <w:rFonts w:ascii="Aptos" w:hAnsi="Aptos"/>
+                <w:color w:val="23272E"/>
+                <w:sz w:val="17"/>
+              </w:rPr>
+              <w:t>Optional Wikipedia request identification; a default is provided.</w:t>
+            </w:r>
+          </w:p>
+        </w:tc>
+      </w:tr>
+    </w:tbl>
+    <w:p>
+      <w:pPr>
+        <w:widowControl/>
+      </w:pPr>
+    </w:p>
+    <w:p>
+      <w:pPr>
+        <w:widowControl/>
+      </w:pPr>
+      <w:r>
+        <w:t>Provider configuration and failures are included in API output. A skipped or failed provider is missing information, not evidence against the claim. The UI requests a four-hour window for timestamped evidence; undated sources are retained, so “recent” does not mean every source is recent.</w:t>
+      </w:r>
+    </w:p>
+    <w:p>
+      <w:pPr>
+        <w:pStyle w:val="Heading1"/>
+        <w:widowControl/>
+      </w:pPr>
+      <w:r>
+        <w:t>8. Evaluation and testing</w:t>
+      </w:r>
+    </w:p>
+    <w:p>
+      <w:pPr>
+        <w:widowControl/>
+      </w:pPr>
+      <w:r>
+        <w:t>The project includes unit, reasoning, retrieval, API, and legacy classifier tests under tests/ and verification_module/tests/. Run the suite from the repository root with:</w:t>
+      </w:r>
+    </w:p>
+    <w:p>
+      <w:pPr>
+        <w:widowControl/>
+        <w:spacing w:before="40" w:after="140"/>
+        <w:ind w:left="259" w:right="173"/>
+      </w:pPr>
+      <w:r>
+        <w:rPr>
+          <w:rFonts w:ascii="Consolas" w:hAnsi="Consolas"/>
+          <w:color w:val="283444"/>
+          <w:sz w:val="17"/>
+        </w:rPr>
+        <w:t>.venv\Scripts\python.exe -m pytest -q</w:t>
+      </w:r>
+    </w:p>
+    <w:p>
+      <w:pPr>
+        <w:widowControl/>
+      </w:pPr>
+      <w:r>
+        <w:t>Historical implementation notes record earlier incremental test counts, but this guide does not treat those as a fresh run. Re-run tests against the current checkout when reporting current test status.</w:t>
+      </w:r>
+    </w:p>
+    <w:p>
+      <w:pPr>
+        <w:widowControl/>
+      </w:pPr>
+      <w:r>
+        <w:t>reports/custom_validation.json contains an eight-claim report-only validation run. It is not a complete SciFact benchmark and must not be presented as general performance. The bounded SciFact subset evaluator work is not documented here as completed. The external article evaluator requires at least 100 valid, provenance-checked records; the current CSV has its header only. Keep future external evaluation separate from training and from the legacy random split.</w:t>
+      </w:r>
+    </w:p>
+    <w:p>
+      <w:pPr>
+        <w:pStyle w:val="Heading1"/>
+        <w:widowControl/>
+      </w:pPr>
+      <w:r>
+        <w:t>9. Security, privacy, and deployment</w:t>
+      </w:r>
+    </w:p>
+    <w:p>
+      <w:pPr>
+        <w:pStyle w:val="ListBullet"/>
+        <w:widowControl/>
+      </w:pPr>
+      <w:r>
+        <w:t>Flask limits request bodies to 128 KiB and applies an in-memory limit of 60 requests per client address per minute. The in-memory limiter is per process and is not suitable as a shared multi-worker control.</w:t>
+      </w:r>
+    </w:p>
+    <w:p>
+      <w:pPr>
+        <w:pStyle w:val="ListBullet"/>
+        <w:widowControl/>
+      </w:pPr>
+      <w:r>
+        <w:t>The app adds nosniff, frame, referrer, and content-security policy headers. The launcher binds locally to 127.0.0.1. The Docker command binds inside the container to 0.0.0.0.</w:t>
+      </w:r>
+    </w:p>
+    <w:p>
+      <w:pPr>
+        <w:pStyle w:val="ListBullet"/>
+        <w:widowControl/>
+      </w:pPr>
+      <w:r>
+        <w:t>Claim text is sent to configured external search providers during verification. Do not submit confidential content unless its use with those providers is acceptable. Keep keys in ignored local environment files or deployment secrets; never in frontend code or tracked documentation.</w:t>
+      </w:r>
+    </w:p>
+    <w:p>
+      <w:pPr>
+        <w:pStyle w:val="ListBullet"/>
+        <w:widowControl/>
+      </w:pPr>
+      <w:r>
+        <w:t>URL verification rejects localhost/private-address targets, does not follow redirects, uses an eight-second timeout, and caps the response at 2 MB. These application checks are not a substitute for hardened egress controls in a public deployment.</w:t>
+      </w:r>
+    </w:p>
+    <w:p>
+      <w:pPr>
+        <w:pStyle w:val="ListBullet"/>
+        <w:widowControl/>
+      </w:pPr>
+      <w:r>
+        <w:t>No production deployment is documented. Public deployment needs reviewed network egress, TLS, secret handling, process supervision, shared rate limiting, monitoring, data-retention policy, and provider-terms review.</w:t>
+      </w:r>
+    </w:p>
+    <w:p>
+      <w:pPr>
+        <w:pStyle w:val="Heading1"/>
+        <w:widowControl/>
+      </w:pPr>
+      <w:r>
+        <w:t>10. Limitations and maintenance</w:t>
+      </w:r>
+    </w:p>
+    <w:p>
+      <w:pPr>
+        <w:pStyle w:val="ListBullet"/>
+        <w:widowControl/>
+      </w:pPr>
+      <w:r>
+        <w:t>The browser currently sends pasted text to the single-claim endpoint despite allowing up to 20,000 characters; the API accepts at most 1,000. Align the UI limit or route article input through /api/v1/verify/article and render sentence-level results.</w:t>
+      </w:r>
+    </w:p>
+    <w:p>
+      <w:pPr>
+        <w:pStyle w:val="ListBullet"/>
+        <w:widowControl/>
+      </w:pPr>
+      <w:r>
+        <w:t>The result renderer currently omits evidence source URLs even though the API returns them and the UI defines a safe-link helper. Connect the helper so users can inspect citations; this also resolves the page instruction to review linked sources.</w:t>
+      </w:r>
+    </w:p>
+    <w:p>
+      <w:pPr>
+        <w:pStyle w:val="ListBullet"/>
+        <w:widowControl/>
+      </w:pPr>
+      <w:r>
+        <w:t>The browser displays evidence-only verdicts. It does not call the legacy article classifier or combine article and evidence signals.</w:t>
+      </w:r>
+    </w:p>
+    <w:p>
+      <w:pPr>
+        <w:pStyle w:val="ListBullet"/>
+        <w:widowControl/>
+      </w:pPr>
+      <w:r>
+        <w:t>Article URL extraction is lightweight HTML parsing and verifies only a 1,000-character prefix. Paywalls, boilerplate, unusual encodings, or article structure can reduce extraction quality.</w:t>
+      </w:r>
+    </w:p>
+    <w:p>
+      <w:pPr>
+        <w:pStyle w:val="ListBullet"/>
+        <w:widowControl/>
+      </w:pPr>
+      <w:r>
+        <w:t>NLI scores and thresholds are uncalibrated and untuned for production. Retrieval coverage, source quality, freshness, provider quotas, dataset matches, and model limitations affect results.</w:t>
+      </w:r>
+    </w:p>
+    <w:p>
+      <w:pPr>
+        <w:pStyle w:val="ListBullet"/>
+        <w:widowControl/>
+      </w:pPr>
+      <w:r>
+        <w:t>The verification service cannot independently prove claims. Require human review for consequential use; report insufficient evidence as unresolved, not false.</w:t>
+      </w:r>
+    </w:p>
+    <w:p>
+      <w:pPr>
+        <w:widowControl/>
+      </w:pPr>
+      <w:r>
+        <w:t>Before changing a model, provider, threshold, request schema, or frontend route, update the API tests and relevant documentation. Refresh recorded metrics only from reproducible runs and keep the article classifier, dataset-match signals, and NLI evidence results clearly distinguished.</w:t>
+      </w:r>
+    </w:p>
+    <w:p>
+      <w:pPr>
+        <w:pStyle w:val="Heading1"/>
+        <w:widowControl/>
+      </w:pPr>
+      <w:r>
+        <w:t>Source files to consult</w:t>
+      </w:r>
+    </w:p>
+    <w:tbl>
+      <w:tblPr>
+        <w:tblW w:type="auto" w:w="0"/>
+        <w:jc w:val="center"/>
+        <w:tblLayout w:type="fixed"/>
+        <w:tblLook w:firstColumn="1" w:firstRow="1" w:lastColumn="0" w:lastRow="0" w:noHBand="0" w:noVBand="1" w:val="04A0"/>
+        <w:tblBorders>
+          <w:top w:val="single" w:sz="4" w:space="0" w:color="D9E0E8"/>
+          <w:left w:val="single" w:sz="4" w:space="0" w:color="D9E0E8"/>
+          <w:bottom w:val="single" w:sz="4" w:space="0" w:color="D9E0E8"/>
+          <w:right w:val="single" w:sz="4" w:space="0" w:color="D9E0E8"/>
+          <w:insideH w:val="single" w:sz="4" w:space="0" w:color="D9E0E8"/>
+          <w:insideV w:val="single" w:sz="4" w:space="0" w:color="D9E0E8"/>
+        </w:tblBorders>
+      </w:tblPr>
+      <w:tblGrid>
+        <w:gridCol w:w="4997"/>
+        <w:gridCol w:w="4997"/>
+      </w:tblGrid>
+      <w:tr>
+        <w:trPr>
+          <w:tblHeader w:val="true"/>
+          <w:cantSplit/>
+        </w:trPr>
+        <w:tc>
+          <w:tcPr>
+            <w:tcW w:type="dxa" w:w="3240"/>
+            <w:shd w:fill="23436B"/>
+            <w:vAlign w:val="center"/>
+            <w:tcMar>
+              <w:top w:w="85" w:type="dxa"/>
+              <w:start w:w="100" w:type="dxa"/>
+              <w:bottom w:w="85" w:type="dxa"/>
+              <w:end w:w="100" w:type="dxa"/>
+            </w:tcMar>
+          </w:tcPr>
+          <w:p>
+            <w:pPr>
+              <w:spacing w:after="20" w:line="240" w:lineRule="auto"/>
+            </w:pPr>
             <w:r>
               <w:rPr>
                 <w:rFonts w:ascii="Aptos" w:hAnsi="Aptos"/>
@@ -945,15 +2681,20 @@
         </w:tc>
         <w:tc>
           <w:tcPr>
-            <w:tcW w:type="dxa" w:w="7488"/>
+            <w:tcW w:type="dxa" w:w="6552"/>
+            <w:shd w:fill="23436B"/>
             <w:vAlign w:val="center"/>
-            <w:shd w:fill="16324F"/>
+            <w:tcMar>
+              <w:top w:w="85" w:type="dxa"/>
+              <w:start w:w="100" w:type="dxa"/>
+              <w:bottom w:w="85" w:type="dxa"/>
+              <w:end w:w="100" w:type="dxa"/>
+            </w:tcMar>
           </w:tcPr>
           <w:p>
             <w:pPr>
-              <w:spacing w:after="20"/>
+              <w:spacing w:after="20" w:line="240" w:lineRule="auto"/>
             </w:pPr>
-            <w:r/>
             <w:r>
               <w:rPr>
                 <w:rFonts w:ascii="Aptos" w:hAnsi="Aptos"/>
@@ -961,271 +2702,343 @@
                 <w:color w:val="FFFFFF"/>
                 <w:sz w:val="17"/>
               </w:rPr>
-              <w:t>Status</w:t>
+              <w:t>Primary files</w:t>
             </w:r>
           </w:p>
         </w:tc>
       </w:tr>
       <w:tr>
+        <w:trPr>
+          <w:cantSplit/>
+        </w:trPr>
         <w:tc>
           <w:tcPr>
-            <w:tcW w:type="dxa" w:w="2376"/>
+            <w:tcW w:type="dxa" w:w="3240"/>
             <w:vAlign w:val="center"/>
-            <w:shd w:fill="F2F5F9"/>
+            <w:tcMar>
+              <w:top w:w="85" w:type="dxa"/>
+              <w:start w:w="100" w:type="dxa"/>
+              <w:bottom w:w="85" w:type="dxa"/>
+              <w:end w:w="100" w:type="dxa"/>
+            </w:tcMar>
           </w:tcPr>
           <w:p>
             <w:pPr>
-              <w:spacing w:after="20"/>
+              <w:spacing w:after="20" w:line="240" w:lineRule="auto"/>
             </w:pPr>
-            <w:r/>
             <w:r>
               <w:rPr>
                 <w:rFonts w:ascii="Aptos" w:hAnsi="Aptos"/>
-                <w:b w:val="0"/>
-                <w:sz w:val="16"/>
+                <w:color w:val="23272E"/>
+                <w:sz w:val="17"/>
               </w:rPr>
-              <w:t>Flask app and frontend</w:t>
+              <w:t>Serving and routes</w:t>
             </w:r>
           </w:p>
         </w:tc>
         <w:tc>
           <w:tcPr>
-            <w:tcW w:type="dxa" w:w="7488"/>
+            <w:tcW w:type="dxa" w:w="6552"/>
             <w:vAlign w:val="center"/>
-            <w:shd w:fill="F2F5F9"/>
+            <w:tcMar>
+              <w:top w:w="85" w:type="dxa"/>
+              <w:start w:w="100" w:type="dxa"/>
+              <w:bottom w:w="85" w:type="dxa"/>
+              <w:end w:w="100" w:type="dxa"/>
+            </w:tcMar>
           </w:tcPr>
           <w:p>
             <w:pPr>
-              <w:spacing w:after="20"/>
+              <w:spacing w:after="20" w:line="240" w:lineRule="auto"/>
             </w:pPr>
-            <w:r/>
             <w:r>
               <w:rPr>
                 <w:rFonts w:ascii="Aptos" w:hAnsi="Aptos"/>
-                <w:b w:val="0"/>
-                <w:sz w:val="16"/>
+                <w:color w:val="23272E"/>
+                <w:sz w:val="17"/>
               </w:rPr>
-              <w:t>Implemented; local development server wiring is active.</w:t>
+              <w:t>backend/app.py; backend/wsgi.py; backend/api_v1/routes.py; backend/api_v1/schemas.py</w:t>
             </w:r>
           </w:p>
         </w:tc>
       </w:tr>
       <w:tr>
+        <w:trPr>
+          <w:cantSplit/>
+        </w:trPr>
         <w:tc>
           <w:tcPr>
-            <w:tcW w:type="dxa" w:w="2376"/>
+            <w:tcW w:type="dxa" w:w="3240"/>
             <w:vAlign w:val="center"/>
-            <w:shd w:fill="FFFFFF"/>
+            <w:tcMar>
+              <w:top w:w="85" w:type="dxa"/>
+              <w:start w:w="100" w:type="dxa"/>
+              <w:bottom w:w="85" w:type="dxa"/>
+              <w:end w:w="100" w:type="dxa"/>
+            </w:tcMar>
+            <w:shd w:fill="F2F6FA"/>
           </w:tcPr>
           <w:p>
             <w:pPr>
-              <w:spacing w:after="20"/>
+              <w:spacing w:after="20" w:line="240" w:lineRule="auto"/>
             </w:pPr>
-            <w:r/>
             <w:r>
               <w:rPr>
                 <w:rFonts w:ascii="Aptos" w:hAnsi="Aptos"/>
-                <w:b w:val="0"/>
-                <w:sz w:val="16"/>
+                <w:color w:val="23272E"/>
+                <w:sz w:val="17"/>
               </w:rPr>
-              <w:t>Article classifier</w:t>
+              <w:t>Evidence and reasoning</w:t>
             </w:r>
           </w:p>
         </w:tc>
         <w:tc>
           <w:tcPr>
-            <w:tcW w:type="dxa" w:w="7488"/>
+            <w:tcW w:type="dxa" w:w="6552"/>
             <w:vAlign w:val="center"/>
-            <w:shd w:fill="FFFFFF"/>
+            <w:tcMar>
+              <w:top w:w="85" w:type="dxa"/>
+              <w:start w:w="100" w:type="dxa"/>
+              <w:bottom w:w="85" w:type="dxa"/>
+              <w:end w:w="100" w:type="dxa"/>
+            </w:tcMar>
+            <w:shd w:fill="F2F6FA"/>
           </w:tcPr>
           <w:p>
             <w:pPr>
-              <w:spacing w:after="20"/>
+              <w:spacing w:after="20" w:line="240" w:lineRule="auto"/>
             </w:pPr>
-            <w:r/>
             <w:r>
               <w:rPr>
                 <w:rFonts w:ascii="Aptos" w:hAnsi="Aptos"/>
-                <w:b w:val="0"/>
-                <w:sz w:val="16"/>
+                <w:color w:val="23272E"/>
+                <w:sz w:val="17"/>
               </w:rPr>
-              <w:t>Implemented; current artifact is fake_news_model.joblib.</w:t>
+              <w:t>backend/api_v1/service.py; verification_module/evidence_retrieval.py; verification_module/reasoning/</w:t>
             </w:r>
           </w:p>
         </w:tc>
       </w:tr>
       <w:tr>
+        <w:trPr>
+          <w:cantSplit/>
+        </w:trPr>
         <w:tc>
           <w:tcPr>
-            <w:tcW w:type="dxa" w:w="2376"/>
+            <w:tcW w:type="dxa" w:w="3240"/>
             <w:vAlign w:val="center"/>
-            <w:shd w:fill="F2F5F9"/>
+            <w:tcMar>
+              <w:top w:w="85" w:type="dxa"/>
+              <w:start w:w="100" w:type="dxa"/>
+              <w:bottom w:w="85" w:type="dxa"/>
+              <w:end w:w="100" w:type="dxa"/>
+            </w:tcMar>
           </w:tcPr>
           <w:p>
             <w:pPr>
-              <w:spacing w:after="20"/>
+              <w:spacing w:after="20" w:line="240" w:lineRule="auto"/>
             </w:pPr>
-            <w:r/>
             <w:r>
               <w:rPr>
                 <w:rFonts w:ascii="Aptos" w:hAnsi="Aptos"/>
-                <w:b w:val="0"/>
-                <w:sz w:val="16"/>
+                <w:color w:val="23272E"/>
+                <w:sz w:val="17"/>
               </w:rPr>
-              <w:t>Evidence providers</w:t>
+              <w:t>Providers and configuration</w:t>
             </w:r>
           </w:p>
         </w:tc>
         <w:tc>
           <w:tcPr>
-            <w:tcW w:type="dxa" w:w="7488"/>
+            <w:tcW w:type="dxa" w:w="6552"/>
             <w:vAlign w:val="center"/>
-            <w:shd w:fill="F2F5F9"/>
+            <w:tcMar>
+              <w:top w:w="85" w:type="dxa"/>
+              <w:start w:w="100" w:type="dxa"/>
+              <w:bottom w:w="85" w:type="dxa"/>
+              <w:end w:w="100" w:type="dxa"/>
+            </w:tcMar>
           </w:tcPr>
           <w:p>
             <w:pPr>
-              <w:spacing w:after="20"/>
+              <w:spacing w:after="20" w:line="240" w:lineRule="auto"/>
             </w:pPr>
-            <w:r/>
             <w:r>
               <w:rPr>
                 <w:rFonts w:ascii="Aptos" w:hAnsi="Aptos"/>
-                <w:b w:val="0"/>
-                <w:sz w:val="16"/>
+                <w:color w:val="23272E"/>
+                <w:sz w:val="17"/>
               </w:rPr>
-              <w:t>Adapters exist; only providers with required settings/keys can return results.</w:t>
+              <w:t>verification_module/adapters/; verification_module/config.py; verification_module/credibility.py</w:t>
             </w:r>
           </w:p>
         </w:tc>
       </w:tr>
       <w:tr>
+        <w:trPr>
+          <w:cantSplit/>
+        </w:trPr>
         <w:tc>
           <w:tcPr>
-            <w:tcW w:type="dxa" w:w="2376"/>
+            <w:tcW w:type="dxa" w:w="3240"/>
             <w:vAlign w:val="center"/>
-            <w:shd w:fill="FFFFFF"/>
+            <w:tcMar>
+              <w:top w:w="85" w:type="dxa"/>
+              <w:start w:w="100" w:type="dxa"/>
+              <w:bottom w:w="85" w:type="dxa"/>
+              <w:end w:w="100" w:type="dxa"/>
+            </w:tcMar>
+            <w:shd w:fill="F2F6FA"/>
           </w:tcPr>
           <w:p>
             <w:pPr>
-              <w:spacing w:after="20"/>
+              <w:spacing w:after="20" w:line="240" w:lineRule="auto"/>
             </w:pPr>
-            <w:r/>
             <w:r>
               <w:rPr>
                 <w:rFonts w:ascii="Aptos" w:hAnsi="Aptos"/>
-                <w:b w:val="0"/>
-                <w:sz w:val="16"/>
+                <w:color w:val="23272E"/>
+                <w:sz w:val="17"/>
               </w:rPr>
-              <w:t>Evidence stance</w:t>
+              <w:t>Browser UI</w:t>
             </w:r>
           </w:p>
         </w:tc>
         <w:tc>
           <w:tcPr>
-            <w:tcW w:type="dxa" w:w="7488"/>
+            <w:tcW w:type="dxa" w:w="6552"/>
             <w:vAlign w:val="center"/>
-            <w:shd w:fill="FFFFFF"/>
+            <w:tcMar>
+              <w:top w:w="85" w:type="dxa"/>
+              <w:start w:w="100" w:type="dxa"/>
+              <w:bottom w:w="85" w:type="dxa"/>
+              <w:end w:w="100" w:type="dxa"/>
+            </w:tcMar>
+            <w:shd w:fill="F2F6FA"/>
           </w:tcPr>
           <w:p>
             <w:pPr>
-              <w:spacing w:after="20"/>
+              <w:spacing w:after="20" w:line="240" w:lineRule="auto"/>
             </w:pPr>
-            <w:r/>
             <w:r>
               <w:rPr>
                 <w:rFonts w:ascii="Aptos" w:hAnsi="Aptos"/>
-                <w:b w:val="0"/>
-                <w:sz w:val="16"/>
+                <w:color w:val="23272E"/>
+                <w:sz w:val="17"/>
               </w:rPr>
-              <w:t>Heuristic lexical matching and cue rules; not an entailment model.</w:t>
+              <w:t>frontend/index.html; frontend/app.js; frontend/style.css</w:t>
             </w:r>
           </w:p>
         </w:tc>
       </w:tr>
       <w:tr>
+        <w:trPr>
+          <w:cantSplit/>
+        </w:trPr>
         <w:tc>
           <w:tcPr>
-            <w:tcW w:type="dxa" w:w="2376"/>
+            <w:tcW w:type="dxa" w:w="3240"/>
             <w:vAlign w:val="center"/>
-            <w:shd w:fill="F2F5F9"/>
+            <w:tcMar>
+              <w:top w:w="85" w:type="dxa"/>
+              <w:start w:w="100" w:type="dxa"/>
+              <w:bottom w:w="85" w:type="dxa"/>
+              <w:end w:w="100" w:type="dxa"/>
+            </w:tcMar>
           </w:tcPr>
           <w:p>
             <w:pPr>
-              <w:spacing w:after="20"/>
+              <w:spacing w:after="20" w:line="240" w:lineRule="auto"/>
             </w:pPr>
-            <w:r/>
             <w:r>
               <w:rPr>
                 <w:rFonts w:ascii="Aptos" w:hAnsi="Aptos"/>
-                <w:b w:val="0"/>
-                <w:sz w:val="16"/>
+                <w:color w:val="23272E"/>
+                <w:sz w:val="17"/>
               </w:rPr>
-              <w:t>98% F1 goal</w:t>
+              <w:t>Legacy classifier</w:t>
             </w:r>
           </w:p>
         </w:tc>
         <w:tc>
           <w:tcPr>
-            <w:tcW w:type="dxa" w:w="7488"/>
+            <w:tcW w:type="dxa" w:w="6552"/>
             <w:vAlign w:val="center"/>
-            <w:shd w:fill="F2F5F9"/>
+            <w:tcMar>
+              <w:top w:w="85" w:type="dxa"/>
+              <w:start w:w="100" w:type="dxa"/>
+              <w:bottom w:w="85" w:type="dxa"/>
+              <w:end w:w="100" w:type="dxa"/>
+            </w:tcMar>
           </w:tcPr>
           <w:p>
             <w:pPr>
-              <w:spacing w:after="20"/>
+              <w:spacing w:after="20" w:line="240" w:lineRule="auto"/>
             </w:pPr>
-            <w:r/>
             <w:r>
               <w:rPr>
                 <w:rFonts w:ascii="Aptos" w:hAnsi="Aptos"/>
-                <w:b w:val="0"/>
-                <w:sz w:val="16"/>
+                <w:color w:val="23272E"/>
+                <w:sz w:val="17"/>
               </w:rPr>
-              <w:t>Not achieved in latest saved evaluation.</w:t>
+              <w:t>nlp/pipeline.py; ml/classifier.py; ml/train.py; models/model_metrics.json</w:t>
             </w:r>
           </w:p>
         </w:tc>
       </w:tr>
       <w:tr>
+        <w:trPr>
+          <w:cantSplit/>
+        </w:trPr>
         <w:tc>
           <w:tcPr>
-            <w:tcW w:type="dxa" w:w="2376"/>
+            <w:tcW w:type="dxa" w:w="3240"/>
             <w:vAlign w:val="center"/>
-            <w:shd w:fill="FFFFFF"/>
+            <w:tcMar>
+              <w:top w:w="85" w:type="dxa"/>
+              <w:start w:w="100" w:type="dxa"/>
+              <w:bottom w:w="85" w:type="dxa"/>
+              <w:end w:w="100" w:type="dxa"/>
+            </w:tcMar>
+            <w:shd w:fill="F2F6FA"/>
           </w:tcPr>
           <w:p>
             <w:pPr>
-              <w:spacing w:after="20"/>
+              <w:spacing w:after="20" w:line="240" w:lineRule="auto"/>
             </w:pPr>
-            <w:r/>
             <w:r>
               <w:rPr>
                 <w:rFonts w:ascii="Aptos" w:hAnsi="Aptos"/>
-                <w:b w:val="0"/>
-                <w:sz w:val="16"/>
+                <w:color w:val="23272E"/>
+                <w:sz w:val="17"/>
               </w:rPr>
-              <w:t>20,000-example goal</w:t>
+              <w:t>Evaluation and caveats</w:t>
             </w:r>
           </w:p>
         </w:tc>
         <w:tc>
           <w:tcPr>
-            <w:tcW w:type="dxa" w:w="7488"/>
+            <w:tcW w:type="dxa" w:w="6552"/>
             <w:vAlign w:val="center"/>
-            <w:shd w:fill="FFFFFF"/>
+            <w:tcMar>
+              <w:top w:w="85" w:type="dxa"/>
+              <w:start w:w="100" w:type="dxa"/>
+              <w:bottom w:w="85" w:type="dxa"/>
+              <w:end w:w="100" w:type="dxa"/>
+            </w:tcMar>
+            <w:shd w:fill="F2F6FA"/>
           </w:tcPr>
           <w:p>
             <w:pPr>
-              <w:spacing w:after="20"/>
+              <w:spacing w:after="20" w:line="240" w:lineRule="auto"/>
             </w:pPr>
-            <w:r/>
             <w:r>
               <w:rPr>
                 <w:rFonts w:ascii="Aptos" w:hAnsi="Aptos"/>
-                <w:b w:val="0"/>
-                <w:sz w:val="16"/>
+                <w:color w:val="23272E"/>
+                <w:sz w:val="17"/>
               </w:rPr>
-              <w:t>Not achieved; the current loader limits the training sample and the source file is much smaller.</w:t>
+              <w:t>evaluation/README.md; docs/LIMITATIONS.md; reports/custom_validation.json</w:t>
             </w:r>
           </w:p>
         </w:tc>
@@ -1233,4928 +3046,25 @@
     </w:tbl>
     <w:p>
       <w:pPr>
-        <w:spacing w:after="20"/>
+        <w:widowControl/>
       </w:pPr>
     </w:p>
     <w:p>
       <w:pPr>
-        <w:pStyle w:val="Heading1"/>
+        <w:widowControl/>
       </w:pPr>
       <w:r>
-        <w:t>3. Architecture and request flow</w:t>
+        <w:t>Maintenance note: this reference guide was checked against the repository on 13 October 2026. Recheck live routes, UI request limits, provider configuration, model behavior, and evaluation outputs before presenting or distributing it.</w:t>
       </w:r>
     </w:p>
-    <w:p>
-      <w:pPr>
-        <w:pStyle w:val="Heading2"/>
-      </w:pPr>
-      <w:r>
-        <w:t>High-level components</w:t>
-      </w:r>
-    </w:p>
-    <w:tbl>
-      <w:tblPr>
-        <w:tblStyle w:val="TableGrid"/>
-        <w:tblW w:type="auto" w:w="0"/>
-        <w:jc w:val="center"/>
-        <w:tblLook w:firstColumn="1" w:firstRow="1" w:lastColumn="0" w:lastRow="0" w:noHBand="0" w:noVBand="1" w:val="04A0"/>
-      </w:tblPr>
-      <w:tblGrid>
-        <w:gridCol w:w="3331"/>
-        <w:gridCol w:w="3331"/>
-        <w:gridCol w:w="3331"/>
-      </w:tblGrid>
-      <w:tr>
-        <w:tc>
-          <w:tcPr>
-            <w:tcW w:type="dxa" w:w="2088"/>
-            <w:vAlign w:val="center"/>
-            <w:shd w:fill="16324F"/>
-          </w:tcPr>
-          <w:p>
-            <w:pPr>
-              <w:spacing w:after="20"/>
-            </w:pPr>
-            <w:r/>
-            <w:r>
-              <w:rPr>
-                <w:rFonts w:ascii="Aptos" w:hAnsi="Aptos"/>
-                <w:b/>
-                <w:color w:val="FFFFFF"/>
-                <w:sz w:val="17"/>
-              </w:rPr>
-              <w:t>Component</w:t>
-            </w:r>
-          </w:p>
-        </w:tc>
-        <w:tc>
-          <w:tcPr>
-            <w:tcW w:type="dxa" w:w="2232"/>
-            <w:vAlign w:val="center"/>
-            <w:shd w:fill="16324F"/>
-          </w:tcPr>
-          <w:p>
-            <w:pPr>
-              <w:spacing w:after="20"/>
-            </w:pPr>
-            <w:r/>
-            <w:r>
-              <w:rPr>
-                <w:rFonts w:ascii="Aptos" w:hAnsi="Aptos"/>
-                <w:b/>
-                <w:color w:val="FFFFFF"/>
-                <w:sz w:val="17"/>
-              </w:rPr>
-              <w:t>Location</w:t>
-            </w:r>
-          </w:p>
-        </w:tc>
-        <w:tc>
-          <w:tcPr>
-            <w:tcW w:type="dxa" w:w="5616"/>
-            <w:vAlign w:val="center"/>
-            <w:shd w:fill="16324F"/>
-          </w:tcPr>
-          <w:p>
-            <w:pPr>
-              <w:spacing w:after="20"/>
-            </w:pPr>
-            <w:r/>
-            <w:r>
-              <w:rPr>
-                <w:rFonts w:ascii="Aptos" w:hAnsi="Aptos"/>
-                <w:b/>
-                <w:color w:val="FFFFFF"/>
-                <w:sz w:val="17"/>
-              </w:rPr>
-              <w:t>Responsibility</w:t>
-            </w:r>
-          </w:p>
-        </w:tc>
-      </w:tr>
-      <w:tr>
-        <w:tc>
-          <w:tcPr>
-            <w:tcW w:type="dxa" w:w="2088"/>
-            <w:vAlign w:val="center"/>
-            <w:shd w:fill="F2F5F9"/>
-          </w:tcPr>
-          <w:p>
-            <w:pPr>
-              <w:spacing w:after="20"/>
-            </w:pPr>
-            <w:r/>
-            <w:r>
-              <w:rPr>
-                <w:rFonts w:ascii="Aptos" w:hAnsi="Aptos"/>
-                <w:b w:val="0"/>
-                <w:sz w:val="16"/>
-              </w:rPr>
-              <w:t>Browser UI</w:t>
-            </w:r>
-          </w:p>
-        </w:tc>
-        <w:tc>
-          <w:tcPr>
-            <w:tcW w:type="dxa" w:w="2232"/>
-            <w:vAlign w:val="center"/>
-            <w:shd w:fill="F2F5F9"/>
-          </w:tcPr>
-          <w:p>
-            <w:pPr>
-              <w:spacing w:after="20"/>
-            </w:pPr>
-            <w:r/>
-            <w:r>
-              <w:rPr>
-                <w:rFonts w:ascii="Aptos" w:hAnsi="Aptos"/>
-                <w:b w:val="0"/>
-                <w:sz w:val="16"/>
-              </w:rPr>
-              <w:t>frontend/</w:t>
-            </w:r>
-          </w:p>
-        </w:tc>
-        <w:tc>
-          <w:tcPr>
-            <w:tcW w:type="dxa" w:w="5616"/>
-            <w:vAlign w:val="center"/>
-            <w:shd w:fill="F2F5F9"/>
-          </w:tcPr>
-          <w:p>
-            <w:pPr>
-              <w:spacing w:after="20"/>
-            </w:pPr>
-            <w:r/>
-            <w:r>
-              <w:rPr>
-                <w:rFonts w:ascii="Aptos" w:hAnsi="Aptos"/>
-                <w:b w:val="0"/>
-                <w:sz w:val="16"/>
-              </w:rPr>
-              <w:t>Collect input, call APIs, display verdicts, metrics, and source details.</w:t>
-            </w:r>
-          </w:p>
-        </w:tc>
-      </w:tr>
-      <w:tr>
-        <w:tc>
-          <w:tcPr>
-            <w:tcW w:type="dxa" w:w="2088"/>
-            <w:vAlign w:val="center"/>
-            <w:shd w:fill="FFFFFF"/>
-          </w:tcPr>
-          <w:p>
-            <w:pPr>
-              <w:spacing w:after="20"/>
-            </w:pPr>
-            <w:r/>
-            <w:r>
-              <w:rPr>
-                <w:rFonts w:ascii="Aptos" w:hAnsi="Aptos"/>
-                <w:b w:val="0"/>
-                <w:sz w:val="16"/>
-              </w:rPr>
-              <w:t>Flask application</w:t>
-            </w:r>
-          </w:p>
-        </w:tc>
-        <w:tc>
-          <w:tcPr>
-            <w:tcW w:type="dxa" w:w="2232"/>
-            <w:vAlign w:val="center"/>
-            <w:shd w:fill="FFFFFF"/>
-          </w:tcPr>
-          <w:p>
-            <w:pPr>
-              <w:spacing w:after="20"/>
-            </w:pPr>
-            <w:r/>
-            <w:r>
-              <w:rPr>
-                <w:rFonts w:ascii="Aptos" w:hAnsi="Aptos"/>
-                <w:b w:val="0"/>
-                <w:sz w:val="16"/>
-              </w:rPr>
-              <w:t>backend/app.py</w:t>
-            </w:r>
-          </w:p>
-        </w:tc>
-        <w:tc>
-          <w:tcPr>
-            <w:tcW w:type="dxa" w:w="5616"/>
-            <w:vAlign w:val="center"/>
-            <w:shd w:fill="FFFFFF"/>
-          </w:tcPr>
-          <w:p>
-            <w:pPr>
-              <w:spacing w:after="20"/>
-            </w:pPr>
-            <w:r/>
-            <w:r>
-              <w:rPr>
-                <w:rFonts w:ascii="Aptos" w:hAnsi="Aptos"/>
-                <w:b w:val="0"/>
-                <w:sz w:val="16"/>
-              </w:rPr>
-              <w:t>Serve UI/static assets; route health, metrics, analysis, and verification requests.</w:t>
-            </w:r>
-          </w:p>
-        </w:tc>
-      </w:tr>
-      <w:tr>
-        <w:tc>
-          <w:tcPr>
-            <w:tcW w:type="dxa" w:w="2088"/>
-            <w:vAlign w:val="center"/>
-            <w:shd w:fill="F2F5F9"/>
-          </w:tcPr>
-          <w:p>
-            <w:pPr>
-              <w:spacing w:after="20"/>
-            </w:pPr>
-            <w:r/>
-            <w:r>
-              <w:rPr>
-                <w:rFonts w:ascii="Aptos" w:hAnsi="Aptos"/>
-                <w:b w:val="0"/>
-                <w:sz w:val="16"/>
-              </w:rPr>
-              <w:t>NLP orchestration</w:t>
-            </w:r>
-          </w:p>
-        </w:tc>
-        <w:tc>
-          <w:tcPr>
-            <w:tcW w:type="dxa" w:w="2232"/>
-            <w:vAlign w:val="center"/>
-            <w:shd w:fill="F2F5F9"/>
-          </w:tcPr>
-          <w:p>
-            <w:pPr>
-              <w:spacing w:after="20"/>
-            </w:pPr>
-            <w:r/>
-            <w:r>
-              <w:rPr>
-                <w:rFonts w:ascii="Aptos" w:hAnsi="Aptos"/>
-                <w:b w:val="0"/>
-                <w:sz w:val="16"/>
-              </w:rPr>
-              <w:t>nlp/pipeline.py</w:t>
-            </w:r>
-          </w:p>
-        </w:tc>
-        <w:tc>
-          <w:tcPr>
-            <w:tcW w:type="dxa" w:w="5616"/>
-            <w:vAlign w:val="center"/>
-            <w:shd w:fill="F2F5F9"/>
-          </w:tcPr>
-          <w:p>
-            <w:pPr>
-              <w:spacing w:after="20"/>
-            </w:pPr>
-            <w:r/>
-            <w:r>
-              <w:rPr>
-                <w:rFonts w:ascii="Aptos" w:hAnsi="Aptos"/>
-                <w:b w:val="0"/>
-                <w:sz w:val="16"/>
-              </w:rPr>
-              <w:t>Normalize text, extract claim/entity hints, invoke classifier when input is suitable.</w:t>
-            </w:r>
-          </w:p>
-        </w:tc>
-      </w:tr>
-      <w:tr>
-        <w:tc>
-          <w:tcPr>
-            <w:tcW w:type="dxa" w:w="2088"/>
-            <w:vAlign w:val="center"/>
-            <w:shd w:fill="FFFFFF"/>
-          </w:tcPr>
-          <w:p>
-            <w:pPr>
-              <w:spacing w:after="20"/>
-            </w:pPr>
-            <w:r/>
-            <w:r>
-              <w:rPr>
-                <w:rFonts w:ascii="Aptos" w:hAnsi="Aptos"/>
-                <w:b w:val="0"/>
-                <w:sz w:val="16"/>
-              </w:rPr>
-              <w:t>Article model</w:t>
-            </w:r>
-          </w:p>
-        </w:tc>
-        <w:tc>
-          <w:tcPr>
-            <w:tcW w:type="dxa" w:w="2232"/>
-            <w:vAlign w:val="center"/>
-            <w:shd w:fill="FFFFFF"/>
-          </w:tcPr>
-          <w:p>
-            <w:pPr>
-              <w:spacing w:after="20"/>
-            </w:pPr>
-            <w:r/>
-            <w:r>
-              <w:rPr>
-                <w:rFonts w:ascii="Aptos" w:hAnsi="Aptos"/>
-                <w:b w:val="0"/>
-                <w:sz w:val="16"/>
-              </w:rPr>
-              <w:t>ml/classifier.py</w:t>
-            </w:r>
-          </w:p>
-        </w:tc>
-        <w:tc>
-          <w:tcPr>
-            <w:tcW w:type="dxa" w:w="5616"/>
-            <w:vAlign w:val="center"/>
-            <w:shd w:fill="FFFFFF"/>
-          </w:tcPr>
-          <w:p>
-            <w:pPr>
-              <w:spacing w:after="20"/>
-            </w:pPr>
-            <w:r/>
-            <w:r>
-              <w:rPr>
-                <w:rFonts w:ascii="Aptos" w:hAnsi="Aptos"/>
-                <w:b w:val="0"/>
-                <w:sz w:val="16"/>
-              </w:rPr>
-              <w:t>Vectorize word/character patterns and classify article-like text.</w:t>
-            </w:r>
-          </w:p>
-        </w:tc>
-      </w:tr>
-      <w:tr>
-        <w:tc>
-          <w:tcPr>
-            <w:tcW w:type="dxa" w:w="2088"/>
-            <w:vAlign w:val="center"/>
-            <w:shd w:fill="F2F5F9"/>
-          </w:tcPr>
-          <w:p>
-            <w:pPr>
-              <w:spacing w:after="20"/>
-            </w:pPr>
-            <w:r/>
-            <w:r>
-              <w:rPr>
-                <w:rFonts w:ascii="Aptos" w:hAnsi="Aptos"/>
-                <w:b w:val="0"/>
-                <w:sz w:val="16"/>
-              </w:rPr>
-              <w:t>Training pipeline</w:t>
-            </w:r>
-          </w:p>
-        </w:tc>
-        <w:tc>
-          <w:tcPr>
-            <w:tcW w:type="dxa" w:w="2232"/>
-            <w:vAlign w:val="center"/>
-            <w:shd w:fill="F2F5F9"/>
-          </w:tcPr>
-          <w:p>
-            <w:pPr>
-              <w:spacing w:after="20"/>
-            </w:pPr>
-            <w:r/>
-            <w:r>
-              <w:rPr>
-                <w:rFonts w:ascii="Aptos" w:hAnsi="Aptos"/>
-                <w:b w:val="0"/>
-                <w:sz w:val="16"/>
-              </w:rPr>
-              <w:t>ml/train.py</w:t>
-            </w:r>
-          </w:p>
-        </w:tc>
-        <w:tc>
-          <w:tcPr>
-            <w:tcW w:type="dxa" w:w="5616"/>
-            <w:vAlign w:val="center"/>
-            <w:shd w:fill="F2F5F9"/>
-          </w:tcPr>
-          <w:p>
-            <w:pPr>
-              <w:spacing w:after="20"/>
-            </w:pPr>
-            <w:r/>
-            <w:r>
-              <w:rPr>
-                <w:rFonts w:ascii="Aptos" w:hAnsi="Aptos"/>
-                <w:b w:val="0"/>
-                <w:sz w:val="16"/>
-              </w:rPr>
-              <w:t>Load labeled CSV, clean/deduplicate, split, fit, evaluate, save model and metrics.</w:t>
-            </w:r>
-          </w:p>
-        </w:tc>
-      </w:tr>
-      <w:tr>
-        <w:tc>
-          <w:tcPr>
-            <w:tcW w:type="dxa" w:w="2088"/>
-            <w:vAlign w:val="center"/>
-            <w:shd w:fill="FFFFFF"/>
-          </w:tcPr>
-          <w:p>
-            <w:pPr>
-              <w:spacing w:after="20"/>
-            </w:pPr>
-            <w:r/>
-            <w:r>
-              <w:rPr>
-                <w:rFonts w:ascii="Aptos" w:hAnsi="Aptos"/>
-                <w:b w:val="0"/>
-                <w:sz w:val="16"/>
-              </w:rPr>
-              <w:t>Evidence verification</w:t>
-            </w:r>
-          </w:p>
-        </w:tc>
-        <w:tc>
-          <w:tcPr>
-            <w:tcW w:type="dxa" w:w="2232"/>
-            <w:vAlign w:val="center"/>
-            <w:shd w:fill="FFFFFF"/>
-          </w:tcPr>
-          <w:p>
-            <w:pPr>
-              <w:spacing w:after="20"/>
-            </w:pPr>
-            <w:r/>
-            <w:r>
-              <w:rPr>
-                <w:rFonts w:ascii="Aptos" w:hAnsi="Aptos"/>
-                <w:b w:val="0"/>
-                <w:sz w:val="16"/>
-              </w:rPr>
-              <w:t>verification_module/</w:t>
-            </w:r>
-          </w:p>
-        </w:tc>
-        <w:tc>
-          <w:tcPr>
-            <w:tcW w:type="dxa" w:w="5616"/>
-            <w:vAlign w:val="center"/>
-            <w:shd w:fill="FFFFFF"/>
-          </w:tcPr>
-          <w:p>
-            <w:pPr>
-              <w:spacing w:after="20"/>
-            </w:pPr>
-            <w:r/>
-            <w:r>
-              <w:rPr>
-                <w:rFonts w:ascii="Aptos" w:hAnsi="Aptos"/>
-                <w:b w:val="0"/>
-                <w:sz w:val="16"/>
-              </w:rPr>
-              <w:t>Build searches, call providers, compare retrieved passages, aggregate verdict.</w:t>
-            </w:r>
-          </w:p>
-        </w:tc>
-      </w:tr>
-      <w:tr>
-        <w:tc>
-          <w:tcPr>
-            <w:tcW w:type="dxa" w:w="2088"/>
-            <w:vAlign w:val="center"/>
-            <w:shd w:fill="F2F5F9"/>
-          </w:tcPr>
-          <w:p>
-            <w:pPr>
-              <w:spacing w:after="20"/>
-            </w:pPr>
-            <w:r/>
-            <w:r>
-              <w:rPr>
-                <w:rFonts w:ascii="Aptos" w:hAnsi="Aptos"/>
-                <w:b w:val="0"/>
-                <w:sz w:val="16"/>
-              </w:rPr>
-              <w:t>Artifacts and data</w:t>
-            </w:r>
-          </w:p>
-        </w:tc>
-        <w:tc>
-          <w:tcPr>
-            <w:tcW w:type="dxa" w:w="2232"/>
-            <w:vAlign w:val="center"/>
-            <w:shd w:fill="F2F5F9"/>
-          </w:tcPr>
-          <w:p>
-            <w:pPr>
-              <w:spacing w:after="20"/>
-            </w:pPr>
-            <w:r/>
-            <w:r>
-              <w:rPr>
-                <w:rFonts w:ascii="Aptos" w:hAnsi="Aptos"/>
-                <w:b w:val="0"/>
-                <w:sz w:val="16"/>
-              </w:rPr>
-              <w:t>models/, data/</w:t>
-            </w:r>
-          </w:p>
-        </w:tc>
-        <w:tc>
-          <w:tcPr>
-            <w:tcW w:type="dxa" w:w="5616"/>
-            <w:vAlign w:val="center"/>
-            <w:shd w:fill="F2F5F9"/>
-          </w:tcPr>
-          <w:p>
-            <w:pPr>
-              <w:spacing w:after="20"/>
-            </w:pPr>
-            <w:r/>
-            <w:r>
-              <w:rPr>
-                <w:rFonts w:ascii="Aptos" w:hAnsi="Aptos"/>
-                <w:b w:val="0"/>
-                <w:sz w:val="16"/>
-              </w:rPr>
-              <w:t>Persist the active model, evaluation metrics, and source datasets.</w:t>
-            </w:r>
-          </w:p>
-        </w:tc>
-      </w:tr>
-    </w:tbl>
-    <w:p>
-      <w:pPr>
-        <w:spacing w:after="20"/>
-      </w:pPr>
-    </w:p>
-    <w:p>
-      <w:pPr>
-        <w:pStyle w:val="Heading2"/>
-      </w:pPr>
-      <w:r>
-        <w:t>Request sequence</w:t>
-      </w:r>
-    </w:p>
-    <w:p>
-      <w:pPr>
-        <w:pStyle w:val="ListNumber"/>
-      </w:pPr>
-      <w:r>
-        <w:t>The browser submits text to POST /api/analyze and, for a claim, POST /api/verify. The frontend can request both results for the same input.</w:t>
-      </w:r>
-    </w:p>
-    <w:p>
-      <w:pPr>
-        <w:pStyle w:val="ListNumber"/>
-      </w:pPr>
-      <w:r>
-        <w:t>The analysis route preprocesses input and detects short claims. Short claims bypass the article classifier; longer input follows NLP orchestration and model inference.</w:t>
-      </w:r>
-    </w:p>
-    <w:p>
-      <w:pPr>
-        <w:pStyle w:val="ListNumber"/>
-      </w:pPr>
-      <w:r>
-        <w:t>The verification route creates search queries from the claim/entities, asks enabled provider adapters for results, and records provider/query statuses.</w:t>
-      </w:r>
-    </w:p>
-    <w:p>
-      <w:pPr>
-        <w:pStyle w:val="ListNumber"/>
-      </w:pPr>
-      <w:r>
-        <w:t>Retrieved items are deduplicated by URL, assigned a heuristic source-credibility value, and compared lexically with the claim.</w:t>
-      </w:r>
-    </w:p>
-    <w:p>
-      <w:pPr>
-        <w:pStyle w:val="ListNumber"/>
-      </w:pPr>
-      <w:r>
-        <w:t>The decision engine weights non-neutral stance results and applies configured support/contradiction thresholds. The API returns verdict plus evidence metadata.</w:t>
-      </w:r>
-    </w:p>
-    <w:p>
-      <w:pPr>
-        <w:pStyle w:val="ListNumber"/>
-      </w:pPr>
-      <w:r>
-        <w:t>The frontend renders the result summary and opens the detailed retrieval information in a modal on user request.</w:t>
-      </w:r>
-    </w:p>
-    <w:p>
-      <w:pPr>
-        <w:pStyle w:val="Heading2"/>
-      </w:pPr>
-      <w:r>
-        <w:t>Important separation</w:t>
-      </w:r>
-    </w:p>
-    <w:p>
-      <w:r>
-        <w:t>The active Flask article model is not the same model family produced by setup_ml.py or setup_ml_v2.py. Those scripts train a separate FEVER-derived PyTorch claim model. The active app imports nlp.pipeline and loads models/fake_news_model.joblib; it does not load the PyTorch v2 artifact. The two pipelines use different data and labels and their metrics must not be combined.</w:t>
-      </w:r>
-    </w:p>
-    <w:p>
-      <w:pPr>
-        <w:pStyle w:val="Heading1"/>
-      </w:pPr>
-      <w:r>
-        <w:t>4. Repository map</w:t>
-      </w:r>
-    </w:p>
-    <w:tbl>
-      <w:tblPr>
-        <w:tblStyle w:val="TableGrid"/>
-        <w:tblW w:type="auto" w:w="0"/>
-        <w:jc w:val="center"/>
-        <w:tblLook w:firstColumn="1" w:firstRow="1" w:lastColumn="0" w:lastRow="0" w:noHBand="0" w:noVBand="1" w:val="04A0"/>
-      </w:tblPr>
-      <w:tblGrid>
-        <w:gridCol w:w="4997"/>
-        <w:gridCol w:w="4997"/>
-      </w:tblGrid>
-      <w:tr>
-        <w:tc>
-          <w:tcPr>
-            <w:tcW w:type="dxa" w:w="3168"/>
-            <w:vAlign w:val="center"/>
-            <w:shd w:fill="16324F"/>
-          </w:tcPr>
-          <w:p>
-            <w:pPr>
-              <w:spacing w:after="20"/>
-            </w:pPr>
-            <w:r/>
-            <w:r>
-              <w:rPr>
-                <w:rFonts w:ascii="Aptos" w:hAnsi="Aptos"/>
-                <w:b/>
-                <w:color w:val="FFFFFF"/>
-                <w:sz w:val="17"/>
-              </w:rPr>
-              <w:t>Path</w:t>
-            </w:r>
-          </w:p>
-        </w:tc>
-        <w:tc>
-          <w:tcPr>
-            <w:tcW w:type="dxa" w:w="6768"/>
-            <w:vAlign w:val="center"/>
-            <w:shd w:fill="16324F"/>
-          </w:tcPr>
-          <w:p>
-            <w:pPr>
-              <w:spacing w:after="20"/>
-            </w:pPr>
-            <w:r/>
-            <w:r>
-              <w:rPr>
-                <w:rFonts w:ascii="Aptos" w:hAnsi="Aptos"/>
-                <w:b/>
-                <w:color w:val="FFFFFF"/>
-                <w:sz w:val="17"/>
-              </w:rPr>
-              <w:t>Purpose / notes</w:t>
-            </w:r>
-          </w:p>
-        </w:tc>
-      </w:tr>
-      <w:tr>
-        <w:tc>
-          <w:tcPr>
-            <w:tcW w:type="dxa" w:w="3168"/>
-            <w:vAlign w:val="center"/>
-            <w:shd w:fill="F2F5F9"/>
-          </w:tcPr>
-          <w:p>
-            <w:pPr>
-              <w:spacing w:after="20"/>
-            </w:pPr>
-            <w:r/>
-            <w:r>
-              <w:rPr>
-                <w:rFonts w:ascii="Aptos" w:hAnsi="Aptos"/>
-                <w:b w:val="0"/>
-                <w:sz w:val="16"/>
-              </w:rPr>
-              <w:t>backend/app.py</w:t>
-            </w:r>
-          </w:p>
-        </w:tc>
-        <w:tc>
-          <w:tcPr>
-            <w:tcW w:type="dxa" w:w="6768"/>
-            <w:vAlign w:val="center"/>
-            <w:shd w:fill="F2F5F9"/>
-          </w:tcPr>
-          <w:p>
-            <w:pPr>
-              <w:spacing w:after="20"/>
-            </w:pPr>
-            <w:r/>
-            <w:r>
-              <w:rPr>
-                <w:rFonts w:ascii="Aptos" w:hAnsi="Aptos"/>
-                <w:b w:val="0"/>
-                <w:sz w:val="16"/>
-              </w:rPr>
-              <w:t>Flask routes, active model initialization, console summaries, and server startup.</w:t>
-            </w:r>
-          </w:p>
-        </w:tc>
-      </w:tr>
-      <w:tr>
-        <w:tc>
-          <w:tcPr>
-            <w:tcW w:type="dxa" w:w="3168"/>
-            <w:vAlign w:val="center"/>
-            <w:shd w:fill="FFFFFF"/>
-          </w:tcPr>
-          <w:p>
-            <w:pPr>
-              <w:spacing w:after="20"/>
-            </w:pPr>
-            <w:r/>
-            <w:r>
-              <w:rPr>
-                <w:rFonts w:ascii="Aptos" w:hAnsi="Aptos"/>
-                <w:b w:val="0"/>
-                <w:sz w:val="16"/>
-              </w:rPr>
-              <w:t>backend/wsgi.py</w:t>
-            </w:r>
-          </w:p>
-        </w:tc>
-        <w:tc>
-          <w:tcPr>
-            <w:tcW w:type="dxa" w:w="6768"/>
-            <w:vAlign w:val="center"/>
-            <w:shd w:fill="FFFFFF"/>
-          </w:tcPr>
-          <w:p>
-            <w:pPr>
-              <w:spacing w:after="20"/>
-            </w:pPr>
-            <w:r/>
-            <w:r>
-              <w:rPr>
-                <w:rFonts w:ascii="Aptos" w:hAnsi="Aptos"/>
-                <w:b w:val="0"/>
-                <w:sz w:val="16"/>
-              </w:rPr>
-              <w:t>Exports the Flask app object for a WSGI entry point; production server configuration is not included.</w:t>
-            </w:r>
-          </w:p>
-        </w:tc>
-      </w:tr>
-      <w:tr>
-        <w:tc>
-          <w:tcPr>
-            <w:tcW w:type="dxa" w:w="3168"/>
-            <w:vAlign w:val="center"/>
-            <w:shd w:fill="F2F5F9"/>
-          </w:tcPr>
-          <w:p>
-            <w:pPr>
-              <w:spacing w:after="20"/>
-            </w:pPr>
-            <w:r/>
-            <w:r>
-              <w:rPr>
-                <w:rFonts w:ascii="Aptos" w:hAnsi="Aptos"/>
-                <w:b w:val="0"/>
-                <w:sz w:val="16"/>
-              </w:rPr>
-              <w:t>backend/nlp_pipeline_v2.py</w:t>
-            </w:r>
-          </w:p>
-        </w:tc>
-        <w:tc>
-          <w:tcPr>
-            <w:tcW w:type="dxa" w:w="6768"/>
-            <w:vAlign w:val="center"/>
-            <w:shd w:fill="F2F5F9"/>
-          </w:tcPr>
-          <w:p>
-            <w:pPr>
-              <w:spacing w:after="20"/>
-            </w:pPr>
-            <w:r/>
-            <w:r>
-              <w:rPr>
-                <w:rFonts w:ascii="Aptos" w:hAnsi="Aptos"/>
-                <w:b w:val="0"/>
-                <w:sz w:val="16"/>
-              </w:rPr>
-              <w:t>Separate FEVER/PyTorch pipeline used by the v2 setup scripts, not by the main Flask app.</w:t>
-            </w:r>
-          </w:p>
-        </w:tc>
-      </w:tr>
-      <w:tr>
-        <w:tc>
-          <w:tcPr>
-            <w:tcW w:type="dxa" w:w="3168"/>
-            <w:vAlign w:val="center"/>
-            <w:shd w:fill="FFFFFF"/>
-          </w:tcPr>
-          <w:p>
-            <w:pPr>
-              <w:spacing w:after="20"/>
-            </w:pPr>
-            <w:r/>
-            <w:r>
-              <w:rPr>
-                <w:rFonts w:ascii="Aptos" w:hAnsi="Aptos"/>
-                <w:b w:val="0"/>
-                <w:sz w:val="16"/>
-              </w:rPr>
-              <w:t>frontend/</w:t>
-            </w:r>
-          </w:p>
-        </w:tc>
-        <w:tc>
-          <w:tcPr>
-            <w:tcW w:type="dxa" w:w="6768"/>
-            <w:vAlign w:val="center"/>
-            <w:shd w:fill="FFFFFF"/>
-          </w:tcPr>
-          <w:p>
-            <w:pPr>
-              <w:spacing w:after="20"/>
-            </w:pPr>
-            <w:r/>
-            <w:r>
-              <w:rPr>
-                <w:rFonts w:ascii="Aptos" w:hAnsi="Aptos"/>
-                <w:b w:val="0"/>
-                <w:sz w:val="16"/>
-              </w:rPr>
-              <w:t>Static HTML, CSS, and JavaScript for the user interface and source modal.</w:t>
-            </w:r>
-          </w:p>
-        </w:tc>
-      </w:tr>
-      <w:tr>
-        <w:tc>
-          <w:tcPr>
-            <w:tcW w:type="dxa" w:w="3168"/>
-            <w:vAlign w:val="center"/>
-            <w:shd w:fill="F2F5F9"/>
-          </w:tcPr>
-          <w:p>
-            <w:pPr>
-              <w:spacing w:after="20"/>
-            </w:pPr>
-            <w:r/>
-            <w:r>
-              <w:rPr>
-                <w:rFonts w:ascii="Aptos" w:hAnsi="Aptos"/>
-                <w:b w:val="0"/>
-                <w:sz w:val="16"/>
-              </w:rPr>
-              <w:t>nlp/</w:t>
-            </w:r>
-          </w:p>
-        </w:tc>
-        <w:tc>
-          <w:tcPr>
-            <w:tcW w:type="dxa" w:w="6768"/>
-            <w:vAlign w:val="center"/>
-            <w:shd w:fill="F2F5F9"/>
-          </w:tcPr>
-          <w:p>
-            <w:pPr>
-              <w:spacing w:after="20"/>
-            </w:pPr>
-            <w:r/>
-            <w:r>
-              <w:rPr>
-                <w:rFonts w:ascii="Aptos" w:hAnsi="Aptos"/>
-                <w:b w:val="0"/>
-                <w:sz w:val="16"/>
-              </w:rPr>
-              <w:t>Preprocessing, claim/entity extraction, similarity, confidence, and orchestration.</w:t>
-            </w:r>
-          </w:p>
-        </w:tc>
-      </w:tr>
-      <w:tr>
-        <w:tc>
-          <w:tcPr>
-            <w:tcW w:type="dxa" w:w="3168"/>
-            <w:vAlign w:val="center"/>
-            <w:shd w:fill="FFFFFF"/>
-          </w:tcPr>
-          <w:p>
-            <w:pPr>
-              <w:spacing w:after="20"/>
-            </w:pPr>
-            <w:r/>
-            <w:r>
-              <w:rPr>
-                <w:rFonts w:ascii="Aptos" w:hAnsi="Aptos"/>
-                <w:b w:val="0"/>
-                <w:sz w:val="16"/>
-              </w:rPr>
-              <w:t>ml/</w:t>
-            </w:r>
-          </w:p>
-        </w:tc>
-        <w:tc>
-          <w:tcPr>
-            <w:tcW w:type="dxa" w:w="6768"/>
-            <w:vAlign w:val="center"/>
-            <w:shd w:fill="FFFFFF"/>
-          </w:tcPr>
-          <w:p>
-            <w:pPr>
-              <w:spacing w:after="20"/>
-            </w:pPr>
-            <w:r/>
-            <w:r>
-              <w:rPr>
-                <w:rFonts w:ascii="Aptos" w:hAnsi="Aptos"/>
-                <w:b w:val="0"/>
-                <w:sz w:val="16"/>
-              </w:rPr>
-              <w:t>Article classifier implementation and training/evaluation code.</w:t>
-            </w:r>
-          </w:p>
-        </w:tc>
-      </w:tr>
-      <w:tr>
-        <w:tc>
-          <w:tcPr>
-            <w:tcW w:type="dxa" w:w="3168"/>
-            <w:vAlign w:val="center"/>
-            <w:shd w:fill="F2F5F9"/>
-          </w:tcPr>
-          <w:p>
-            <w:pPr>
-              <w:spacing w:after="20"/>
-            </w:pPr>
-            <w:r/>
-            <w:r>
-              <w:rPr>
-                <w:rFonts w:ascii="Aptos" w:hAnsi="Aptos"/>
-                <w:b w:val="0"/>
-                <w:sz w:val="16"/>
-              </w:rPr>
-              <w:t>verification_module/</w:t>
-            </w:r>
-          </w:p>
-        </w:tc>
-        <w:tc>
-          <w:tcPr>
-            <w:tcW w:type="dxa" w:w="6768"/>
-            <w:vAlign w:val="center"/>
-            <w:shd w:fill="F2F5F9"/>
-          </w:tcPr>
-          <w:p>
-            <w:pPr>
-              <w:spacing w:after="20"/>
-            </w:pPr>
-            <w:r/>
-            <w:r>
-              <w:rPr>
-                <w:rFonts w:ascii="Aptos" w:hAnsi="Aptos"/>
-                <w:b w:val="0"/>
-                <w:sz w:val="16"/>
-              </w:rPr>
-              <w:t>Provider adapters, query construction, retrieval, source credibility, stance comparison, and verdict logic.</w:t>
-            </w:r>
-          </w:p>
-        </w:tc>
-      </w:tr>
-      <w:tr>
-        <w:tc>
-          <w:tcPr>
-            <w:tcW w:type="dxa" w:w="3168"/>
-            <w:vAlign w:val="center"/>
-            <w:shd w:fill="FFFFFF"/>
-          </w:tcPr>
-          <w:p>
-            <w:pPr>
-              <w:spacing w:after="20"/>
-            </w:pPr>
-            <w:r/>
-            <w:r>
-              <w:rPr>
-                <w:rFonts w:ascii="Aptos" w:hAnsi="Aptos"/>
-                <w:b w:val="0"/>
-                <w:sz w:val="16"/>
-              </w:rPr>
-              <w:t>data/fake_and_real_news_dataset.csv</w:t>
-            </w:r>
-          </w:p>
-        </w:tc>
-        <w:tc>
-          <w:tcPr>
-            <w:tcW w:type="dxa" w:w="6768"/>
-            <w:vAlign w:val="center"/>
-            <w:shd w:fill="FFFFFF"/>
-          </w:tcPr>
-          <w:p>
-            <w:pPr>
-              <w:spacing w:after="20"/>
-            </w:pPr>
-            <w:r/>
-            <w:r>
-              <w:rPr>
-                <w:rFonts w:ascii="Aptos" w:hAnsi="Aptos"/>
-                <w:b w:val="0"/>
-                <w:sz w:val="16"/>
-              </w:rPr>
-              <w:t>Current article classifier input; source is documented in data/README.md.</w:t>
-            </w:r>
-          </w:p>
-        </w:tc>
-      </w:tr>
-      <w:tr>
-        <w:tc>
-          <w:tcPr>
-            <w:tcW w:type="dxa" w:w="3168"/>
-            <w:vAlign w:val="center"/>
-            <w:shd w:fill="F2F5F9"/>
-          </w:tcPr>
-          <w:p>
-            <w:pPr>
-              <w:spacing w:after="20"/>
-            </w:pPr>
-            <w:r/>
-            <w:r>
-              <w:rPr>
-                <w:rFonts w:ascii="Aptos" w:hAnsi="Aptos"/>
-                <w:b w:val="0"/>
-                <w:sz w:val="16"/>
-              </w:rPr>
-              <w:t>data/fever/</w:t>
-            </w:r>
-          </w:p>
-        </w:tc>
-        <w:tc>
-          <w:tcPr>
-            <w:tcW w:type="dxa" w:w="6768"/>
-            <w:vAlign w:val="center"/>
-            <w:shd w:fill="F2F5F9"/>
-          </w:tcPr>
-          <w:p>
-            <w:pPr>
-              <w:spacing w:after="20"/>
-            </w:pPr>
-            <w:r/>
-            <w:r>
-              <w:rPr>
-                <w:rFonts w:ascii="Aptos" w:hAnsi="Aptos"/>
-                <w:b w:val="0"/>
-                <w:sz w:val="16"/>
-              </w:rPr>
-              <w:t>Claim-level FEVER data for the separate v2 pipeline; not article fake/real labels.</w:t>
-            </w:r>
-          </w:p>
-        </w:tc>
-      </w:tr>
-      <w:tr>
-        <w:tc>
-          <w:tcPr>
-            <w:tcW w:type="dxa" w:w="3168"/>
-            <w:vAlign w:val="center"/>
-            <w:shd w:fill="FFFFFF"/>
-          </w:tcPr>
-          <w:p>
-            <w:pPr>
-              <w:spacing w:after="20"/>
-            </w:pPr>
-            <w:r/>
-            <w:r>
-              <w:rPr>
-                <w:rFonts w:ascii="Aptos" w:hAnsi="Aptos"/>
-                <w:b w:val="0"/>
-                <w:sz w:val="16"/>
-              </w:rPr>
-              <w:t>models/fake_news_model.joblib</w:t>
-            </w:r>
-          </w:p>
-        </w:tc>
-        <w:tc>
-          <w:tcPr>
-            <w:tcW w:type="dxa" w:w="6768"/>
-            <w:vAlign w:val="center"/>
-            <w:shd w:fill="FFFFFF"/>
-          </w:tcPr>
-          <w:p>
-            <w:pPr>
-              <w:spacing w:after="20"/>
-            </w:pPr>
-            <w:r/>
-            <w:r>
-              <w:rPr>
-                <w:rFonts w:ascii="Aptos" w:hAnsi="Aptos"/>
-                <w:b w:val="0"/>
-                <w:sz w:val="16"/>
-              </w:rPr>
-              <w:t>Active classifier artifact loaded by backend/app.py.</w:t>
-            </w:r>
-          </w:p>
-        </w:tc>
-      </w:tr>
-      <w:tr>
-        <w:tc>
-          <w:tcPr>
-            <w:tcW w:type="dxa" w:w="3168"/>
-            <w:vAlign w:val="center"/>
-            <w:shd w:fill="F2F5F9"/>
-          </w:tcPr>
-          <w:p>
-            <w:pPr>
-              <w:spacing w:after="20"/>
-            </w:pPr>
-            <w:r/>
-            <w:r>
-              <w:rPr>
-                <w:rFonts w:ascii="Aptos" w:hAnsi="Aptos"/>
-                <w:b w:val="0"/>
-                <w:sz w:val="16"/>
-              </w:rPr>
-              <w:t>models/model_metrics.json</w:t>
-            </w:r>
-          </w:p>
-        </w:tc>
-        <w:tc>
-          <w:tcPr>
-            <w:tcW w:type="dxa" w:w="6768"/>
-            <w:vAlign w:val="center"/>
-            <w:shd w:fill="F2F5F9"/>
-          </w:tcPr>
-          <w:p>
-            <w:pPr>
-              <w:spacing w:after="20"/>
-            </w:pPr>
-            <w:r/>
-            <w:r>
-              <w:rPr>
-                <w:rFonts w:ascii="Aptos" w:hAnsi="Aptos"/>
-                <w:b w:val="0"/>
-                <w:sz w:val="16"/>
-              </w:rPr>
-              <w:t>Saved metrics for active article classifier run.</w:t>
-            </w:r>
-          </w:p>
-        </w:tc>
-      </w:tr>
-      <w:tr>
-        <w:tc>
-          <w:tcPr>
-            <w:tcW w:type="dxa" w:w="3168"/>
-            <w:vAlign w:val="center"/>
-            <w:shd w:fill="FFFFFF"/>
-          </w:tcPr>
-          <w:p>
-            <w:pPr>
-              <w:spacing w:after="20"/>
-            </w:pPr>
-            <w:r/>
-            <w:r>
-              <w:rPr>
-                <w:rFonts w:ascii="Aptos" w:hAnsi="Aptos"/>
-                <w:b w:val="0"/>
-                <w:sz w:val="16"/>
-              </w:rPr>
-              <w:t>models/pytorch_claim_binary_v2_*.json</w:t>
-            </w:r>
-          </w:p>
-        </w:tc>
-        <w:tc>
-          <w:tcPr>
-            <w:tcW w:type="dxa" w:w="6768"/>
-            <w:vAlign w:val="center"/>
-            <w:shd w:fill="FFFFFF"/>
-          </w:tcPr>
-          <w:p>
-            <w:pPr>
-              <w:spacing w:after="20"/>
-            </w:pPr>
-            <w:r/>
-            <w:r>
-              <w:rPr>
-                <w:rFonts w:ascii="Aptos" w:hAnsi="Aptos"/>
-                <w:b w:val="0"/>
-                <w:sz w:val="16"/>
-              </w:rPr>
-              <w:t>Separate PyTorch v2 metrics/artifacts; do not report as the active app model.</w:t>
-            </w:r>
-          </w:p>
-        </w:tc>
-      </w:tr>
-      <w:tr>
-        <w:tc>
-          <w:tcPr>
-            <w:tcW w:type="dxa" w:w="3168"/>
-            <w:vAlign w:val="center"/>
-            <w:shd w:fill="F2F5F9"/>
-          </w:tcPr>
-          <w:p>
-            <w:pPr>
-              <w:spacing w:after="20"/>
-            </w:pPr>
-            <w:r/>
-            <w:r>
-              <w:rPr>
-                <w:rFonts w:ascii="Aptos" w:hAnsi="Aptos"/>
-                <w:b w:val="0"/>
-                <w:sz w:val="16"/>
-              </w:rPr>
-              <w:t>start_flask_server.bat</w:t>
-            </w:r>
-          </w:p>
-        </w:tc>
-        <w:tc>
-          <w:tcPr>
-            <w:tcW w:type="dxa" w:w="6768"/>
-            <w:vAlign w:val="center"/>
-            <w:shd w:fill="F2F5F9"/>
-          </w:tcPr>
-          <w:p>
-            <w:pPr>
-              <w:spacing w:after="20"/>
-            </w:pPr>
-            <w:r/>
-            <w:r>
-              <w:rPr>
-                <w:rFonts w:ascii="Aptos" w:hAnsi="Aptos"/>
-                <w:b w:val="0"/>
-                <w:sz w:val="16"/>
-              </w:rPr>
-              <w:t>Windows launcher using the project .venv and active Flask module.</w:t>
-            </w:r>
-          </w:p>
-        </w:tc>
-      </w:tr>
-      <w:tr>
-        <w:tc>
-          <w:tcPr>
-            <w:tcW w:type="dxa" w:w="3168"/>
-            <w:vAlign w:val="center"/>
-            <w:shd w:fill="FFFFFF"/>
-          </w:tcPr>
-          <w:p>
-            <w:pPr>
-              <w:spacing w:after="20"/>
-            </w:pPr>
-            <w:r/>
-            <w:r>
-              <w:rPr>
-                <w:rFonts w:ascii="Aptos" w:hAnsi="Aptos"/>
-                <w:b w:val="0"/>
-                <w:sz w:val="16"/>
-              </w:rPr>
-              <w:t>requirements.txt</w:t>
-            </w:r>
-          </w:p>
-        </w:tc>
-        <w:tc>
-          <w:tcPr>
-            <w:tcW w:type="dxa" w:w="6768"/>
-            <w:vAlign w:val="center"/>
-            <w:shd w:fill="FFFFFF"/>
-          </w:tcPr>
-          <w:p>
-            <w:pPr>
-              <w:spacing w:after="20"/>
-            </w:pPr>
-            <w:r/>
-            <w:r>
-              <w:rPr>
-                <w:rFonts w:ascii="Aptos" w:hAnsi="Aptos"/>
-                <w:b w:val="0"/>
-                <w:sz w:val="16"/>
-              </w:rPr>
-              <w:t>Python dependency declarations; installation still needs a compatible Python environment.</w:t>
-            </w:r>
-          </w:p>
-        </w:tc>
-      </w:tr>
-    </w:tbl>
-    <w:p>
-      <w:pPr>
-        <w:spacing w:after="20"/>
-      </w:pPr>
-    </w:p>
-    <w:p>
-      <w:pPr>
-        <w:pStyle w:val="Heading1"/>
-      </w:pPr>
-      <w:r>
-        <w:t>5. Data and labels</w:t>
-      </w:r>
-    </w:p>
-    <w:p>
-      <w:pPr>
-        <w:pStyle w:val="Heading2"/>
-      </w:pPr>
-      <w:r>
-        <w:t>Active article dataset</w:t>
-      </w:r>
-    </w:p>
-    <w:p>
-      <w:r>
-        <w:t>The active model is trained from data/fake_and_real_news_dataset.csv. The source contains 4,594 rows and four fields: idd, title, text, and label. The source counts are balanced at 2,297 REAL and 2,297 FAKE rows. The source attribution recorded in data/README.md points to the George McIntire fake_real_news_dataset repository.</w:t>
-      </w:r>
-    </w:p>
-    <w:p>
-      <w:r>
-        <w:t>Training concatenates title and body text, maps REAL/TRUE/0 to class 0 and FAKE/FALSE/1 to class 1, removes missing rows, exact duplicate full texts, and examples shorter than 20 characters. After this cleaning, the latest run reports 4,572 usable rows (2,278 REAL and 2,294 FAKE). It uses 3,657 rows for training and 915 for a held-out test split.</w:t>
-      </w:r>
-    </w:p>
-    <w:p>
-      <w:pPr>
-        <w:pStyle w:val="Heading2"/>
-      </w:pPr>
-      <w:r>
-        <w:t>Separate FEVER claim corpus</w:t>
-      </w:r>
-    </w:p>
-    <w:p>
-      <w:r>
-        <w:t>The data/fever/train.jsonl and dev.jsonl files belong to the separate v2 claim classifier. SUPPORTS and REFUTES are mapped to binary labels; NOT ENOUGH INFO is excluded. Claim-level labels are not interchangeable with source article fake/real labels. Metrics from this pipeline must be labeled separately.</w:t>
-      </w:r>
-    </w:p>
-    <w:p>
-      <w:pPr>
-        <w:pStyle w:val="Heading2"/>
-      </w:pPr>
-      <w:r>
-        <w:t>Dataset integrity and scale</w:t>
-      </w:r>
-    </w:p>
-    <w:p>
-      <w:pPr>
-        <w:pStyle w:val="ListBullet"/>
-      </w:pPr>
-      <w:r>
-        <w:t>A larger row count alone does not guarantee better generalization. Duplicates, near-duplicates, weak labels, and source-specific writing patterns can make scores look better while real-world performance stays flat.</w:t>
-      </w:r>
-    </w:p>
-    <w:p>
-      <w:pPr>
-        <w:pStyle w:val="ListBullet"/>
-      </w:pPr>
-      <w:r>
-        <w:t>The current trainer default sample_limit is 12,000, but the active CSV has only about 4,600 source rows. Raising this limit cannot create new examples.</w:t>
-      </w:r>
-    </w:p>
-    <w:p>
-      <w:pPr>
-        <w:pStyle w:val="ListBullet"/>
-      </w:pPr>
-      <w:r>
-        <w:t>To approach 20,000 useful examples, add licensed or otherwise permitted, traceable, diverse full articles with verified labels, publication dates, source IDs, and duplicate checks. Keep provenance and a reproducible data card.</w:t>
-      </w:r>
-    </w:p>
-    <w:p>
-      <w:pPr>
-        <w:pStyle w:val="ListBullet"/>
-      </w:pPr>
-      <w:r>
-        <w:t>For a stronger evaluation, split by article/source or time where possible, and report the split design. A random split can place closely related stories or publisher patterns on both sides.</w:t>
-      </w:r>
-    </w:p>
-    <w:p>
-      <w:pPr>
-        <w:pStyle w:val="Heading1"/>
-      </w:pPr>
-      <w:r>
-        <w:t>6. Model training and measured performance</w:t>
-      </w:r>
-    </w:p>
-    <w:p>
-      <w:pPr>
-        <w:pStyle w:val="Heading2"/>
-      </w:pPr>
-      <w:r>
-        <w:t>Current model</w:t>
-      </w:r>
-    </w:p>
-    <w:p>
-      <w:r>
-        <w:t>The latest ml/train.py path fits FakeNewsClassifier(model_type="linear_svc"). The active vectorization combines word TF-IDF (word unigrams and bigrams; vocabulary capped at 60,000) and character TF-IDF (character-within-word n-grams 3–5; vocabulary capped at 80,000). LinearSVC uses C=10. Adaptive minimum document frequency is used for small datasets. The saved artifact includes vectorizer state and classifier state.</w:t>
-      </w:r>
-    </w:p>
-    <w:p>
-      <w:pPr>
-        <w:pStyle w:val="Heading2"/>
-      </w:pPr>
-      <w:r>
-        <w:t>Latest saved evaluation</w:t>
-      </w:r>
-    </w:p>
-    <w:tbl>
-      <w:tblPr>
-        <w:tblStyle w:val="TableGrid"/>
-        <w:tblW w:type="auto" w:w="0"/>
-        <w:jc w:val="center"/>
-        <w:tblLook w:firstColumn="1" w:firstRow="1" w:lastColumn="0" w:lastRow="0" w:noHBand="0" w:noVBand="1" w:val="04A0"/>
-      </w:tblPr>
-      <w:tblGrid>
-        <w:gridCol w:w="3331"/>
-        <w:gridCol w:w="3331"/>
-        <w:gridCol w:w="3331"/>
-      </w:tblGrid>
-      <w:tr>
-        <w:tc>
-          <w:tcPr>
-            <w:tcW w:type="dxa" w:w="2376"/>
-            <w:vAlign w:val="center"/>
-            <w:shd w:fill="16324F"/>
-          </w:tcPr>
-          <w:p>
-            <w:pPr>
-              <w:spacing w:after="20"/>
-            </w:pPr>
-            <w:r/>
-            <w:r>
-              <w:rPr>
-                <w:rFonts w:ascii="Aptos" w:hAnsi="Aptos"/>
-                <w:b/>
-                <w:color w:val="FFFFFF"/>
-                <w:sz w:val="17"/>
-              </w:rPr>
-              <w:t>Metric</w:t>
-            </w:r>
-          </w:p>
-        </w:tc>
-        <w:tc>
-          <w:tcPr>
-            <w:tcW w:type="dxa" w:w="1728"/>
-            <w:vAlign w:val="center"/>
-            <w:shd w:fill="16324F"/>
-          </w:tcPr>
-          <w:p>
-            <w:pPr>
-              <w:spacing w:after="20"/>
-            </w:pPr>
-            <w:r/>
-            <w:r>
-              <w:rPr>
-                <w:rFonts w:ascii="Aptos" w:hAnsi="Aptos"/>
-                <w:b/>
-                <w:color w:val="FFFFFF"/>
-                <w:sz w:val="17"/>
-              </w:rPr>
-              <w:t>Value</w:t>
-            </w:r>
-          </w:p>
-        </w:tc>
-        <w:tc>
-          <w:tcPr>
-            <w:tcW w:type="dxa" w:w="5904"/>
-            <w:vAlign w:val="center"/>
-            <w:shd w:fill="16324F"/>
-          </w:tcPr>
-          <w:p>
-            <w:pPr>
-              <w:spacing w:after="20"/>
-            </w:pPr>
-            <w:r/>
-            <w:r>
-              <w:rPr>
-                <w:rFonts w:ascii="Aptos" w:hAnsi="Aptos"/>
-                <w:b/>
-                <w:color w:val="FFFFFF"/>
-                <w:sz w:val="17"/>
-              </w:rPr>
-              <w:t>Interpretation</w:t>
-            </w:r>
-          </w:p>
-        </w:tc>
-      </w:tr>
-      <w:tr>
-        <w:tc>
-          <w:tcPr>
-            <w:tcW w:type="dxa" w:w="2376"/>
-            <w:vAlign w:val="center"/>
-            <w:shd w:fill="F2F5F9"/>
-          </w:tcPr>
-          <w:p>
-            <w:pPr>
-              <w:spacing w:after="20"/>
-            </w:pPr>
-            <w:r/>
-            <w:r>
-              <w:rPr>
-                <w:rFonts w:ascii="Aptos" w:hAnsi="Aptos"/>
-                <w:b w:val="0"/>
-                <w:sz w:val="16"/>
-              </w:rPr>
-              <w:t>Accuracy</w:t>
-            </w:r>
-          </w:p>
-        </w:tc>
-        <w:tc>
-          <w:tcPr>
-            <w:tcW w:type="dxa" w:w="1728"/>
-            <w:vAlign w:val="center"/>
-            <w:shd w:fill="F2F5F9"/>
-          </w:tcPr>
-          <w:p>
-            <w:pPr>
-              <w:spacing w:after="20"/>
-            </w:pPr>
-            <w:r/>
-            <w:r>
-              <w:rPr>
-                <w:rFonts w:ascii="Aptos" w:hAnsi="Aptos"/>
-                <w:b w:val="0"/>
-                <w:sz w:val="16"/>
-              </w:rPr>
-              <w:t>0.9628</w:t>
-            </w:r>
-          </w:p>
-        </w:tc>
-        <w:tc>
-          <w:tcPr>
-            <w:tcW w:type="dxa" w:w="5904"/>
-            <w:vAlign w:val="center"/>
-            <w:shd w:fill="F2F5F9"/>
-          </w:tcPr>
-          <w:p>
-            <w:pPr>
-              <w:spacing w:after="20"/>
-            </w:pPr>
-            <w:r/>
-            <w:r>
-              <w:rPr>
-                <w:rFonts w:ascii="Aptos" w:hAnsi="Aptos"/>
-                <w:b w:val="0"/>
-                <w:sz w:val="16"/>
-              </w:rPr>
-              <w:t>Correct predictions across the 915 held-out rows.</w:t>
-            </w:r>
-          </w:p>
-        </w:tc>
-      </w:tr>
-      <w:tr>
-        <w:tc>
-          <w:tcPr>
-            <w:tcW w:type="dxa" w:w="2376"/>
-            <w:vAlign w:val="center"/>
-            <w:shd w:fill="FFFFFF"/>
-          </w:tcPr>
-          <w:p>
-            <w:pPr>
-              <w:spacing w:after="20"/>
-            </w:pPr>
-            <w:r/>
-            <w:r>
-              <w:rPr>
-                <w:rFonts w:ascii="Aptos" w:hAnsi="Aptos"/>
-                <w:b w:val="0"/>
-                <w:sz w:val="16"/>
-              </w:rPr>
-              <w:t>Precision (FAKE positive)</w:t>
-            </w:r>
-          </w:p>
-        </w:tc>
-        <w:tc>
-          <w:tcPr>
-            <w:tcW w:type="dxa" w:w="1728"/>
-            <w:vAlign w:val="center"/>
-            <w:shd w:fill="FFFFFF"/>
-          </w:tcPr>
-          <w:p>
-            <w:pPr>
-              <w:spacing w:after="20"/>
-            </w:pPr>
-            <w:r/>
-            <w:r>
-              <w:rPr>
-                <w:rFonts w:ascii="Aptos" w:hAnsi="Aptos"/>
-                <w:b w:val="0"/>
-                <w:sz w:val="16"/>
-              </w:rPr>
-              <w:t>0.9531</w:t>
-            </w:r>
-          </w:p>
-        </w:tc>
-        <w:tc>
-          <w:tcPr>
-            <w:tcW w:type="dxa" w:w="5904"/>
-            <w:vAlign w:val="center"/>
-            <w:shd w:fill="FFFFFF"/>
-          </w:tcPr>
-          <w:p>
-            <w:pPr>
-              <w:spacing w:after="20"/>
-            </w:pPr>
-            <w:r/>
-            <w:r>
-              <w:rPr>
-                <w:rFonts w:ascii="Aptos" w:hAnsi="Aptos"/>
-                <w:b w:val="0"/>
-                <w:sz w:val="16"/>
-              </w:rPr>
-              <w:t>Among items predicted FAKE, about 95.31% were FAKE in this evaluation.</w:t>
-            </w:r>
-          </w:p>
-        </w:tc>
-      </w:tr>
-      <w:tr>
-        <w:tc>
-          <w:tcPr>
-            <w:tcW w:type="dxa" w:w="2376"/>
-            <w:vAlign w:val="center"/>
-            <w:shd w:fill="F2F5F9"/>
-          </w:tcPr>
-          <w:p>
-            <w:pPr>
-              <w:spacing w:after="20"/>
-            </w:pPr>
-            <w:r/>
-            <w:r>
-              <w:rPr>
-                <w:rFonts w:ascii="Aptos" w:hAnsi="Aptos"/>
-                <w:b w:val="0"/>
-                <w:sz w:val="16"/>
-              </w:rPr>
-              <w:t>Recall (FAKE positive)</w:t>
-            </w:r>
-          </w:p>
-        </w:tc>
-        <w:tc>
-          <w:tcPr>
-            <w:tcW w:type="dxa" w:w="1728"/>
-            <w:vAlign w:val="center"/>
-            <w:shd w:fill="F2F5F9"/>
-          </w:tcPr>
-          <w:p>
-            <w:pPr>
-              <w:spacing w:after="20"/>
-            </w:pPr>
-            <w:r/>
-            <w:r>
-              <w:rPr>
-                <w:rFonts w:ascii="Aptos" w:hAnsi="Aptos"/>
-                <w:b w:val="0"/>
-                <w:sz w:val="16"/>
-              </w:rPr>
-              <w:t>0.9739</w:t>
-            </w:r>
-          </w:p>
-        </w:tc>
-        <w:tc>
-          <w:tcPr>
-            <w:tcW w:type="dxa" w:w="5904"/>
-            <w:vAlign w:val="center"/>
-            <w:shd w:fill="F2F5F9"/>
-          </w:tcPr>
-          <w:p>
-            <w:pPr>
-              <w:spacing w:after="20"/>
-            </w:pPr>
-            <w:r/>
-            <w:r>
-              <w:rPr>
-                <w:rFonts w:ascii="Aptos" w:hAnsi="Aptos"/>
-                <w:b w:val="0"/>
-                <w:sz w:val="16"/>
-              </w:rPr>
-              <w:t>About 97.39% of actual FAKE items were found.</w:t>
-            </w:r>
-          </w:p>
-        </w:tc>
-      </w:tr>
-      <w:tr>
-        <w:tc>
-          <w:tcPr>
-            <w:tcW w:type="dxa" w:w="2376"/>
-            <w:vAlign w:val="center"/>
-            <w:shd w:fill="FFFFFF"/>
-          </w:tcPr>
-          <w:p>
-            <w:pPr>
-              <w:spacing w:after="20"/>
-            </w:pPr>
-            <w:r/>
-            <w:r>
-              <w:rPr>
-                <w:rFonts w:ascii="Aptos" w:hAnsi="Aptos"/>
-                <w:b w:val="0"/>
-                <w:sz w:val="16"/>
-              </w:rPr>
-              <w:t>F1 (FAKE class)</w:t>
-            </w:r>
-          </w:p>
-        </w:tc>
-        <w:tc>
-          <w:tcPr>
-            <w:tcW w:type="dxa" w:w="1728"/>
-            <w:vAlign w:val="center"/>
-            <w:shd w:fill="FFFFFF"/>
-          </w:tcPr>
-          <w:p>
-            <w:pPr>
-              <w:spacing w:after="20"/>
-            </w:pPr>
-            <w:r/>
-            <w:r>
-              <w:rPr>
-                <w:rFonts w:ascii="Aptos" w:hAnsi="Aptos"/>
-                <w:b w:val="0"/>
-                <w:sz w:val="16"/>
-              </w:rPr>
-              <w:t>0.9634</w:t>
-            </w:r>
-          </w:p>
-        </w:tc>
-        <w:tc>
-          <w:tcPr>
-            <w:tcW w:type="dxa" w:w="5904"/>
-            <w:vAlign w:val="center"/>
-            <w:shd w:fill="FFFFFF"/>
-          </w:tcPr>
-          <w:p>
-            <w:pPr>
-              <w:spacing w:after="20"/>
-            </w:pPr>
-            <w:r/>
-            <w:r>
-              <w:rPr>
-                <w:rFonts w:ascii="Aptos" w:hAnsi="Aptos"/>
-                <w:b w:val="0"/>
-                <w:sz w:val="16"/>
-              </w:rPr>
-              <w:t>Harmonic mean of FAKE precision and recall.</w:t>
-            </w:r>
-          </w:p>
-        </w:tc>
-      </w:tr>
-      <w:tr>
-        <w:tc>
-          <w:tcPr>
-            <w:tcW w:type="dxa" w:w="2376"/>
-            <w:vAlign w:val="center"/>
-            <w:shd w:fill="F2F5F9"/>
-          </w:tcPr>
-          <w:p>
-            <w:pPr>
-              <w:spacing w:after="20"/>
-            </w:pPr>
-            <w:r/>
-            <w:r>
-              <w:rPr>
-                <w:rFonts w:ascii="Aptos" w:hAnsi="Aptos"/>
-                <w:b w:val="0"/>
-                <w:sz w:val="16"/>
-              </w:rPr>
-              <w:t>Macro F1</w:t>
-            </w:r>
-          </w:p>
-        </w:tc>
-        <w:tc>
-          <w:tcPr>
-            <w:tcW w:type="dxa" w:w="1728"/>
-            <w:vAlign w:val="center"/>
-            <w:shd w:fill="F2F5F9"/>
-          </w:tcPr>
-          <w:p>
-            <w:pPr>
-              <w:spacing w:after="20"/>
-            </w:pPr>
-            <w:r/>
-            <w:r>
-              <w:rPr>
-                <w:rFonts w:ascii="Aptos" w:hAnsi="Aptos"/>
-                <w:b w:val="0"/>
-                <w:sz w:val="16"/>
-              </w:rPr>
-              <w:t>0.9628</w:t>
-            </w:r>
-          </w:p>
-        </w:tc>
-        <w:tc>
-          <w:tcPr>
-            <w:tcW w:type="dxa" w:w="5904"/>
-            <w:vAlign w:val="center"/>
-            <w:shd w:fill="F2F5F9"/>
-          </w:tcPr>
-          <w:p>
-            <w:pPr>
-              <w:spacing w:after="20"/>
-            </w:pPr>
-            <w:r/>
-            <w:r>
-              <w:rPr>
-                <w:rFonts w:ascii="Aptos" w:hAnsi="Aptos"/>
-                <w:b w:val="0"/>
-                <w:sz w:val="16"/>
-              </w:rPr>
-              <w:t>Average F1 across REAL and FAKE; best single headline for class balance.</w:t>
-            </w:r>
-          </w:p>
-        </w:tc>
-      </w:tr>
-      <w:tr>
-        <w:tc>
-          <w:tcPr>
-            <w:tcW w:type="dxa" w:w="2376"/>
-            <w:vAlign w:val="center"/>
-            <w:shd w:fill="FFFFFF"/>
-          </w:tcPr>
-          <w:p>
-            <w:pPr>
-              <w:spacing w:after="20"/>
-            </w:pPr>
-            <w:r/>
-            <w:r>
-              <w:rPr>
-                <w:rFonts w:ascii="Aptos" w:hAnsi="Aptos"/>
-                <w:b w:val="0"/>
-                <w:sz w:val="16"/>
-              </w:rPr>
-              <w:t>ROC AUC</w:t>
-            </w:r>
-          </w:p>
-        </w:tc>
-        <w:tc>
-          <w:tcPr>
-            <w:tcW w:type="dxa" w:w="1728"/>
-            <w:vAlign w:val="center"/>
-            <w:shd w:fill="FFFFFF"/>
-          </w:tcPr>
-          <w:p>
-            <w:pPr>
-              <w:spacing w:after="20"/>
-            </w:pPr>
-            <w:r/>
-            <w:r>
-              <w:rPr>
-                <w:rFonts w:ascii="Aptos" w:hAnsi="Aptos"/>
-                <w:b w:val="0"/>
-                <w:sz w:val="16"/>
-              </w:rPr>
-              <w:t>0.9932</w:t>
-            </w:r>
-          </w:p>
-        </w:tc>
-        <w:tc>
-          <w:tcPr>
-            <w:tcW w:type="dxa" w:w="5904"/>
-            <w:vAlign w:val="center"/>
-            <w:shd w:fill="FFFFFF"/>
-          </w:tcPr>
-          <w:p>
-            <w:pPr>
-              <w:spacing w:after="20"/>
-            </w:pPr>
-            <w:r/>
-            <w:r>
-              <w:rPr>
-                <w:rFonts w:ascii="Aptos" w:hAnsi="Aptos"/>
-                <w:b w:val="0"/>
-                <w:sz w:val="16"/>
-              </w:rPr>
-              <w:t>Ranking discrimination metric; it is not F1 and cannot be substituted for it.</w:t>
-            </w:r>
-          </w:p>
-        </w:tc>
-      </w:tr>
-      <w:tr>
-        <w:tc>
-          <w:tcPr>
-            <w:tcW w:type="dxa" w:w="2376"/>
-            <w:vAlign w:val="center"/>
-            <w:shd w:fill="F2F5F9"/>
-          </w:tcPr>
-          <w:p>
-            <w:pPr>
-              <w:spacing w:after="20"/>
-            </w:pPr>
-            <w:r/>
-            <w:r>
-              <w:rPr>
-                <w:rFonts w:ascii="Aptos" w:hAnsi="Aptos"/>
-                <w:b w:val="0"/>
-                <w:sz w:val="16"/>
-              </w:rPr>
-              <w:t>Training accuracy</w:t>
-            </w:r>
-          </w:p>
-        </w:tc>
-        <w:tc>
-          <w:tcPr>
-            <w:tcW w:type="dxa" w:w="1728"/>
-            <w:vAlign w:val="center"/>
-            <w:shd w:fill="F2F5F9"/>
-          </w:tcPr>
-          <w:p>
-            <w:pPr>
-              <w:spacing w:after="20"/>
-            </w:pPr>
-            <w:r/>
-            <w:r>
-              <w:rPr>
-                <w:rFonts w:ascii="Aptos" w:hAnsi="Aptos"/>
-                <w:b w:val="0"/>
-                <w:sz w:val="16"/>
-              </w:rPr>
-              <w:t>1.0000</w:t>
-            </w:r>
-          </w:p>
-        </w:tc>
-        <w:tc>
-          <w:tcPr>
-            <w:tcW w:type="dxa" w:w="5904"/>
-            <w:vAlign w:val="center"/>
-            <w:shd w:fill="F2F5F9"/>
-          </w:tcPr>
-          <w:p>
-            <w:pPr>
-              <w:spacing w:after="20"/>
-            </w:pPr>
-            <w:r/>
-            <w:r>
-              <w:rPr>
-                <w:rFonts w:ascii="Aptos" w:hAnsi="Aptos"/>
-                <w:b w:val="0"/>
-                <w:sz w:val="16"/>
-              </w:rPr>
-              <w:t>All training rows classified correctly; this warrants overfit checks.</w:t>
-            </w:r>
-          </w:p>
-        </w:tc>
-      </w:tr>
-      <w:tr>
-        <w:tc>
-          <w:tcPr>
-            <w:tcW w:type="dxa" w:w="2376"/>
-            <w:vAlign w:val="center"/>
-            <w:shd w:fill="FFFFFF"/>
-          </w:tcPr>
-          <w:p>
-            <w:pPr>
-              <w:spacing w:after="20"/>
-            </w:pPr>
-            <w:r/>
-            <w:r>
-              <w:rPr>
-                <w:rFonts w:ascii="Aptos" w:hAnsi="Aptos"/>
-                <w:b w:val="0"/>
-                <w:sz w:val="16"/>
-              </w:rPr>
-              <w:t>Held-out examples</w:t>
-            </w:r>
-          </w:p>
-        </w:tc>
-        <w:tc>
-          <w:tcPr>
-            <w:tcW w:type="dxa" w:w="1728"/>
-            <w:vAlign w:val="center"/>
-            <w:shd w:fill="FFFFFF"/>
-          </w:tcPr>
-          <w:p>
-            <w:pPr>
-              <w:spacing w:after="20"/>
-            </w:pPr>
-            <w:r/>
-            <w:r>
-              <w:rPr>
-                <w:rFonts w:ascii="Aptos" w:hAnsi="Aptos"/>
-                <w:b w:val="0"/>
-                <w:sz w:val="16"/>
-              </w:rPr>
-              <w:t>915</w:t>
-            </w:r>
-          </w:p>
-        </w:tc>
-        <w:tc>
-          <w:tcPr>
-            <w:tcW w:type="dxa" w:w="5904"/>
-            <w:vAlign w:val="center"/>
-            <w:shd w:fill="FFFFFF"/>
-          </w:tcPr>
-          <w:p>
-            <w:pPr>
-              <w:spacing w:after="20"/>
-            </w:pPr>
-            <w:r/>
-            <w:r>
-              <w:rPr>
-                <w:rFonts w:ascii="Aptos" w:hAnsi="Aptos"/>
-                <w:b w:val="0"/>
-                <w:sz w:val="16"/>
-              </w:rPr>
-              <w:t>Random stratified split with random_state=42 and 20% test size.</w:t>
-            </w:r>
-          </w:p>
-        </w:tc>
-      </w:tr>
-    </w:tbl>
-    <w:p>
-      <w:pPr>
-        <w:spacing w:after="20"/>
-      </w:pPr>
-    </w:p>
-    <w:p>
-      <w:r>
-        <w:t>Class-level report: REAL precision 0.9710, recall 0.9539, F1 0.9624; FAKE precision 0.9531, recall 0.9739, F1 0.9634. Values are from the saved metrics artifact and should be refreshed after any retraining.</w:t>
-      </w:r>
-    </w:p>
-    <w:p>
-      <w:pPr>
-        <w:pStyle w:val="Heading2"/>
-      </w:pPr>
-      <w:r>
-        <w:t>Reading the 98% target</w:t>
-      </w:r>
-    </w:p>
-    <w:p>
-      <w:r>
-        <w:t>The latest held-out macro F1 is 96.28%, below the requested 98%. The 100% training accuracy versus roughly 96% held-out macro F1 is a generalization gap. It does not prove severe overfitting by itself, but it is a concrete signal to validate on harder source-held-out and time-held-out data before claiming robust performance. Tuning a threshold or adding duplicated records would not be a valid way to claim success.</w:t>
-      </w:r>
-    </w:p>
-    <w:p>
-      <w:pPr>
-        <w:pStyle w:val="Heading2"/>
-      </w:pPr>
-      <w:r>
-        <w:t>Recommended evaluation report</w:t>
-      </w:r>
-    </w:p>
-    <w:p>
-      <w:pPr>
-        <w:pStyle w:val="ListBullet"/>
-      </w:pPr>
-      <w:r>
-        <w:t>Always state dataset version, label mapping, cleaning rules, split method, random seed, train/test counts, and positive class.</w:t>
-      </w:r>
-    </w:p>
-    <w:p>
-      <w:pPr>
-        <w:pStyle w:val="ListBullet"/>
-      </w:pPr>
-      <w:r>
-        <w:t>Report per-class precision, recall, F1, macro F1, confusion matrix, and confidence intervals where practical. Keep the held-out test set untouched during model selection.</w:t>
-      </w:r>
-    </w:p>
-    <w:p>
-      <w:pPr>
-        <w:pStyle w:val="ListBullet"/>
-      </w:pPr>
-      <w:r>
-        <w:t>Compare random stratified scores with group/source-held-out and later-date evaluation. Review false positives and false negatives by source and topic.</w:t>
-      </w:r>
-    </w:p>
-    <w:p>
-      <w:pPr>
-        <w:pStyle w:val="ListBullet"/>
-      </w:pPr>
-      <w:r>
-        <w:t>Track results over repeated folds or multiple seeds. Use validation data for tuning; reserve final test data for the final estimate.</w:t>
-      </w:r>
-    </w:p>
-    <w:p>
-      <w:pPr>
-        <w:pStyle w:val="ListBullet"/>
-      </w:pPr>
-      <w:r>
-        <w:t>Calibrate confidence separately if the interface presents probabilities; LinearSVC decision scores are not automatically calibrated probabilities.</w:t>
-      </w:r>
-    </w:p>
-    <w:p>
-      <w:pPr>
-        <w:pStyle w:val="Heading1"/>
-      </w:pPr>
-      <w:r>
-        <w:t>7. Evidence retrieval and verification</w:t>
-      </w:r>
-    </w:p>
-    <w:p>
-      <w:pPr>
-        <w:pStyle w:val="Heading2"/>
-      </w:pPr>
-      <w:r>
-        <w:t>Search and evidence flow</w:t>
-      </w:r>
-    </w:p>
-    <w:p>
-      <w:r>
-        <w:t>Query construction uses a normalized form of the claim plus entity and entity/relation variants where available. Enabled adapters search their services, return result passages and URLs, report per-provider/per-query status, and deduplicate results by URL. Wikipedia is enabled by default. NewsAPI, GNews, Google Custom Search, and Google Fact Check require corresponding configuration and credentials.</w:t>
-      </w:r>
-    </w:p>
-    <w:p>
-      <w:pPr>
-        <w:pStyle w:val="Heading2"/>
-      </w:pPr>
-      <w:r>
-        <w:t>Source and stance scoring</w:t>
-      </w:r>
-    </w:p>
-    <w:tbl>
-      <w:tblPr>
-        <w:tblStyle w:val="TableGrid"/>
-        <w:tblW w:type="auto" w:w="0"/>
-        <w:jc w:val="center"/>
-        <w:tblLook w:firstColumn="1" w:firstRow="1" w:lastColumn="0" w:lastRow="0" w:noHBand="0" w:noVBand="1" w:val="04A0"/>
-      </w:tblPr>
-      <w:tblGrid>
-        <w:gridCol w:w="4997"/>
-        <w:gridCol w:w="4997"/>
-      </w:tblGrid>
-      <w:tr>
-        <w:tc>
-          <w:tcPr>
-            <w:tcW w:type="dxa" w:w="2088"/>
-            <w:vAlign w:val="center"/>
-            <w:shd w:fill="16324F"/>
-          </w:tcPr>
-          <w:p>
-            <w:pPr>
-              <w:spacing w:after="20"/>
-            </w:pPr>
-            <w:r/>
-            <w:r>
-              <w:rPr>
-                <w:rFonts w:ascii="Aptos" w:hAnsi="Aptos"/>
-                <w:b/>
-                <w:color w:val="FFFFFF"/>
-                <w:sz w:val="17"/>
-              </w:rPr>
-              <w:t>Stage</w:t>
-            </w:r>
-          </w:p>
-        </w:tc>
-        <w:tc>
-          <w:tcPr>
-            <w:tcW w:type="dxa" w:w="7776"/>
-            <w:vAlign w:val="center"/>
-            <w:shd w:fill="16324F"/>
-          </w:tcPr>
-          <w:p>
-            <w:pPr>
-              <w:spacing w:after="20"/>
-            </w:pPr>
-            <w:r/>
-            <w:r>
-              <w:rPr>
-                <w:rFonts w:ascii="Aptos" w:hAnsi="Aptos"/>
-                <w:b/>
-                <w:color w:val="FFFFFF"/>
-                <w:sz w:val="17"/>
-              </w:rPr>
-              <w:t>Current implementation</w:t>
-            </w:r>
-          </w:p>
-        </w:tc>
-      </w:tr>
-      <w:tr>
-        <w:tc>
-          <w:tcPr>
-            <w:tcW w:type="dxa" w:w="2088"/>
-            <w:vAlign w:val="center"/>
-            <w:shd w:fill="F2F5F9"/>
-          </w:tcPr>
-          <w:p>
-            <w:pPr>
-              <w:spacing w:after="20"/>
-            </w:pPr>
-            <w:r/>
-            <w:r>
-              <w:rPr>
-                <w:rFonts w:ascii="Aptos" w:hAnsi="Aptos"/>
-                <w:b w:val="0"/>
-                <w:sz w:val="16"/>
-              </w:rPr>
-              <w:t>Credibility</w:t>
-            </w:r>
-          </w:p>
-        </w:tc>
-        <w:tc>
-          <w:tcPr>
-            <w:tcW w:type="dxa" w:w="7776"/>
-            <w:vAlign w:val="center"/>
-            <w:shd w:fill="F2F5F9"/>
-          </w:tcPr>
-          <w:p>
-            <w:pPr>
-              <w:spacing w:after="20"/>
-            </w:pPr>
-            <w:r/>
-            <w:r>
-              <w:rPr>
-                <w:rFonts w:ascii="Aptos" w:hAnsi="Aptos"/>
-                <w:b w:val="0"/>
-                <w:sz w:val="16"/>
-              </w:rPr>
-              <w:t>Static domain rules assign heuristic scores (for example, high/medium domains); unknown sources have a baseline score. It is not a continuously maintained media-quality database.</w:t>
-            </w:r>
-          </w:p>
-        </w:tc>
-      </w:tr>
-      <w:tr>
-        <w:tc>
-          <w:tcPr>
-            <w:tcW w:type="dxa" w:w="2088"/>
-            <w:vAlign w:val="center"/>
-            <w:shd w:fill="FFFFFF"/>
-          </w:tcPr>
-          <w:p>
-            <w:pPr>
-              <w:spacing w:after="20"/>
-            </w:pPr>
-            <w:r/>
-            <w:r>
-              <w:rPr>
-                <w:rFonts w:ascii="Aptos" w:hAnsi="Aptos"/>
-                <w:b w:val="0"/>
-                <w:sz w:val="16"/>
-              </w:rPr>
-              <w:t>Passage comparison</w:t>
-            </w:r>
-          </w:p>
-        </w:tc>
-        <w:tc>
-          <w:tcPr>
-            <w:tcW w:type="dxa" w:w="7776"/>
-            <w:vAlign w:val="center"/>
-            <w:shd w:fill="FFFFFF"/>
-          </w:tcPr>
-          <w:p>
-            <w:pPr>
-              <w:spacing w:after="20"/>
-            </w:pPr>
-            <w:r/>
-            <w:r>
-              <w:rPr>
-                <w:rFonts w:ascii="Aptos" w:hAnsi="Aptos"/>
-                <w:b w:val="0"/>
-                <w:sz w:val="16"/>
-              </w:rPr>
-              <w:t>Lexical content-word overlap, confirmation/negation cues, and overlap checks. Grammatical stopwords are removed. It is not an NLI/LLM fact-checking model.</w:t>
-            </w:r>
-          </w:p>
-        </w:tc>
-      </w:tr>
-      <w:tr>
-        <w:tc>
-          <w:tcPr>
-            <w:tcW w:type="dxa" w:w="2088"/>
-            <w:vAlign w:val="center"/>
-            <w:shd w:fill="F2F5F9"/>
-          </w:tcPr>
-          <w:p>
-            <w:pPr>
-              <w:spacing w:after="20"/>
-            </w:pPr>
-            <w:r/>
-            <w:r>
-              <w:rPr>
-                <w:rFonts w:ascii="Aptos" w:hAnsi="Aptos"/>
-                <w:b w:val="0"/>
-                <w:sz w:val="16"/>
-              </w:rPr>
-              <w:t>Aggregation</w:t>
-            </w:r>
-          </w:p>
-        </w:tc>
-        <w:tc>
-          <w:tcPr>
-            <w:tcW w:type="dxa" w:w="7776"/>
-            <w:vAlign w:val="center"/>
-            <w:shd w:fill="F2F5F9"/>
-          </w:tcPr>
-          <w:p>
-            <w:pPr>
-              <w:spacing w:after="20"/>
-            </w:pPr>
-            <w:r/>
-            <w:r>
-              <w:rPr>
-                <w:rFonts w:ascii="Aptos" w:hAnsi="Aptos"/>
-                <w:b w:val="0"/>
-                <w:sz w:val="16"/>
-              </w:rPr>
-              <w:t>Neutral items and stance confidence below 0.5 are excluded from the weighted denominator; remaining stance is weighted by source credibility and stance confidence.</w:t>
-            </w:r>
-          </w:p>
-        </w:tc>
-      </w:tr>
-      <w:tr>
-        <w:tc>
-          <w:tcPr>
-            <w:tcW w:type="dxa" w:w="2088"/>
-            <w:vAlign w:val="center"/>
-            <w:shd w:fill="FFFFFF"/>
-          </w:tcPr>
-          <w:p>
-            <w:pPr>
-              <w:spacing w:after="20"/>
-            </w:pPr>
-            <w:r/>
-            <w:r>
-              <w:rPr>
-                <w:rFonts w:ascii="Aptos" w:hAnsi="Aptos"/>
-                <w:b w:val="0"/>
-                <w:sz w:val="16"/>
-              </w:rPr>
-              <w:t>Decision thresholds</w:t>
-            </w:r>
-          </w:p>
-        </w:tc>
-        <w:tc>
-          <w:tcPr>
-            <w:tcW w:type="dxa" w:w="7776"/>
-            <w:vAlign w:val="center"/>
-            <w:shd w:fill="FFFFFF"/>
-          </w:tcPr>
-          <w:p>
-            <w:pPr>
-              <w:spacing w:after="20"/>
-            </w:pPr>
-            <w:r/>
-            <w:r>
-              <w:rPr>
-                <w:rFonts w:ascii="Aptos" w:hAnsi="Aptos"/>
-                <w:b w:val="0"/>
-                <w:sz w:val="16"/>
-              </w:rPr>
-              <w:t>Support and contradiction thresholds are currently 0.65; minimum evidence count is one. Verdicts include verified, false/contradicted, partially true, existing topic/status not established, and unverified.</w:t>
-            </w:r>
-          </w:p>
-        </w:tc>
-      </w:tr>
-    </w:tbl>
-    <w:p>
-      <w:pPr>
-        <w:spacing w:after="20"/>
-      </w:pPr>
-    </w:p>
-    <w:p>
-      <w:pPr>
-        <w:pStyle w:val="Heading2"/>
-      </w:pPr>
-      <w:r>
-        <w:t>Interpretation guidance</w:t>
-      </w:r>
-    </w:p>
-    <w:p>
-      <w:pPr>
-        <w:pStyle w:val="ListBullet"/>
-      </w:pPr>
-      <w:r>
-        <w:t>“Existing topic / status not established” means the system found related material but did not establish the specific claim or current status. It is not equivalent to “false.”</w:t>
-      </w:r>
-    </w:p>
-    <w:p>
-      <w:pPr>
-        <w:pStyle w:val="ListBullet"/>
-      </w:pPr>
-      <w:r>
-        <w:t>No evidence, failed providers, stale pages, or weak lexical overlap can produce an unverified outcome even for a true claim. Check source dates and the exact proposition.</w:t>
-      </w:r>
-    </w:p>
-    <w:p>
-      <w:pPr>
-        <w:pStyle w:val="ListBullet"/>
-      </w:pPr>
-      <w:r>
-        <w:t>A passage marked supports/contradicts is a heuristic signal. It can miss paraphrases, entity ambiguity, quotation context, sarcasm, and temporal changes.</w:t>
-      </w:r>
-    </w:p>
-    <w:p>
-      <w:pPr>
-        <w:pStyle w:val="ListBullet"/>
-      </w:pPr>
-      <w:r>
-        <w:t>For office-holder claims and other time-sensitive facts, verify against a current primary source. Search results may be stale or incomplete.</w:t>
-      </w:r>
-    </w:p>
-    <w:p>
-      <w:pPr>
-        <w:pStyle w:val="Heading2"/>
-      </w:pPr>
-      <w:r>
-        <w:t>Provider settings</w:t>
-      </w:r>
-    </w:p>
-    <w:tbl>
-      <w:tblPr>
-        <w:tblStyle w:val="TableGrid"/>
-        <w:tblW w:type="auto" w:w="0"/>
-        <w:jc w:val="center"/>
-        <w:tblLook w:firstColumn="1" w:firstRow="1" w:lastColumn="0" w:lastRow="0" w:noHBand="0" w:noVBand="1" w:val="04A0"/>
-      </w:tblPr>
-      <w:tblGrid>
-        <w:gridCol w:w="4997"/>
-        <w:gridCol w:w="4997"/>
-      </w:tblGrid>
-      <w:tr>
-        <w:tc>
-          <w:tcPr>
-            <w:tcW w:type="dxa" w:w="3600"/>
-            <w:vAlign w:val="center"/>
-            <w:shd w:fill="16324F"/>
-          </w:tcPr>
-          <w:p>
-            <w:pPr>
-              <w:spacing w:after="20"/>
-            </w:pPr>
-            <w:r/>
-            <w:r>
-              <w:rPr>
-                <w:rFonts w:ascii="Aptos" w:hAnsi="Aptos"/>
-                <w:b/>
-                <w:color w:val="FFFFFF"/>
-                <w:sz w:val="17"/>
-              </w:rPr>
-              <w:t>Setting</w:t>
-            </w:r>
-          </w:p>
-        </w:tc>
-        <w:tc>
-          <w:tcPr>
-            <w:tcW w:type="dxa" w:w="6264"/>
-            <w:vAlign w:val="center"/>
-            <w:shd w:fill="16324F"/>
-          </w:tcPr>
-          <w:p>
-            <w:pPr>
-              <w:spacing w:after="20"/>
-            </w:pPr>
-            <w:r/>
-            <w:r>
-              <w:rPr>
-                <w:rFonts w:ascii="Aptos" w:hAnsi="Aptos"/>
-                <w:b/>
-                <w:color w:val="FFFFFF"/>
-                <w:sz w:val="17"/>
-              </w:rPr>
-              <w:t>Purpose</w:t>
-            </w:r>
-          </w:p>
-        </w:tc>
-      </w:tr>
-      <w:tr>
-        <w:tc>
-          <w:tcPr>
-            <w:tcW w:type="dxa" w:w="3600"/>
-            <w:vAlign w:val="center"/>
-            <w:shd w:fill="F2F5F9"/>
-          </w:tcPr>
-          <w:p>
-            <w:pPr>
-              <w:spacing w:after="20"/>
-            </w:pPr>
-            <w:r/>
-            <w:r>
-              <w:rPr>
-                <w:rFonts w:ascii="Aptos" w:hAnsi="Aptos"/>
-                <w:b w:val="0"/>
-                <w:sz w:val="16"/>
-              </w:rPr>
-              <w:t>NEWSAPI_KEY</w:t>
-            </w:r>
-          </w:p>
-        </w:tc>
-        <w:tc>
-          <w:tcPr>
-            <w:tcW w:type="dxa" w:w="6264"/>
-            <w:vAlign w:val="center"/>
-            <w:shd w:fill="F2F5F9"/>
-          </w:tcPr>
-          <w:p>
-            <w:pPr>
-              <w:spacing w:after="20"/>
-            </w:pPr>
-            <w:r/>
-            <w:r>
-              <w:rPr>
-                <w:rFonts w:ascii="Aptos" w:hAnsi="Aptos"/>
-                <w:b w:val="0"/>
-                <w:sz w:val="16"/>
-              </w:rPr>
-              <w:t>NewsAPI provider access.</w:t>
-            </w:r>
-          </w:p>
-        </w:tc>
-      </w:tr>
-      <w:tr>
-        <w:tc>
-          <w:tcPr>
-            <w:tcW w:type="dxa" w:w="3600"/>
-            <w:vAlign w:val="center"/>
-            <w:shd w:fill="FFFFFF"/>
-          </w:tcPr>
-          <w:p>
-            <w:pPr>
-              <w:spacing w:after="20"/>
-            </w:pPr>
-            <w:r/>
-            <w:r>
-              <w:rPr>
-                <w:rFonts w:ascii="Aptos" w:hAnsi="Aptos"/>
-                <w:b w:val="0"/>
-                <w:sz w:val="16"/>
-              </w:rPr>
-              <w:t>GNEWS_KEY</w:t>
-            </w:r>
-          </w:p>
-        </w:tc>
-        <w:tc>
-          <w:tcPr>
-            <w:tcW w:type="dxa" w:w="6264"/>
-            <w:vAlign w:val="center"/>
-            <w:shd w:fill="FFFFFF"/>
-          </w:tcPr>
-          <w:p>
-            <w:pPr>
-              <w:spacing w:after="20"/>
-            </w:pPr>
-            <w:r/>
-            <w:r>
-              <w:rPr>
-                <w:rFonts w:ascii="Aptos" w:hAnsi="Aptos"/>
-                <w:b w:val="0"/>
-                <w:sz w:val="16"/>
-              </w:rPr>
-              <w:t>GNews provider access.</w:t>
-            </w:r>
-          </w:p>
-        </w:tc>
-      </w:tr>
-      <w:tr>
-        <w:tc>
-          <w:tcPr>
-            <w:tcW w:type="dxa" w:w="3600"/>
-            <w:vAlign w:val="center"/>
-            <w:shd w:fill="F2F5F9"/>
-          </w:tcPr>
-          <w:p>
-            <w:pPr>
-              <w:spacing w:after="20"/>
-            </w:pPr>
-            <w:r/>
-            <w:r>
-              <w:rPr>
-                <w:rFonts w:ascii="Aptos" w:hAnsi="Aptos"/>
-                <w:b w:val="0"/>
-                <w:sz w:val="16"/>
-              </w:rPr>
-              <w:t>GOOGLE_CSE_KEY and GOOGLE_CSE_CX</w:t>
-            </w:r>
-          </w:p>
-        </w:tc>
-        <w:tc>
-          <w:tcPr>
-            <w:tcW w:type="dxa" w:w="6264"/>
-            <w:vAlign w:val="center"/>
-            <w:shd w:fill="F2F5F9"/>
-          </w:tcPr>
-          <w:p>
-            <w:pPr>
-              <w:spacing w:after="20"/>
-            </w:pPr>
-            <w:r/>
-            <w:r>
-              <w:rPr>
-                <w:rFonts w:ascii="Aptos" w:hAnsi="Aptos"/>
-                <w:b w:val="0"/>
-                <w:sz w:val="16"/>
-              </w:rPr>
-              <w:t>Google Custom Search API and search engine id.</w:t>
-            </w:r>
-          </w:p>
-        </w:tc>
-      </w:tr>
-      <w:tr>
-        <w:tc>
-          <w:tcPr>
-            <w:tcW w:type="dxa" w:w="3600"/>
-            <w:vAlign w:val="center"/>
-            <w:shd w:fill="FFFFFF"/>
-          </w:tcPr>
-          <w:p>
-            <w:pPr>
-              <w:spacing w:after="20"/>
-            </w:pPr>
-            <w:r/>
-            <w:r>
-              <w:rPr>
-                <w:rFonts w:ascii="Aptos" w:hAnsi="Aptos"/>
-                <w:b w:val="0"/>
-                <w:sz w:val="16"/>
-              </w:rPr>
-              <w:t>GOOGLE_FACTCHECK_KEY</w:t>
-            </w:r>
-          </w:p>
-        </w:tc>
-        <w:tc>
-          <w:tcPr>
-            <w:tcW w:type="dxa" w:w="6264"/>
-            <w:vAlign w:val="center"/>
-            <w:shd w:fill="FFFFFF"/>
-          </w:tcPr>
-          <w:p>
-            <w:pPr>
-              <w:spacing w:after="20"/>
-            </w:pPr>
-            <w:r/>
-            <w:r>
-              <w:rPr>
-                <w:rFonts w:ascii="Aptos" w:hAnsi="Aptos"/>
-                <w:b w:val="0"/>
-                <w:sz w:val="16"/>
-              </w:rPr>
-              <w:t>Google Fact Check Tools API access.</w:t>
-            </w:r>
-          </w:p>
-        </w:tc>
-      </w:tr>
-      <w:tr>
-        <w:tc>
-          <w:tcPr>
-            <w:tcW w:type="dxa" w:w="3600"/>
-            <w:vAlign w:val="center"/>
-            <w:shd w:fill="F2F5F9"/>
-          </w:tcPr>
-          <w:p>
-            <w:pPr>
-              <w:spacing w:after="20"/>
-            </w:pPr>
-            <w:r/>
-            <w:r>
-              <w:rPr>
-                <w:rFonts w:ascii="Aptos" w:hAnsi="Aptos"/>
-                <w:b w:val="0"/>
-                <w:sz w:val="16"/>
-              </w:rPr>
-              <w:t>Adapter controls</w:t>
-            </w:r>
-          </w:p>
-        </w:tc>
-        <w:tc>
-          <w:tcPr>
-            <w:tcW w:type="dxa" w:w="6264"/>
-            <w:vAlign w:val="center"/>
-            <w:shd w:fill="F2F5F9"/>
-          </w:tcPr>
-          <w:p>
-            <w:pPr>
-              <w:spacing w:after="20"/>
-            </w:pPr>
-            <w:r/>
-            <w:r>
-              <w:rPr>
-                <w:rFonts w:ascii="Aptos" w:hAnsi="Aptos"/>
-                <w:b w:val="0"/>
-                <w:sz w:val="16"/>
-              </w:rPr>
-              <w:t>Provider config sets default enablement, a maximum of 5 results per provider, 8-second timeout, and 2 MB response-size bound.</w:t>
-            </w:r>
-          </w:p>
-        </w:tc>
-      </w:tr>
-    </w:tbl>
-    <w:p>
-      <w:pPr>
-        <w:spacing w:after="20"/>
-      </w:pPr>
-    </w:p>
-    <w:p>
-      <w:pPr>
-        <w:pStyle w:val="Heading1"/>
-      </w:pPr>
-      <w:r>
-        <w:t>8. API and user interface</w:t>
-      </w:r>
-    </w:p>
-    <w:tbl>
-      <w:tblPr>
-        <w:tblStyle w:val="TableGrid"/>
-        <w:tblW w:type="auto" w:w="0"/>
-        <w:jc w:val="center"/>
-        <w:tblLook w:firstColumn="1" w:firstRow="1" w:lastColumn="0" w:lastRow="0" w:noHBand="0" w:noVBand="1" w:val="04A0"/>
-      </w:tblPr>
-      <w:tblGrid>
-        <w:gridCol w:w="4997"/>
-        <w:gridCol w:w="4997"/>
-      </w:tblGrid>
-      <w:tr>
-        <w:tc>
-          <w:tcPr>
-            <w:tcW w:type="dxa" w:w="3024"/>
-            <w:vAlign w:val="center"/>
-            <w:shd w:fill="16324F"/>
-          </w:tcPr>
-          <w:p>
-            <w:pPr>
-              <w:spacing w:after="20"/>
-            </w:pPr>
-            <w:r/>
-            <w:r>
-              <w:rPr>
-                <w:rFonts w:ascii="Aptos" w:hAnsi="Aptos"/>
-                <w:b/>
-                <w:color w:val="FFFFFF"/>
-                <w:sz w:val="17"/>
-              </w:rPr>
-              <w:t>Method and path</w:t>
-            </w:r>
-          </w:p>
-        </w:tc>
-        <w:tc>
-          <w:tcPr>
-            <w:tcW w:type="dxa" w:w="6840"/>
-            <w:vAlign w:val="center"/>
-            <w:shd w:fill="16324F"/>
-          </w:tcPr>
-          <w:p>
-            <w:pPr>
-              <w:spacing w:after="20"/>
-            </w:pPr>
-            <w:r/>
-            <w:r>
-              <w:rPr>
-                <w:rFonts w:ascii="Aptos" w:hAnsi="Aptos"/>
-                <w:b/>
-                <w:color w:val="FFFFFF"/>
-                <w:sz w:val="17"/>
-              </w:rPr>
-              <w:t>Request/response purpose</w:t>
-            </w:r>
-          </w:p>
-        </w:tc>
-      </w:tr>
-      <w:tr>
-        <w:tc>
-          <w:tcPr>
-            <w:tcW w:type="dxa" w:w="3024"/>
-            <w:vAlign w:val="center"/>
-            <w:shd w:fill="F2F5F9"/>
-          </w:tcPr>
-          <w:p>
-            <w:pPr>
-              <w:spacing w:after="20"/>
-            </w:pPr>
-            <w:r/>
-            <w:r>
-              <w:rPr>
-                <w:rFonts w:ascii="Aptos" w:hAnsi="Aptos"/>
-                <w:b w:val="0"/>
-                <w:sz w:val="16"/>
-              </w:rPr>
-              <w:t>GET /api/health</w:t>
-            </w:r>
-          </w:p>
-        </w:tc>
-        <w:tc>
-          <w:tcPr>
-            <w:tcW w:type="dxa" w:w="6840"/>
-            <w:vAlign w:val="center"/>
-            <w:shd w:fill="F2F5F9"/>
-          </w:tcPr>
-          <w:p>
-            <w:pPr>
-              <w:spacing w:after="20"/>
-            </w:pPr>
-            <w:r/>
-            <w:r>
-              <w:rPr>
-                <w:rFonts w:ascii="Aptos" w:hAnsi="Aptos"/>
-                <w:b w:val="0"/>
-                <w:sz w:val="16"/>
-              </w:rPr>
-              <w:t>Returns health/readiness information for the service.</w:t>
-            </w:r>
-          </w:p>
-        </w:tc>
-      </w:tr>
-      <w:tr>
-        <w:tc>
-          <w:tcPr>
-            <w:tcW w:type="dxa" w:w="3024"/>
-            <w:vAlign w:val="center"/>
-            <w:shd w:fill="FFFFFF"/>
-          </w:tcPr>
-          <w:p>
-            <w:pPr>
-              <w:spacing w:after="20"/>
-            </w:pPr>
-            <w:r/>
-            <w:r>
-              <w:rPr>
-                <w:rFonts w:ascii="Aptos" w:hAnsi="Aptos"/>
-                <w:b w:val="0"/>
-                <w:sz w:val="16"/>
-              </w:rPr>
-              <w:t>GET /api/model-metrics</w:t>
-            </w:r>
-          </w:p>
-        </w:tc>
-        <w:tc>
-          <w:tcPr>
-            <w:tcW w:type="dxa" w:w="6840"/>
-            <w:vAlign w:val="center"/>
-            <w:shd w:fill="FFFFFF"/>
-          </w:tcPr>
-          <w:p>
-            <w:pPr>
-              <w:spacing w:after="20"/>
-            </w:pPr>
-            <w:r/>
-            <w:r>
-              <w:rPr>
-                <w:rFonts w:ascii="Aptos" w:hAnsi="Aptos"/>
-                <w:b w:val="0"/>
-                <w:sz w:val="16"/>
-              </w:rPr>
-              <w:t>Returns saved active model metrics when available.</w:t>
-            </w:r>
-          </w:p>
-        </w:tc>
-      </w:tr>
-      <w:tr>
-        <w:tc>
-          <w:tcPr>
-            <w:tcW w:type="dxa" w:w="3024"/>
-            <w:vAlign w:val="center"/>
-            <w:shd w:fill="F2F5F9"/>
-          </w:tcPr>
-          <w:p>
-            <w:pPr>
-              <w:spacing w:after="20"/>
-            </w:pPr>
-            <w:r/>
-            <w:r>
-              <w:rPr>
-                <w:rFonts w:ascii="Aptos" w:hAnsi="Aptos"/>
-                <w:b w:val="0"/>
-                <w:sz w:val="16"/>
-              </w:rPr>
-              <w:t>POST /api/analyze</w:t>
-            </w:r>
-          </w:p>
-        </w:tc>
-        <w:tc>
-          <w:tcPr>
-            <w:tcW w:type="dxa" w:w="6840"/>
-            <w:vAlign w:val="center"/>
-            <w:shd w:fill="F2F5F9"/>
-          </w:tcPr>
-          <w:p>
-            <w:pPr>
-              <w:spacing w:after="20"/>
-            </w:pPr>
-            <w:r/>
-            <w:r>
-              <w:rPr>
-                <w:rFonts w:ascii="Aptos" w:hAnsi="Aptos"/>
-                <w:b w:val="0"/>
-                <w:sz w:val="16"/>
-              </w:rPr>
-              <w:t>JSON body {"text":"..."}; returns analysis/classifier information and NLP hints.</w:t>
-            </w:r>
-          </w:p>
-        </w:tc>
-      </w:tr>
-      <w:tr>
-        <w:tc>
-          <w:tcPr>
-            <w:tcW w:type="dxa" w:w="3024"/>
-            <w:vAlign w:val="center"/>
-            <w:shd w:fill="FFFFFF"/>
-          </w:tcPr>
-          <w:p>
-            <w:pPr>
-              <w:spacing w:after="20"/>
-            </w:pPr>
-            <w:r/>
-            <w:r>
-              <w:rPr>
-                <w:rFonts w:ascii="Aptos" w:hAnsi="Aptos"/>
-                <w:b w:val="0"/>
-                <w:sz w:val="16"/>
-              </w:rPr>
-              <w:t>GET or POST /api/verify</w:t>
-            </w:r>
-          </w:p>
-        </w:tc>
-        <w:tc>
-          <w:tcPr>
-            <w:tcW w:type="dxa" w:w="6840"/>
-            <w:vAlign w:val="center"/>
-            <w:shd w:fill="FFFFFF"/>
-          </w:tcPr>
-          <w:p>
-            <w:pPr>
-              <w:spacing w:after="20"/>
-            </w:pPr>
-            <w:r/>
-            <w:r>
-              <w:rPr>
-                <w:rFonts w:ascii="Aptos" w:hAnsi="Aptos"/>
-                <w:b w:val="0"/>
-                <w:sz w:val="16"/>
-              </w:rPr>
-              <w:t>Accepts a claim via query or JSON {"claim":"..."} / {"text":"..."}; returns verdict, sources, searches, and provider statuses.</w:t>
-            </w:r>
-          </w:p>
-        </w:tc>
-      </w:tr>
-      <w:tr>
-        <w:tc>
-          <w:tcPr>
-            <w:tcW w:type="dxa" w:w="3024"/>
-            <w:vAlign w:val="center"/>
-            <w:shd w:fill="F2F5F9"/>
-          </w:tcPr>
-          <w:p>
-            <w:pPr>
-              <w:spacing w:after="20"/>
-            </w:pPr>
-            <w:r/>
-            <w:r>
-              <w:rPr>
-                <w:rFonts w:ascii="Aptos" w:hAnsi="Aptos"/>
-                <w:b w:val="0"/>
-                <w:sz w:val="16"/>
-              </w:rPr>
-              <w:t>GET /</w:t>
-            </w:r>
-          </w:p>
-        </w:tc>
-        <w:tc>
-          <w:tcPr>
-            <w:tcW w:type="dxa" w:w="6840"/>
-            <w:vAlign w:val="center"/>
-            <w:shd w:fill="F2F5F9"/>
-          </w:tcPr>
-          <w:p>
-            <w:pPr>
-              <w:spacing w:after="20"/>
-            </w:pPr>
-            <w:r/>
-            <w:r>
-              <w:rPr>
-                <w:rFonts w:ascii="Aptos" w:hAnsi="Aptos"/>
-                <w:b w:val="0"/>
-                <w:sz w:val="16"/>
-              </w:rPr>
-              <w:t>Serves the frontend. Other unmatched paths are handled by the static frontend route.</w:t>
-            </w:r>
-          </w:p>
-        </w:tc>
-      </w:tr>
-    </w:tbl>
-    <w:p>
-      <w:pPr>
-        <w:spacing w:after="20"/>
-      </w:pPr>
-    </w:p>
-    <w:p>
-      <w:pPr>
-        <w:pStyle w:val="Heading2"/>
-      </w:pPr>
-      <w:r>
-        <w:t>Interface behavior</w:t>
-      </w:r>
-    </w:p>
-    <w:p>
-      <w:pPr>
-        <w:pStyle w:val="ListBullet"/>
-      </w:pPr>
-      <w:r>
-        <w:t>Input accepts at least 5 characters and is limited to 20,000 characters in the page.</w:t>
-      </w:r>
-    </w:p>
-    <w:p>
-      <w:pPr>
-        <w:pStyle w:val="ListBullet"/>
-      </w:pPr>
-      <w:r>
-        <w:t>The frontend requests article analysis and claim verification. Short factual claims skip the article classifier and rely on evidence verification.</w:t>
-      </w:r>
-    </w:p>
-    <w:p>
-      <w:pPr>
-        <w:pStyle w:val="ListBullet"/>
-      </w:pPr>
-      <w:r>
-        <w:t>The result summary keeps the conclusion and confidence visible; detailed searches, provider outcomes, passages, and source links are opened through a clickable modal.</w:t>
-      </w:r>
-    </w:p>
-    <w:p>
-      <w:pPr>
-        <w:pStyle w:val="ListBullet"/>
-      </w:pPr>
-      <w:r>
-        <w:t>The model metric endpoint and console startup table are useful diagnostics; metrics describe a dataset experiment, not the certainty of one user claim.</w:t>
-      </w:r>
-    </w:p>
-    <w:p>
-      <w:pPr>
-        <w:pStyle w:val="Heading2"/>
-      </w:pPr>
-      <w:r>
-        <w:t>Console observability</w:t>
-      </w:r>
-    </w:p>
-    <w:p>
-      <w:r>
-        <w:t>The Windows launcher starts backend.app in unbuffered mode after checking the virtual environment and active model file. Startup prints NLP components, dataset and class information, available saved metrics in a table, selected model, and the local URL. Analysis and verification requests also print compact NLP/evidence traces, including queries, provider states, snippets, and links. The Flask built-in server is intended for local development, not production traffic.</w:t>
-      </w:r>
-    </w:p>
-    <w:p>
-      <w:pPr>
-        <w:pStyle w:val="Heading1"/>
-      </w:pPr>
-      <w:r>
-        <w:t>9. Setup and operation</w:t>
-      </w:r>
-    </w:p>
-    <w:p>
-      <w:pPr>
-        <w:pStyle w:val="Heading2"/>
-      </w:pPr>
-      <w:r>
-        <w:t>Windows quick start</w:t>
-      </w:r>
-    </w:p>
-    <w:p>
-      <w:pPr>
-        <w:pStyle w:val="ListNumber"/>
-      </w:pPr>
-      <w:r>
-        <w:t>Open PowerShell or Command Prompt in the repository root.</w:t>
-      </w:r>
-    </w:p>
-    <w:p>
-      <w:pPr>
-        <w:pStyle w:val="ListNumber"/>
-      </w:pPr>
-      <w:r>
-        <w:t>Ensure the project virtual environment exists at .venv and has the packages from requirements.txt installed. If needed, create it with py -m venv .venv and install with .venv\Scripts\python.exe -m pip install -r requirements.txt.</w:t>
-      </w:r>
-    </w:p>
-    <w:p>
-      <w:pPr>
-        <w:pStyle w:val="ListNumber"/>
-      </w:pPr>
-      <w:r>
-        <w:t>Ensure models/fake_news_model.joblib exists. It is the artifact the live Flask app loads.</w:t>
-      </w:r>
-    </w:p>
-    <w:p>
-      <w:pPr>
-        <w:pStyle w:val="ListNumber"/>
-      </w:pPr>
-      <w:r>
-        <w:t>Run start_flask_server.bat. The console reports model metrics and then serves http://127.0.0.1:5000.</w:t>
-      </w:r>
-    </w:p>
-    <w:p>
-      <w:pPr>
-        <w:pStyle w:val="ListNumber"/>
-      </w:pPr>
-      <w:r>
-        <w:t>Open the local URL in a browser. Stop the server with Ctrl+C.</w:t>
-      </w:r>
-    </w:p>
-    <w:p>
-      <w:r>
-        <w:t>The launcher does not automatically train the model. It expects the active artifact to exist. If it is missing, consult the training instructions below and confirm the dataset path before training.</w:t>
-      </w:r>
-    </w:p>
-    <w:p>
-      <w:pPr>
-        <w:pStyle w:val="Heading2"/>
-      </w:pPr>
-      <w:r>
-        <w:t>Train or refresh the active article model</w:t>
-      </w:r>
-    </w:p>
-    <w:p>
-      <w:pPr>
-        <w:pStyle w:val="ListNumber"/>
-      </w:pPr>
-      <w:r>
-        <w:t>Check data/fake_and_real_news_dataset.csv and ensure labels/provenance are correct.</w:t>
-      </w:r>
-    </w:p>
-    <w:p>
-      <w:pPr>
-        <w:pStyle w:val="ListNumber"/>
-      </w:pPr>
-      <w:r>
-        <w:t>From the repository root in the configured environment, run python -m ml.train (confirm CLI flags with python -m ml.train --help if supported in this checkout).</w:t>
-      </w:r>
-    </w:p>
-    <w:p>
-      <w:pPr>
-        <w:pStyle w:val="ListNumber"/>
-      </w:pPr>
-      <w:r>
-        <w:t>Review the printed classification report and updated models/model_metrics.json. Confirm that the training and held-out sets are the intended versions.</w:t>
-      </w:r>
-    </w:p>
-    <w:p>
-      <w:pPr>
-        <w:pStyle w:val="ListNumber"/>
-      </w:pPr>
-      <w:r>
-        <w:t>Restart the Flask process so it loads the newly saved models/fake_news_model.joblib.</w:t>
-      </w:r>
-    </w:p>
-    <w:p>
-      <w:r>
-        <w:t>Training overwrites the active model and metrics artifacts. Save a copy or use version control/artifact versioning before replacing a model used for comparison.</w:t>
-      </w:r>
-    </w:p>
-    <w:p>
-      <w:pPr>
-        <w:pStyle w:val="Heading2"/>
-      </w:pPr>
-      <w:r>
-        <w:t>Separate v2 trainer</w:t>
-      </w:r>
-    </w:p>
-    <w:p>
-      <w:r>
-        <w:t>setup_ml.py and setup_ml_v2.py use the separate FEVER-derived PyTorch claim model path. They are not the required setup command for serving the active fake-news article classifier. Their saved metrics are lower (latest recorded v2 test accuracy about 0.6196 and macro F1 about 0.6165), and should not be shown as the active article model’s score.</w:t>
-      </w:r>
-    </w:p>
-    <w:p>
-      <w:pPr>
-        <w:pStyle w:val="Heading1"/>
-      </w:pPr>
-      <w:r>
-        <w:t>10. Configuration and dependencies</w:t>
-      </w:r>
-    </w:p>
-    <w:p>
-      <w:pPr>
-        <w:pStyle w:val="ListBullet"/>
-      </w:pPr>
-      <w:r>
-        <w:t>Python package declarations are in requirements.txt. Important runtime libraries include Flask, pandas, NumPy, scikit-learn, joblib, NLTK, spaCy, SciPy, VADER, PyTorch, and python-dotenv.</w:t>
-      </w:r>
-    </w:p>
-    <w:p>
-      <w:pPr>
-        <w:pStyle w:val="ListBullet"/>
-      </w:pPr>
-      <w:r>
-        <w:t>NLTK preprocessing attempts to locate/download tokenizer and stopword resources; a missing language model/resource may trigger a fallback path. spaCy uses en_core_web_sm when installed and a regex fallback otherwise.</w:t>
-      </w:r>
-    </w:p>
-    <w:p>
-      <w:pPr>
-        <w:pStyle w:val="ListBullet"/>
-      </w:pPr>
-      <w:r>
-        <w:t>Evidence-provider credentials are read from environment configuration (verification_module/.env is supported by the config path). Keep secrets out of source control, screenshots, logs, and shared documents.</w:t>
-      </w:r>
-    </w:p>
-    <w:p>
-      <w:pPr>
-        <w:pStyle w:val="ListBullet"/>
-      </w:pPr>
-      <w:r>
-        <w:t>The launcher assumes Windows and a virtual environment named .venv in the repository root.</w:t>
-      </w:r>
-    </w:p>
-    <w:p>
-      <w:pPr>
-        <w:pStyle w:val="Heading1"/>
-      </w:pPr>
-      <w:r>
-        <w:t>11. Limitations and interpretation</w:t>
-      </w:r>
-    </w:p>
-    <w:tbl>
-      <w:tblPr>
-        <w:tblStyle w:val="TableGrid"/>
-        <w:tblW w:type="auto" w:w="0"/>
-        <w:jc w:val="center"/>
-        <w:tblLook w:firstColumn="1" w:firstRow="1" w:lastColumn="0" w:lastRow="0" w:noHBand="0" w:noVBand="1" w:val="04A0"/>
-      </w:tblPr>
-      <w:tblGrid>
-        <w:gridCol w:w="4997"/>
-        <w:gridCol w:w="4997"/>
-      </w:tblGrid>
-      <w:tr>
-        <w:tc>
-          <w:tcPr>
-            <w:tcW w:type="dxa" w:w="2520"/>
-            <w:vAlign w:val="center"/>
-            <w:shd w:fill="16324F"/>
-          </w:tcPr>
-          <w:p>
-            <w:pPr>
-              <w:spacing w:after="20"/>
-            </w:pPr>
-            <w:r/>
-            <w:r>
-              <w:rPr>
-                <w:rFonts w:ascii="Aptos" w:hAnsi="Aptos"/>
-                <w:b/>
-                <w:color w:val="FFFFFF"/>
-                <w:sz w:val="17"/>
-              </w:rPr>
-              <w:t>Limitation</w:t>
-            </w:r>
-          </w:p>
-        </w:tc>
-        <w:tc>
-          <w:tcPr>
-            <w:tcW w:type="dxa" w:w="7344"/>
-            <w:vAlign w:val="center"/>
-            <w:shd w:fill="16324F"/>
-          </w:tcPr>
-          <w:p>
-            <w:pPr>
-              <w:spacing w:after="20"/>
-            </w:pPr>
-            <w:r/>
-            <w:r>
-              <w:rPr>
-                <w:rFonts w:ascii="Aptos" w:hAnsi="Aptos"/>
-                <w:b/>
-                <w:color w:val="FFFFFF"/>
-                <w:sz w:val="17"/>
-              </w:rPr>
-              <w:t>Practical effect</w:t>
-            </w:r>
-          </w:p>
-        </w:tc>
-      </w:tr>
-      <w:tr>
-        <w:tc>
-          <w:tcPr>
-            <w:tcW w:type="dxa" w:w="2520"/>
-            <w:vAlign w:val="center"/>
-            <w:shd w:fill="F2F5F9"/>
-          </w:tcPr>
-          <w:p>
-            <w:pPr>
-              <w:spacing w:after="20"/>
-            </w:pPr>
-            <w:r/>
-            <w:r>
-              <w:rPr>
-                <w:rFonts w:ascii="Aptos" w:hAnsi="Aptos"/>
-                <w:b w:val="0"/>
-                <w:sz w:val="16"/>
-              </w:rPr>
-              <w:t>Small, narrow training corpus</w:t>
-            </w:r>
-          </w:p>
-        </w:tc>
-        <w:tc>
-          <w:tcPr>
-            <w:tcW w:type="dxa" w:w="7344"/>
-            <w:vAlign w:val="center"/>
-            <w:shd w:fill="F2F5F9"/>
-          </w:tcPr>
-          <w:p>
-            <w:pPr>
-              <w:spacing w:after="20"/>
-            </w:pPr>
-            <w:r/>
-            <w:r>
-              <w:rPr>
-                <w:rFonts w:ascii="Aptos" w:hAnsi="Aptos"/>
-                <w:b w:val="0"/>
-                <w:sz w:val="16"/>
-              </w:rPr>
-              <w:t>Performance on new topics, publishers, languages, formats, or future events may be lower than test metrics.</w:t>
-            </w:r>
-          </w:p>
-        </w:tc>
-      </w:tr>
-      <w:tr>
-        <w:tc>
-          <w:tcPr>
-            <w:tcW w:type="dxa" w:w="2520"/>
-            <w:vAlign w:val="center"/>
-            <w:shd w:fill="FFFFFF"/>
-          </w:tcPr>
-          <w:p>
-            <w:pPr>
-              <w:spacing w:after="20"/>
-            </w:pPr>
-            <w:r/>
-            <w:r>
-              <w:rPr>
-                <w:rFonts w:ascii="Aptos" w:hAnsi="Aptos"/>
-                <w:b w:val="0"/>
-                <w:sz w:val="16"/>
-              </w:rPr>
-              <w:t>Potential source/style leakage</w:t>
-            </w:r>
-          </w:p>
-        </w:tc>
-        <w:tc>
-          <w:tcPr>
-            <w:tcW w:type="dxa" w:w="7344"/>
-            <w:vAlign w:val="center"/>
-            <w:shd w:fill="FFFFFF"/>
-          </w:tcPr>
-          <w:p>
-            <w:pPr>
-              <w:spacing w:after="20"/>
-            </w:pPr>
-            <w:r/>
-            <w:r>
-              <w:rPr>
-                <w:rFonts w:ascii="Aptos" w:hAnsi="Aptos"/>
-                <w:b w:val="0"/>
-                <w:sz w:val="16"/>
-              </w:rPr>
-              <w:t>Randomly split rows can make the held-out set easier if writing style or related stories cross the split.</w:t>
-            </w:r>
-          </w:p>
-        </w:tc>
-      </w:tr>
-      <w:tr>
-        <w:tc>
-          <w:tcPr>
-            <w:tcW w:type="dxa" w:w="2520"/>
-            <w:vAlign w:val="center"/>
-            <w:shd w:fill="F2F5F9"/>
-          </w:tcPr>
-          <w:p>
-            <w:pPr>
-              <w:spacing w:after="20"/>
-            </w:pPr>
-            <w:r/>
-            <w:r>
-              <w:rPr>
-                <w:rFonts w:ascii="Aptos" w:hAnsi="Aptos"/>
-                <w:b w:val="0"/>
-                <w:sz w:val="16"/>
-              </w:rPr>
-              <w:t>Training accuracy reaches 100%</w:t>
-            </w:r>
-          </w:p>
-        </w:tc>
-        <w:tc>
-          <w:tcPr>
-            <w:tcW w:type="dxa" w:w="7344"/>
-            <w:vAlign w:val="center"/>
-            <w:shd w:fill="F2F5F9"/>
-          </w:tcPr>
-          <w:p>
-            <w:pPr>
-              <w:spacing w:after="20"/>
-            </w:pPr>
-            <w:r/>
-            <w:r>
-              <w:rPr>
-                <w:rFonts w:ascii="Aptos" w:hAnsi="Aptos"/>
-                <w:b w:val="0"/>
-                <w:sz w:val="16"/>
-              </w:rPr>
-              <w:t>Model may have memorized training patterns; harder grouped/temporal evaluation is needed.</w:t>
-            </w:r>
-          </w:p>
-        </w:tc>
-      </w:tr>
-      <w:tr>
-        <w:tc>
-          <w:tcPr>
-            <w:tcW w:type="dxa" w:w="2520"/>
-            <w:vAlign w:val="center"/>
-            <w:shd w:fill="FFFFFF"/>
-          </w:tcPr>
-          <w:p>
-            <w:pPr>
-              <w:spacing w:after="20"/>
-            </w:pPr>
-            <w:r/>
-            <w:r>
-              <w:rPr>
-                <w:rFonts w:ascii="Aptos" w:hAnsi="Aptos"/>
-                <w:b w:val="0"/>
-                <w:sz w:val="16"/>
-              </w:rPr>
-              <w:t>Not a general fact-checker</w:t>
-            </w:r>
-          </w:p>
-        </w:tc>
-        <w:tc>
-          <w:tcPr>
-            <w:tcW w:type="dxa" w:w="7344"/>
-            <w:vAlign w:val="center"/>
-            <w:shd w:fill="FFFFFF"/>
-          </w:tcPr>
-          <w:p>
-            <w:pPr>
-              <w:spacing w:after="20"/>
-            </w:pPr>
-            <w:r/>
-            <w:r>
-              <w:rPr>
-                <w:rFonts w:ascii="Aptos" w:hAnsi="Aptos"/>
-                <w:b w:val="0"/>
-                <w:sz w:val="16"/>
-              </w:rPr>
-              <w:t>REAL/FAKE article labels do not establish truth of each individual sentence.</w:t>
-            </w:r>
-          </w:p>
-        </w:tc>
-      </w:tr>
-      <w:tr>
-        <w:tc>
-          <w:tcPr>
-            <w:tcW w:type="dxa" w:w="2520"/>
-            <w:vAlign w:val="center"/>
-            <w:shd w:fill="F2F5F9"/>
-          </w:tcPr>
-          <w:p>
-            <w:pPr>
-              <w:spacing w:after="20"/>
-            </w:pPr>
-            <w:r/>
-            <w:r>
-              <w:rPr>
-                <w:rFonts w:ascii="Aptos" w:hAnsi="Aptos"/>
-                <w:b w:val="0"/>
-                <w:sz w:val="16"/>
-              </w:rPr>
-              <w:t>Heuristic evidence matching</w:t>
-            </w:r>
-          </w:p>
-        </w:tc>
-        <w:tc>
-          <w:tcPr>
-            <w:tcW w:type="dxa" w:w="7344"/>
-            <w:vAlign w:val="center"/>
-            <w:shd w:fill="F2F5F9"/>
-          </w:tcPr>
-          <w:p>
-            <w:pPr>
-              <w:spacing w:after="20"/>
-            </w:pPr>
-            <w:r/>
-            <w:r>
-              <w:rPr>
-                <w:rFonts w:ascii="Aptos" w:hAnsi="Aptos"/>
-                <w:b w:val="0"/>
-                <w:sz w:val="16"/>
-              </w:rPr>
-              <w:t>Paraphrases and nuanced reasoning may be missed; surface overlap can also mislead.</w:t>
-            </w:r>
-          </w:p>
-        </w:tc>
-      </w:tr>
-      <w:tr>
-        <w:tc>
-          <w:tcPr>
-            <w:tcW w:type="dxa" w:w="2520"/>
-            <w:vAlign w:val="center"/>
-            <w:shd w:fill="FFFFFF"/>
-          </w:tcPr>
-          <w:p>
-            <w:pPr>
-              <w:spacing w:after="20"/>
-            </w:pPr>
-            <w:r/>
-            <w:r>
-              <w:rPr>
-                <w:rFonts w:ascii="Aptos" w:hAnsi="Aptos"/>
-                <w:b w:val="0"/>
-                <w:sz w:val="16"/>
-              </w:rPr>
-              <w:t>Evidence freshness</w:t>
-            </w:r>
-          </w:p>
-        </w:tc>
-        <w:tc>
-          <w:tcPr>
-            <w:tcW w:type="dxa" w:w="7344"/>
-            <w:vAlign w:val="center"/>
-            <w:shd w:fill="FFFFFF"/>
-          </w:tcPr>
-          <w:p>
-            <w:pPr>
-              <w:spacing w:after="20"/>
-            </w:pPr>
-            <w:r/>
-            <w:r>
-              <w:rPr>
-                <w:rFonts w:ascii="Aptos" w:hAnsi="Aptos"/>
-                <w:b w:val="0"/>
-                <w:sz w:val="16"/>
-              </w:rPr>
-              <w:t>Provider availability, indexing, publication dates, and API quotas affect retrieved evidence.</w:t>
-            </w:r>
-          </w:p>
-        </w:tc>
-      </w:tr>
-      <w:tr>
-        <w:tc>
-          <w:tcPr>
-            <w:tcW w:type="dxa" w:w="2520"/>
-            <w:vAlign w:val="center"/>
-            <w:shd w:fill="F2F5F9"/>
-          </w:tcPr>
-          <w:p>
-            <w:pPr>
-              <w:spacing w:after="20"/>
-            </w:pPr>
-            <w:r/>
-            <w:r>
-              <w:rPr>
-                <w:rFonts w:ascii="Aptos" w:hAnsi="Aptos"/>
-                <w:b w:val="0"/>
-                <w:sz w:val="16"/>
-              </w:rPr>
-              <w:t>Credibility score is rule-based</w:t>
-            </w:r>
-          </w:p>
-        </w:tc>
-        <w:tc>
-          <w:tcPr>
-            <w:tcW w:type="dxa" w:w="7344"/>
-            <w:vAlign w:val="center"/>
-            <w:shd w:fill="F2F5F9"/>
-          </w:tcPr>
-          <w:p>
-            <w:pPr>
-              <w:spacing w:after="20"/>
-            </w:pPr>
-            <w:r/>
-            <w:r>
-              <w:rPr>
-                <w:rFonts w:ascii="Aptos" w:hAnsi="Aptos"/>
-                <w:b w:val="0"/>
-                <w:sz w:val="16"/>
-              </w:rPr>
-              <w:t>Domain heuristics can be incomplete, stale, or context-insensitive.</w:t>
-            </w:r>
-          </w:p>
-        </w:tc>
-      </w:tr>
-      <w:tr>
-        <w:tc>
-          <w:tcPr>
-            <w:tcW w:type="dxa" w:w="2520"/>
-            <w:vAlign w:val="center"/>
-            <w:shd w:fill="FFFFFF"/>
-          </w:tcPr>
-          <w:p>
-            <w:pPr>
-              <w:spacing w:after="20"/>
-            </w:pPr>
-            <w:r/>
-            <w:r>
-              <w:rPr>
-                <w:rFonts w:ascii="Aptos" w:hAnsi="Aptos"/>
-                <w:b w:val="0"/>
-                <w:sz w:val="16"/>
-              </w:rPr>
-              <w:t>Short claims bypass classifier</w:t>
-            </w:r>
-          </w:p>
-        </w:tc>
-        <w:tc>
-          <w:tcPr>
-            <w:tcW w:type="dxa" w:w="7344"/>
-            <w:vAlign w:val="center"/>
-            <w:shd w:fill="FFFFFF"/>
-          </w:tcPr>
-          <w:p>
-            <w:pPr>
-              <w:spacing w:after="20"/>
-            </w:pPr>
-            <w:r/>
-            <w:r>
-              <w:rPr>
-                <w:rFonts w:ascii="Aptos" w:hAnsi="Aptos"/>
-                <w:b w:val="0"/>
-                <w:sz w:val="16"/>
-              </w:rPr>
-              <w:t>This is intentional; they need evidence-oriented verification, but retrieval may return no definitive result.</w:t>
-            </w:r>
-          </w:p>
-        </w:tc>
-      </w:tr>
-      <w:tr>
-        <w:tc>
-          <w:tcPr>
-            <w:tcW w:type="dxa" w:w="2520"/>
-            <w:vAlign w:val="center"/>
-            <w:shd w:fill="F2F5F9"/>
-          </w:tcPr>
-          <w:p>
-            <w:pPr>
-              <w:spacing w:after="20"/>
-            </w:pPr>
-            <w:r/>
-            <w:r>
-              <w:rPr>
-                <w:rFonts w:ascii="Aptos" w:hAnsi="Aptos"/>
-                <w:b w:val="0"/>
-                <w:sz w:val="16"/>
-              </w:rPr>
-              <w:t>No production server configuration</w:t>
-            </w:r>
-          </w:p>
-        </w:tc>
-        <w:tc>
-          <w:tcPr>
-            <w:tcW w:type="dxa" w:w="7344"/>
-            <w:vAlign w:val="center"/>
-            <w:shd w:fill="F2F5F9"/>
-          </w:tcPr>
-          <w:p>
-            <w:pPr>
-              <w:spacing w:after="20"/>
-            </w:pPr>
-            <w:r/>
-            <w:r>
-              <w:rPr>
-                <w:rFonts w:ascii="Aptos" w:hAnsi="Aptos"/>
-                <w:b w:val="0"/>
-                <w:sz w:val="16"/>
-              </w:rPr>
-              <w:t>The included Flask development server is unsuitable for internet-facing production deployment as-is.</w:t>
-            </w:r>
-          </w:p>
-        </w:tc>
-      </w:tr>
-    </w:tbl>
-    <w:p>
-      <w:pPr>
-        <w:spacing w:after="20"/>
-      </w:pPr>
-    </w:p>
-    <w:p>
-      <w:pPr>
-        <w:pStyle w:val="Heading1"/>
-      </w:pPr>
-      <w:r>
-        <w:t>12. Security, privacy, and deployment</w:t>
-      </w:r>
-    </w:p>
-    <w:p>
-      <w:pPr>
-        <w:pStyle w:val="ListBullet"/>
-      </w:pPr>
-      <w:r>
-        <w:t>Treat submitted text as potentially sensitive. The app may send claim text to third-party search providers when verification runs; users should know this before submitting confidential material.</w:t>
-      </w:r>
-    </w:p>
-    <w:p>
-      <w:pPr>
-        <w:pStyle w:val="ListBullet"/>
-      </w:pPr>
-      <w:r>
-        <w:t>Keep provider API keys in local environment configuration and never embed them in frontend JavaScript or commit them. Rotate keys if they appear in logs or shared files.</w:t>
-      </w:r>
-    </w:p>
-    <w:p>
-      <w:pPr>
-        <w:pStyle w:val="ListBullet"/>
-      </w:pPr>
-      <w:r>
-        <w:t>The development server binds to 127.0.0.1 by default, limiting it to the local machine. Do not expose it directly to a public network.</w:t>
-      </w:r>
-    </w:p>
-    <w:p>
-      <w:pPr>
-        <w:pStyle w:val="ListBullet"/>
-      </w:pPr>
-      <w:r>
-        <w:t>A deployment needs a production WSGI server, TLS termination, request-size/time limits, rate limiting, secrets management, logging policy, dependency pinning, and a review of provider terms and data retention.</w:t>
-      </w:r>
-    </w:p>
-    <w:p>
-      <w:pPr>
-        <w:pStyle w:val="ListBullet"/>
-      </w:pPr>
-      <w:r>
-        <w:t>Avoid logging full user text or sensitive retrieved payloads in a production environment. The current console traces are for local diagnostics and may expose snippets/URLs.</w:t>
-      </w:r>
-    </w:p>
-    <w:p>
-      <w:pPr>
-        <w:pStyle w:val="Heading1"/>
-      </w:pPr>
-      <w:r>
-        <w:t>13. Improvement roadmap</w:t>
-      </w:r>
-    </w:p>
-    <w:tbl>
-      <w:tblPr>
-        <w:tblStyle w:val="TableGrid"/>
-        <w:tblW w:type="auto" w:w="0"/>
-        <w:jc w:val="center"/>
-        <w:tblLook w:firstColumn="1" w:firstRow="1" w:lastColumn="0" w:lastRow="0" w:noHBand="0" w:noVBand="1" w:val="04A0"/>
-      </w:tblPr>
-      <w:tblGrid>
-        <w:gridCol w:w="3331"/>
-        <w:gridCol w:w="3331"/>
-        <w:gridCol w:w="3331"/>
-      </w:tblGrid>
-      <w:tr>
-        <w:tc>
-          <w:tcPr>
-            <w:tcW w:type="dxa" w:w="936"/>
-            <w:vAlign w:val="center"/>
-            <w:shd w:fill="16324F"/>
-          </w:tcPr>
-          <w:p>
-            <w:pPr>
-              <w:spacing w:after="20"/>
-            </w:pPr>
-            <w:r/>
-            <w:r>
-              <w:rPr>
-                <w:rFonts w:ascii="Aptos" w:hAnsi="Aptos"/>
-                <w:b/>
-                <w:color w:val="FFFFFF"/>
-                <w:sz w:val="17"/>
-              </w:rPr>
-              <w:t>Priority</w:t>
-            </w:r>
-          </w:p>
-        </w:tc>
-        <w:tc>
-          <w:tcPr>
-            <w:tcW w:type="dxa" w:w="4176"/>
-            <w:vAlign w:val="center"/>
-            <w:shd w:fill="16324F"/>
-          </w:tcPr>
-          <w:p>
-            <w:pPr>
-              <w:spacing w:after="20"/>
-            </w:pPr>
-            <w:r/>
-            <w:r>
-              <w:rPr>
-                <w:rFonts w:ascii="Aptos" w:hAnsi="Aptos"/>
-                <w:b/>
-                <w:color w:val="FFFFFF"/>
-                <w:sz w:val="17"/>
-              </w:rPr>
-              <w:t>Work item</w:t>
-            </w:r>
-          </w:p>
-        </w:tc>
-        <w:tc>
-          <w:tcPr>
-            <w:tcW w:type="dxa" w:w="4752"/>
-            <w:vAlign w:val="center"/>
-            <w:shd w:fill="16324F"/>
-          </w:tcPr>
-          <w:p>
-            <w:pPr>
-              <w:spacing w:after="20"/>
-            </w:pPr>
-            <w:r/>
-            <w:r>
-              <w:rPr>
-                <w:rFonts w:ascii="Aptos" w:hAnsi="Aptos"/>
-                <w:b/>
-                <w:color w:val="FFFFFF"/>
-                <w:sz w:val="17"/>
-              </w:rPr>
-              <w:t>How to judge completion</w:t>
-            </w:r>
-          </w:p>
-        </w:tc>
-      </w:tr>
-      <w:tr>
-        <w:tc>
-          <w:tcPr>
-            <w:tcW w:type="dxa" w:w="936"/>
-            <w:vAlign w:val="center"/>
-            <w:shd w:fill="F2F5F9"/>
-          </w:tcPr>
-          <w:p>
-            <w:pPr>
-              <w:spacing w:after="20"/>
-            </w:pPr>
-            <w:r/>
-            <w:r>
-              <w:rPr>
-                <w:rFonts w:ascii="Aptos" w:hAnsi="Aptos"/>
-                <w:b w:val="0"/>
-                <w:sz w:val="16"/>
-              </w:rPr>
-              <w:t>1</w:t>
-            </w:r>
-          </w:p>
-        </w:tc>
-        <w:tc>
-          <w:tcPr>
-            <w:tcW w:type="dxa" w:w="4176"/>
-            <w:vAlign w:val="center"/>
-            <w:shd w:fill="F2F5F9"/>
-          </w:tcPr>
-          <w:p>
-            <w:pPr>
-              <w:spacing w:after="20"/>
-            </w:pPr>
-            <w:r/>
-            <w:r>
-              <w:rPr>
-                <w:rFonts w:ascii="Aptos" w:hAnsi="Aptos"/>
-                <w:b w:val="0"/>
-                <w:sz w:val="16"/>
-              </w:rPr>
-              <w:t>Build leakage-resistant evaluation: deduplicate near-duplicates, group by publisher/story where possible, add a temporal holdout.</w:t>
-            </w:r>
-          </w:p>
-        </w:tc>
-        <w:tc>
-          <w:tcPr>
-            <w:tcW w:type="dxa" w:w="4752"/>
-            <w:vAlign w:val="center"/>
-            <w:shd w:fill="F2F5F9"/>
-          </w:tcPr>
-          <w:p>
-            <w:pPr>
-              <w:spacing w:after="20"/>
-            </w:pPr>
-            <w:r/>
-            <w:r>
-              <w:rPr>
-                <w:rFonts w:ascii="Aptos" w:hAnsi="Aptos"/>
-                <w:b w:val="0"/>
-                <w:sz w:val="16"/>
-              </w:rPr>
-              <w:t>Publish split recipe, confusion matrix, class and macro metrics; compare with current random split.</w:t>
-            </w:r>
-          </w:p>
-        </w:tc>
-      </w:tr>
-      <w:tr>
-        <w:tc>
-          <w:tcPr>
-            <w:tcW w:type="dxa" w:w="936"/>
-            <w:vAlign w:val="center"/>
-            <w:shd w:fill="FFFFFF"/>
-          </w:tcPr>
-          <w:p>
-            <w:pPr>
-              <w:spacing w:after="20"/>
-            </w:pPr>
-            <w:r/>
-            <w:r>
-              <w:rPr>
-                <w:rFonts w:ascii="Aptos" w:hAnsi="Aptos"/>
-                <w:b w:val="0"/>
-                <w:sz w:val="16"/>
-              </w:rPr>
-              <w:t>2</w:t>
-            </w:r>
-          </w:p>
-        </w:tc>
-        <w:tc>
-          <w:tcPr>
-            <w:tcW w:type="dxa" w:w="4176"/>
-            <w:vAlign w:val="center"/>
-            <w:shd w:fill="FFFFFF"/>
-          </w:tcPr>
-          <w:p>
-            <w:pPr>
-              <w:spacing w:after="20"/>
-            </w:pPr>
-            <w:r/>
-            <w:r>
-              <w:rPr>
-                <w:rFonts w:ascii="Aptos" w:hAnsi="Aptos"/>
-                <w:b w:val="0"/>
-                <w:sz w:val="16"/>
-              </w:rPr>
-              <w:t>Create a traceable, legally usable dataset toward 20,000 diverse article examples.</w:t>
-            </w:r>
-          </w:p>
-        </w:tc>
-        <w:tc>
-          <w:tcPr>
-            <w:tcW w:type="dxa" w:w="4752"/>
-            <w:vAlign w:val="center"/>
-            <w:shd w:fill="FFFFFF"/>
-          </w:tcPr>
-          <w:p>
-            <w:pPr>
-              <w:spacing w:after="20"/>
-            </w:pPr>
-            <w:r/>
-            <w:r>
-              <w:rPr>
-                <w:rFonts w:ascii="Aptos" w:hAnsi="Aptos"/>
-                <w:b w:val="0"/>
-                <w:sz w:val="16"/>
-              </w:rPr>
-              <w:t>Document source, label evidence, date, language, license/terms, collection method, and duplicate policy per record.</w:t>
-            </w:r>
-          </w:p>
-        </w:tc>
-      </w:tr>
-      <w:tr>
-        <w:tc>
-          <w:tcPr>
-            <w:tcW w:type="dxa" w:w="936"/>
-            <w:vAlign w:val="center"/>
-            <w:shd w:fill="F2F5F9"/>
-          </w:tcPr>
-          <w:p>
-            <w:pPr>
-              <w:spacing w:after="20"/>
-            </w:pPr>
-            <w:r/>
-            <w:r>
-              <w:rPr>
-                <w:rFonts w:ascii="Aptos" w:hAnsi="Aptos"/>
-                <w:b w:val="0"/>
-                <w:sz w:val="16"/>
-              </w:rPr>
-              <w:t>3</w:t>
-            </w:r>
-          </w:p>
-        </w:tc>
-        <w:tc>
-          <w:tcPr>
-            <w:tcW w:type="dxa" w:w="4176"/>
-            <w:vAlign w:val="center"/>
-            <w:shd w:fill="F2F5F9"/>
-          </w:tcPr>
-          <w:p>
-            <w:pPr>
-              <w:spacing w:after="20"/>
-            </w:pPr>
-            <w:r/>
-            <w:r>
-              <w:rPr>
-                <w:rFonts w:ascii="Aptos" w:hAnsi="Aptos"/>
-                <w:b w:val="0"/>
-                <w:sz w:val="16"/>
-              </w:rPr>
-              <w:t>Tune only on train/validation data; compare regularization, feature sets, class weights, calibrated linear models, and simpler baselines.</w:t>
-            </w:r>
-          </w:p>
-        </w:tc>
-        <w:tc>
-          <w:tcPr>
-            <w:tcW w:type="dxa" w:w="4752"/>
-            <w:vAlign w:val="center"/>
-            <w:shd w:fill="F2F5F9"/>
-          </w:tcPr>
-          <w:p>
-            <w:pPr>
-              <w:spacing w:after="20"/>
-            </w:pPr>
-            <w:r/>
-            <w:r>
-              <w:rPr>
-                <w:rFonts w:ascii="Aptos" w:hAnsi="Aptos"/>
-                <w:b w:val="0"/>
-                <w:sz w:val="16"/>
-              </w:rPr>
-              <w:t>Use fixed validation protocol; choose by macro F1 and error cost, then evaluate once on untouched test.</w:t>
-            </w:r>
-          </w:p>
-        </w:tc>
-      </w:tr>
-      <w:tr>
-        <w:tc>
-          <w:tcPr>
-            <w:tcW w:type="dxa" w:w="936"/>
-            <w:vAlign w:val="center"/>
-            <w:shd w:fill="FFFFFF"/>
-          </w:tcPr>
-          <w:p>
-            <w:pPr>
-              <w:spacing w:after="20"/>
-            </w:pPr>
-            <w:r/>
-            <w:r>
-              <w:rPr>
-                <w:rFonts w:ascii="Aptos" w:hAnsi="Aptos"/>
-                <w:b w:val="0"/>
-                <w:sz w:val="16"/>
-              </w:rPr>
-              <w:t>4</w:t>
-            </w:r>
-          </w:p>
-        </w:tc>
-        <w:tc>
-          <w:tcPr>
-            <w:tcW w:type="dxa" w:w="4176"/>
-            <w:vAlign w:val="center"/>
-            <w:shd w:fill="FFFFFF"/>
-          </w:tcPr>
-          <w:p>
-            <w:pPr>
-              <w:spacing w:after="20"/>
-            </w:pPr>
-            <w:r/>
-            <w:r>
-              <w:rPr>
-                <w:rFonts w:ascii="Aptos" w:hAnsi="Aptos"/>
-                <w:b w:val="0"/>
-                <w:sz w:val="16"/>
-              </w:rPr>
-              <w:t>Review errors and label quality with human adjudication.</w:t>
-            </w:r>
-          </w:p>
-        </w:tc>
-        <w:tc>
-          <w:tcPr>
-            <w:tcW w:type="dxa" w:w="4752"/>
-            <w:vAlign w:val="center"/>
-            <w:shd w:fill="FFFFFF"/>
-          </w:tcPr>
-          <w:p>
-            <w:pPr>
-              <w:spacing w:after="20"/>
-            </w:pPr>
-            <w:r/>
-            <w:r>
-              <w:rPr>
-                <w:rFonts w:ascii="Aptos" w:hAnsi="Aptos"/>
-                <w:b w:val="0"/>
-                <w:sz w:val="16"/>
-              </w:rPr>
-              <w:t>Track false positives/negatives by source, topic, date, and label; correct ambiguous/noisy records.</w:t>
-            </w:r>
-          </w:p>
-        </w:tc>
-      </w:tr>
-      <w:tr>
-        <w:tc>
-          <w:tcPr>
-            <w:tcW w:type="dxa" w:w="936"/>
-            <w:vAlign w:val="center"/>
-            <w:shd w:fill="F2F5F9"/>
-          </w:tcPr>
-          <w:p>
-            <w:pPr>
-              <w:spacing w:after="20"/>
-            </w:pPr>
-            <w:r/>
-            <w:r>
-              <w:rPr>
-                <w:rFonts w:ascii="Aptos" w:hAnsi="Aptos"/>
-                <w:b w:val="0"/>
-                <w:sz w:val="16"/>
-              </w:rPr>
-              <w:t>5</w:t>
-            </w:r>
-          </w:p>
-        </w:tc>
-        <w:tc>
-          <w:tcPr>
-            <w:tcW w:type="dxa" w:w="4176"/>
-            <w:vAlign w:val="center"/>
-            <w:shd w:fill="F2F5F9"/>
-          </w:tcPr>
-          <w:p>
-            <w:pPr>
-              <w:spacing w:after="20"/>
-            </w:pPr>
-            <w:r/>
-            <w:r>
-              <w:rPr>
-                <w:rFonts w:ascii="Aptos" w:hAnsi="Aptos"/>
-                <w:b w:val="0"/>
-                <w:sz w:val="16"/>
-              </w:rPr>
-              <w:t>Improve verification beyond lexical matching: robust sentence retrieval, temporal context, negation, stance/NLI evaluation.</w:t>
-            </w:r>
-          </w:p>
-        </w:tc>
-        <w:tc>
-          <w:tcPr>
-            <w:tcW w:type="dxa" w:w="4752"/>
-            <w:vAlign w:val="center"/>
-            <w:shd w:fill="F2F5F9"/>
-          </w:tcPr>
-          <w:p>
-            <w:pPr>
-              <w:spacing w:after="20"/>
-            </w:pPr>
-            <w:r/>
-            <w:r>
-              <w:rPr>
-                <w:rFonts w:ascii="Aptos" w:hAnsi="Aptos"/>
-                <w:b w:val="0"/>
-                <w:sz w:val="16"/>
-              </w:rPr>
-              <w:t>Create claim-evidence benchmark with human stance labels and evaluate retrieval recall plus stance metrics.</w:t>
-            </w:r>
-          </w:p>
-        </w:tc>
-      </w:tr>
-      <w:tr>
-        <w:tc>
-          <w:tcPr>
-            <w:tcW w:type="dxa" w:w="936"/>
-            <w:vAlign w:val="center"/>
-            <w:shd w:fill="FFFFFF"/>
-          </w:tcPr>
-          <w:p>
-            <w:pPr>
-              <w:spacing w:after="20"/>
-            </w:pPr>
-            <w:r/>
-            <w:r>
-              <w:rPr>
-                <w:rFonts w:ascii="Aptos" w:hAnsi="Aptos"/>
-                <w:b w:val="0"/>
-                <w:sz w:val="16"/>
-              </w:rPr>
-              <w:t>6</w:t>
-            </w:r>
-          </w:p>
-        </w:tc>
-        <w:tc>
-          <w:tcPr>
-            <w:tcW w:type="dxa" w:w="4176"/>
-            <w:vAlign w:val="center"/>
-            <w:shd w:fill="FFFFFF"/>
-          </w:tcPr>
-          <w:p>
-            <w:pPr>
-              <w:spacing w:after="20"/>
-            </w:pPr>
-            <w:r/>
-            <w:r>
-              <w:rPr>
-                <w:rFonts w:ascii="Aptos" w:hAnsi="Aptos"/>
-                <w:b w:val="0"/>
-                <w:sz w:val="16"/>
-              </w:rPr>
-              <w:t>Add dates and provenance to evidence cards; clearly separate evidence confidence from classifier confidence.</w:t>
-            </w:r>
-          </w:p>
-        </w:tc>
-        <w:tc>
-          <w:tcPr>
-            <w:tcW w:type="dxa" w:w="4752"/>
-            <w:vAlign w:val="center"/>
-            <w:shd w:fill="FFFFFF"/>
-          </w:tcPr>
-          <w:p>
-            <w:pPr>
-              <w:spacing w:after="20"/>
-            </w:pPr>
-            <w:r/>
-            <w:r>
-              <w:rPr>
-                <w:rFonts w:ascii="Aptos" w:hAnsi="Aptos"/>
-                <w:b w:val="0"/>
-                <w:sz w:val="16"/>
-              </w:rPr>
-              <w:t>Users can inspect source date, publisher, provider, query, excerpt, and uncertainty.</w:t>
-            </w:r>
-          </w:p>
-        </w:tc>
-      </w:tr>
-      <w:tr>
-        <w:tc>
-          <w:tcPr>
-            <w:tcW w:type="dxa" w:w="936"/>
-            <w:vAlign w:val="center"/>
-            <w:shd w:fill="F2F5F9"/>
-          </w:tcPr>
-          <w:p>
-            <w:pPr>
-              <w:spacing w:after="20"/>
-            </w:pPr>
-            <w:r/>
-            <w:r>
-              <w:rPr>
-                <w:rFonts w:ascii="Aptos" w:hAnsi="Aptos"/>
-                <w:b w:val="0"/>
-                <w:sz w:val="16"/>
-              </w:rPr>
-              <w:t>7</w:t>
-            </w:r>
-          </w:p>
-        </w:tc>
-        <w:tc>
-          <w:tcPr>
-            <w:tcW w:type="dxa" w:w="4176"/>
-            <w:vAlign w:val="center"/>
-            <w:shd w:fill="F2F5F9"/>
-          </w:tcPr>
-          <w:p>
-            <w:pPr>
-              <w:spacing w:after="20"/>
-            </w:pPr>
-            <w:r/>
-            <w:r>
-              <w:rPr>
-                <w:rFonts w:ascii="Aptos" w:hAnsi="Aptos"/>
-                <w:b w:val="0"/>
-                <w:sz w:val="16"/>
-              </w:rPr>
-              <w:t>Add model/data version metadata and repeatable reports.</w:t>
-            </w:r>
-          </w:p>
-        </w:tc>
-        <w:tc>
-          <w:tcPr>
-            <w:tcW w:type="dxa" w:w="4752"/>
-            <w:vAlign w:val="center"/>
-            <w:shd w:fill="F2F5F9"/>
-          </w:tcPr>
-          <w:p>
-            <w:pPr>
-              <w:spacing w:after="20"/>
-            </w:pPr>
-            <w:r/>
-            <w:r>
-              <w:rPr>
-                <w:rFonts w:ascii="Aptos" w:hAnsi="Aptos"/>
-                <w:b w:val="0"/>
-                <w:sz w:val="16"/>
-              </w:rPr>
-              <w:t>Every saved model has dataset hash, code version, split definition, seed, metrics, and timestamp.</w:t>
-            </w:r>
-          </w:p>
-        </w:tc>
-      </w:tr>
-    </w:tbl>
-    <w:p>
-      <w:pPr>
-        <w:spacing w:after="20"/>
-      </w:pPr>
-    </w:p>
-    <w:p>
-      <w:pPr>
-        <w:pStyle w:val="Heading2"/>
-      </w:pPr>
-      <w:r>
-        <w:t>Principles for the 98% objective</w:t>
-      </w:r>
-    </w:p>
-    <w:p>
-      <w:r>
-        <w:t>Treat 98% as a research goal, not a promised product claim. Do not optimize on the final test set or inflate it with synthetic/duplicated rows. It is better to report an honest 96% estimate with known limits than a 98% score that fails on new publishers or dates. Model performance, evidence quality, and user trust are separate dimensions and should be evaluated separately.</w:t>
-      </w:r>
-    </w:p>
-    <w:p>
-      <w:pPr>
-        <w:pStyle w:val="Heading1"/>
-      </w:pPr>
-      <w:r>
-        <w:t>14. Presentation-ready summary</w:t>
-      </w:r>
-    </w:p>
-    <w:p>
-      <w:pPr>
-        <w:pStyle w:val="Heading2"/>
-      </w:pPr>
-      <w:r>
-        <w:t>One-sentence description</w:t>
-      </w:r>
-    </w:p>
-    <w:p>
-      <w:r>
-        <w:t>A Flask-based research prototype that combines TF-IDF fake/real article classification with source retrieval and heuristic claim-evidence comparison.</w:t>
-      </w:r>
-    </w:p>
-    <w:p>
-      <w:pPr>
-        <w:pStyle w:val="Heading2"/>
-      </w:pPr>
-      <w:r>
-        <w:t>Suggested slide facts</w:t>
-      </w:r>
-    </w:p>
-    <w:p>
-      <w:pPr>
-        <w:pStyle w:val="ListBullet"/>
-      </w:pPr>
-      <w:r>
-        <w:t>Active article classifier: LinearSVC over word and character TF-IDF.</w:t>
-      </w:r>
-    </w:p>
-    <w:p>
-      <w:pPr>
-        <w:pStyle w:val="ListBullet"/>
-      </w:pPr>
-      <w:r>
-        <w:t>Latest evaluation: 3,657 training examples and 915 held-out examples; macro F1 96.28%, accuracy 96.28%, ROC AUC 99.32%.</w:t>
-      </w:r>
-    </w:p>
-    <w:p>
-      <w:pPr>
-        <w:pStyle w:val="ListBullet"/>
-      </w:pPr>
-      <w:r>
-        <w:t>Training accuracy is 100%; independent publisher/time evaluation is needed to quantify generalization and overfitting.</w:t>
-      </w:r>
-    </w:p>
-    <w:p>
-      <w:pPr>
-        <w:pStyle w:val="ListBullet"/>
-      </w:pPr>
-      <w:r>
-        <w:t>Short factual claims use evidence retrieval and do not receive the article classifier label.</w:t>
-      </w:r>
-    </w:p>
-    <w:p>
-      <w:pPr>
-        <w:pStyle w:val="ListBullet"/>
-      </w:pPr>
-      <w:r>
-        <w:t>The evidence module returns sources and passages but uses lexical heuristic stance scoring, not a human fact-check.</w:t>
-      </w:r>
-    </w:p>
-    <w:p>
-      <w:pPr>
-        <w:pStyle w:val="ListBullet"/>
-      </w:pPr>
-      <w:r>
-        <w:t>The requested 98% macro F1 has not been achieved. More diverse, verified data and leakage-resistant evaluation are necessary.</w:t>
-      </w:r>
-    </w:p>
-    <w:p>
-      <w:pPr>
-        <w:pStyle w:val="Heading2"/>
-      </w:pPr>
-      <w:r>
-        <w:t>Suggested demo path</w:t>
-      </w:r>
-    </w:p>
-    <w:p>
-      <w:pPr>
-        <w:pStyle w:val="ListNumber"/>
-      </w:pPr>
-      <w:r>
-        <w:t>Start the Flask server with start_flask_server.bat.</w:t>
-      </w:r>
-    </w:p>
-    <w:p>
-      <w:pPr>
-        <w:pStyle w:val="ListNumber"/>
-      </w:pPr>
-      <w:r>
-        <w:t>Open http://127.0.0.1:5000 and submit one longer article, then a short factual claim.</w:t>
-      </w:r>
-    </w:p>
-    <w:p>
-      <w:pPr>
-        <w:pStyle w:val="ListNumber"/>
-      </w:pPr>
-      <w:r>
-        <w:t>Compare the two paths: article classification versus claim verification.</w:t>
-      </w:r>
-    </w:p>
-    <w:p>
-      <w:pPr>
-        <w:pStyle w:val="ListNumber"/>
-      </w:pPr>
-      <w:r>
-        <w:t>Open “View searched sources” and inspect query/provider status, excerpt, and source link.</w:t>
-      </w:r>
-    </w:p>
-    <w:p>
-      <w:pPr>
-        <w:pStyle w:val="ListNumber"/>
-      </w:pPr>
-      <w:r>
-        <w:t>Explain a non-established verdict as insufficient evidence, not automatically false.</w:t>
-      </w:r>
-    </w:p>
-    <w:p>
-      <w:pPr>
-        <w:pStyle w:val="Heading1"/>
-      </w:pPr>
-      <w:r>
-        <w:t>15. Source references and maintenance notes</w:t>
-      </w:r>
-    </w:p>
-    <w:p>
-      <w:r>
-        <w:t>This guide reflects the repository state inspected on 6 October 2026, especially backend/app.py, nlp/, ml/, verification_module/, frontend/, models/model_metrics.json, data/, requirements.txt, and the Windows launcher. The metric values are a snapshot, not a promise that a new training run will reproduce them exactly.</w:t>
-      </w:r>
-    </w:p>
-    <w:p>
-      <w:pPr>
-        <w:pStyle w:val="Heading2"/>
-      </w:pPr>
-      <w:r>
-        <w:t>Documentation drift to resolve</w:t>
-      </w:r>
-    </w:p>
-    <w:p>
-      <w:pPr>
-        <w:pStyle w:val="ListBullet"/>
-      </w:pPr>
-      <w:r>
-        <w:t>The root README describes setup_ml.py as the training/setup path for the live application. Current backend/app.py instead loads the joblib article classifier. Update the README to distinguish active article training from the separate FEVER/PyTorch setup scripts.</w:t>
-      </w:r>
-    </w:p>
-    <w:p>
-      <w:pPr>
-        <w:pStyle w:val="ListBullet"/>
-      </w:pPr>
-      <w:r>
-        <w:t>The data README similarly describes a v2 setup path as if it created the active model. Clarify dataset roles and expected artifact names.</w:t>
-      </w:r>
-    </w:p>
-    <w:p>
-      <w:pPr>
-        <w:pStyle w:val="ListBullet"/>
-      </w:pPr>
-      <w:r>
-        <w:t>docs/AUDIT.md is dated 29 September 2026 and describes an earlier code snapshot; verify each recommendation against the present implementation before applying it.</w:t>
-      </w:r>
-    </w:p>
-    <w:p>
-      <w:pPr>
-        <w:pStyle w:val="ListBullet"/>
-      </w:pPr>
-      <w:r>
-        <w:t>This guide is intended as a durable reference. Recheck metrics, provider names/settings, route shapes, and launch instructions whenever model artifacts or code change.</w:t>
-      </w:r>
-    </w:p>
-    <w:p>
-      <w:pPr>
-        <w:pStyle w:val="Heading2"/>
-      </w:pPr>
-      <w:r>
-        <w:t>Glossary</w:t>
-      </w:r>
-    </w:p>
-    <w:tbl>
-      <w:tblPr>
-        <w:tblStyle w:val="TableGrid"/>
-        <w:tblW w:type="auto" w:w="0"/>
-        <w:jc w:val="center"/>
-        <w:tblLook w:firstColumn="1" w:firstRow="1" w:lastColumn="0" w:lastRow="0" w:noHBand="0" w:noVBand="1" w:val="04A0"/>
-      </w:tblPr>
-      <w:tblGrid>
-        <w:gridCol w:w="4997"/>
-        <w:gridCol w:w="4997"/>
-      </w:tblGrid>
-      <w:tr>
-        <w:tc>
-          <w:tcPr>
-            <w:tcW w:type="dxa" w:w="1800"/>
-            <w:vAlign w:val="center"/>
-            <w:shd w:fill="16324F"/>
-          </w:tcPr>
-          <w:p>
-            <w:pPr>
-              <w:spacing w:after="20"/>
-            </w:pPr>
-            <w:r/>
-            <w:r>
-              <w:rPr>
-                <w:rFonts w:ascii="Aptos" w:hAnsi="Aptos"/>
-                <w:b/>
-                <w:color w:val="FFFFFF"/>
-                <w:sz w:val="17"/>
-              </w:rPr>
-              <w:t>Term</w:t>
-            </w:r>
-          </w:p>
-        </w:tc>
-        <w:tc>
-          <w:tcPr>
-            <w:tcW w:type="dxa" w:w="8064"/>
-            <w:vAlign w:val="center"/>
-            <w:shd w:fill="16324F"/>
-          </w:tcPr>
-          <w:p>
-            <w:pPr>
-              <w:spacing w:after="20"/>
-            </w:pPr>
-            <w:r/>
-            <w:r>
-              <w:rPr>
-                <w:rFonts w:ascii="Aptos" w:hAnsi="Aptos"/>
-                <w:b/>
-                <w:color w:val="FFFFFF"/>
-                <w:sz w:val="17"/>
-              </w:rPr>
-              <w:t>Meaning</w:t>
-            </w:r>
-          </w:p>
-        </w:tc>
-      </w:tr>
-      <w:tr>
-        <w:tc>
-          <w:tcPr>
-            <w:tcW w:type="dxa" w:w="1800"/>
-            <w:vAlign w:val="center"/>
-            <w:shd w:fill="F2F5F9"/>
-          </w:tcPr>
-          <w:p>
-            <w:pPr>
-              <w:spacing w:after="20"/>
-            </w:pPr>
-            <w:r/>
-            <w:r>
-              <w:rPr>
-                <w:rFonts w:ascii="Aptos" w:hAnsi="Aptos"/>
-                <w:b w:val="0"/>
-                <w:sz w:val="16"/>
-              </w:rPr>
-              <w:t>TF-IDF</w:t>
-            </w:r>
-          </w:p>
-        </w:tc>
-        <w:tc>
-          <w:tcPr>
-            <w:tcW w:type="dxa" w:w="8064"/>
-            <w:vAlign w:val="center"/>
-            <w:shd w:fill="F2F5F9"/>
-          </w:tcPr>
-          <w:p>
-            <w:pPr>
-              <w:spacing w:after="20"/>
-            </w:pPr>
-            <w:r/>
-            <w:r>
-              <w:rPr>
-                <w:rFonts w:ascii="Aptos" w:hAnsi="Aptos"/>
-                <w:b w:val="0"/>
-                <w:sz w:val="16"/>
-              </w:rPr>
-              <w:t>Term frequency–inverse document frequency features that encode word/ngram importance.</w:t>
-            </w:r>
-          </w:p>
-        </w:tc>
-      </w:tr>
-      <w:tr>
-        <w:tc>
-          <w:tcPr>
-            <w:tcW w:type="dxa" w:w="1800"/>
-            <w:vAlign w:val="center"/>
-            <w:shd w:fill="FFFFFF"/>
-          </w:tcPr>
-          <w:p>
-            <w:pPr>
-              <w:spacing w:after="20"/>
-            </w:pPr>
-            <w:r/>
-            <w:r>
-              <w:rPr>
-                <w:rFonts w:ascii="Aptos" w:hAnsi="Aptos"/>
-                <w:b w:val="0"/>
-                <w:sz w:val="16"/>
-              </w:rPr>
-              <w:t>LinearSVC</w:t>
-            </w:r>
-          </w:p>
-        </w:tc>
-        <w:tc>
-          <w:tcPr>
-            <w:tcW w:type="dxa" w:w="8064"/>
-            <w:vAlign w:val="center"/>
-            <w:shd w:fill="FFFFFF"/>
-          </w:tcPr>
-          <w:p>
-            <w:pPr>
-              <w:spacing w:after="20"/>
-            </w:pPr>
-            <w:r/>
-            <w:r>
-              <w:rPr>
-                <w:rFonts w:ascii="Aptos" w:hAnsi="Aptos"/>
-                <w:b w:val="0"/>
-                <w:sz w:val="16"/>
-              </w:rPr>
-              <w:t>A linear support vector classifier; its raw decision scores are not calibrated probabilities by default.</w:t>
-            </w:r>
-          </w:p>
-        </w:tc>
-      </w:tr>
-      <w:tr>
-        <w:tc>
-          <w:tcPr>
-            <w:tcW w:type="dxa" w:w="1800"/>
-            <w:vAlign w:val="center"/>
-            <w:shd w:fill="F2F5F9"/>
-          </w:tcPr>
-          <w:p>
-            <w:pPr>
-              <w:spacing w:after="20"/>
-            </w:pPr>
-            <w:r/>
-            <w:r>
-              <w:rPr>
-                <w:rFonts w:ascii="Aptos" w:hAnsi="Aptos"/>
-                <w:b w:val="0"/>
-                <w:sz w:val="16"/>
-              </w:rPr>
-              <w:t>Precision</w:t>
-            </w:r>
-          </w:p>
-        </w:tc>
-        <w:tc>
-          <w:tcPr>
-            <w:tcW w:type="dxa" w:w="8064"/>
-            <w:vAlign w:val="center"/>
-            <w:shd w:fill="F2F5F9"/>
-          </w:tcPr>
-          <w:p>
-            <w:pPr>
-              <w:spacing w:after="20"/>
-            </w:pPr>
-            <w:r/>
-            <w:r>
-              <w:rPr>
-                <w:rFonts w:ascii="Aptos" w:hAnsi="Aptos"/>
-                <w:b w:val="0"/>
-                <w:sz w:val="16"/>
-              </w:rPr>
-              <w:t>Of predictions assigned a class, the share that truly belong to that class.</w:t>
-            </w:r>
-          </w:p>
-        </w:tc>
-      </w:tr>
-      <w:tr>
-        <w:tc>
-          <w:tcPr>
-            <w:tcW w:type="dxa" w:w="1800"/>
-            <w:vAlign w:val="center"/>
-            <w:shd w:fill="FFFFFF"/>
-          </w:tcPr>
-          <w:p>
-            <w:pPr>
-              <w:spacing w:after="20"/>
-            </w:pPr>
-            <w:r/>
-            <w:r>
-              <w:rPr>
-                <w:rFonts w:ascii="Aptos" w:hAnsi="Aptos"/>
-                <w:b w:val="0"/>
-                <w:sz w:val="16"/>
-              </w:rPr>
-              <w:t>Recall</w:t>
-            </w:r>
-          </w:p>
-        </w:tc>
-        <w:tc>
-          <w:tcPr>
-            <w:tcW w:type="dxa" w:w="8064"/>
-            <w:vAlign w:val="center"/>
-            <w:shd w:fill="FFFFFF"/>
-          </w:tcPr>
-          <w:p>
-            <w:pPr>
-              <w:spacing w:after="20"/>
-            </w:pPr>
-            <w:r/>
-            <w:r>
-              <w:rPr>
-                <w:rFonts w:ascii="Aptos" w:hAnsi="Aptos"/>
-                <w:b w:val="0"/>
-                <w:sz w:val="16"/>
-              </w:rPr>
-              <w:t>Of examples truly in a class, the share recovered by the model.</w:t>
-            </w:r>
-          </w:p>
-        </w:tc>
-      </w:tr>
-      <w:tr>
-        <w:tc>
-          <w:tcPr>
-            <w:tcW w:type="dxa" w:w="1800"/>
-            <w:vAlign w:val="center"/>
-            <w:shd w:fill="F2F5F9"/>
-          </w:tcPr>
-          <w:p>
-            <w:pPr>
-              <w:spacing w:after="20"/>
-            </w:pPr>
-            <w:r/>
-            <w:r>
-              <w:rPr>
-                <w:rFonts w:ascii="Aptos" w:hAnsi="Aptos"/>
-                <w:b w:val="0"/>
-                <w:sz w:val="16"/>
-              </w:rPr>
-              <w:t>F1</w:t>
-            </w:r>
-          </w:p>
-        </w:tc>
-        <w:tc>
-          <w:tcPr>
-            <w:tcW w:type="dxa" w:w="8064"/>
-            <w:vAlign w:val="center"/>
-            <w:shd w:fill="F2F5F9"/>
-          </w:tcPr>
-          <w:p>
-            <w:pPr>
-              <w:spacing w:after="20"/>
-            </w:pPr>
-            <w:r/>
-            <w:r>
-              <w:rPr>
-                <w:rFonts w:ascii="Aptos" w:hAnsi="Aptos"/>
-                <w:b w:val="0"/>
-                <w:sz w:val="16"/>
-              </w:rPr>
-              <w:t>Harmonic mean of precision and recall; macro F1 averages class-level F1 equally.</w:t>
-            </w:r>
-          </w:p>
-        </w:tc>
-      </w:tr>
-      <w:tr>
-        <w:tc>
-          <w:tcPr>
-            <w:tcW w:type="dxa" w:w="1800"/>
-            <w:vAlign w:val="center"/>
-            <w:shd w:fill="FFFFFF"/>
-          </w:tcPr>
-          <w:p>
-            <w:pPr>
-              <w:spacing w:after="20"/>
-            </w:pPr>
-            <w:r/>
-            <w:r>
-              <w:rPr>
-                <w:rFonts w:ascii="Aptos" w:hAnsi="Aptos"/>
-                <w:b w:val="0"/>
-                <w:sz w:val="16"/>
-              </w:rPr>
-              <w:t>ROC AUC</w:t>
-            </w:r>
-          </w:p>
-        </w:tc>
-        <w:tc>
-          <w:tcPr>
-            <w:tcW w:type="dxa" w:w="8064"/>
-            <w:vAlign w:val="center"/>
-            <w:shd w:fill="FFFFFF"/>
-          </w:tcPr>
-          <w:p>
-            <w:pPr>
-              <w:spacing w:after="20"/>
-            </w:pPr>
-            <w:r/>
-            <w:r>
-              <w:rPr>
-                <w:rFonts w:ascii="Aptos" w:hAnsi="Aptos"/>
-                <w:b w:val="0"/>
-                <w:sz w:val="16"/>
-              </w:rPr>
-              <w:t>Area under the receiver operating characteristic curve; a ranking metric, not an F1 score.</w:t>
-            </w:r>
-          </w:p>
-        </w:tc>
-      </w:tr>
-      <w:tr>
-        <w:tc>
-          <w:tcPr>
-            <w:tcW w:type="dxa" w:w="1800"/>
-            <w:vAlign w:val="center"/>
-            <w:shd w:fill="F2F5F9"/>
-          </w:tcPr>
-          <w:p>
-            <w:pPr>
-              <w:spacing w:after="20"/>
-            </w:pPr>
-            <w:r/>
-            <w:r>
-              <w:rPr>
-                <w:rFonts w:ascii="Aptos" w:hAnsi="Aptos"/>
-                <w:b w:val="0"/>
-                <w:sz w:val="16"/>
-              </w:rPr>
-              <w:t>NLI</w:t>
-            </w:r>
-          </w:p>
-        </w:tc>
-        <w:tc>
-          <w:tcPr>
-            <w:tcW w:type="dxa" w:w="8064"/>
-            <w:vAlign w:val="center"/>
-            <w:shd w:fill="F2F5F9"/>
-          </w:tcPr>
-          <w:p>
-            <w:pPr>
-              <w:spacing w:after="20"/>
-            </w:pPr>
-            <w:r/>
-            <w:r>
-              <w:rPr>
-                <w:rFonts w:ascii="Aptos" w:hAnsi="Aptos"/>
-                <w:b w:val="0"/>
-                <w:sz w:val="16"/>
-              </w:rPr>
-              <w:t>Natural language inference: methods that assess whether text entails, contradicts, or is neutral toward a claim.</w:t>
-            </w:r>
-          </w:p>
-        </w:tc>
-      </w:tr>
-      <w:tr>
-        <w:tc>
-          <w:tcPr>
-            <w:tcW w:type="dxa" w:w="1800"/>
-            <w:vAlign w:val="center"/>
-            <w:shd w:fill="FFFFFF"/>
-          </w:tcPr>
-          <w:p>
-            <w:pPr>
-              <w:spacing w:after="20"/>
-            </w:pPr>
-            <w:r/>
-            <w:r>
-              <w:rPr>
-                <w:rFonts w:ascii="Aptos" w:hAnsi="Aptos"/>
-                <w:b w:val="0"/>
-                <w:sz w:val="16"/>
-              </w:rPr>
-              <w:t>Leakage</w:t>
-            </w:r>
-          </w:p>
-        </w:tc>
-        <w:tc>
-          <w:tcPr>
-            <w:tcW w:type="dxa" w:w="8064"/>
-            <w:vAlign w:val="center"/>
-            <w:shd w:fill="FFFFFF"/>
-          </w:tcPr>
-          <w:p>
-            <w:pPr>
-              <w:spacing w:after="20"/>
-            </w:pPr>
-            <w:r/>
-            <w:r>
-              <w:rPr>
-                <w:rFonts w:ascii="Aptos" w:hAnsi="Aptos"/>
-                <w:b w:val="0"/>
-                <w:sz w:val="16"/>
-              </w:rPr>
-              <w:t>Information overlap between training and evaluation that makes performance appear better than true generalization.</w:t>
-            </w:r>
-          </w:p>
-        </w:tc>
-      </w:tr>
-    </w:tbl>
-    <w:p>
-      <w:pPr>
-        <w:spacing w:after="20"/>
-      </w:pPr>
-    </w:p>
     <w:sectPr>
-      <w:headerReference w:type="default" r:id="rId9"/>
-      <w:footerReference w:type="default" r:id="rId10"/>
       <w:pgSz w:w="12240" w:h="15840"/>
-      <w:pgMar w:top="979" w:right="1123" w:bottom="979" w:left="1123" w:header="720" w:footer="720" w:gutter="0"/>
+      <w:pgMar w:top="979" w:right="1123" w:bottom="979" w:left="1123" w:header="432" w:footer="432" w:gutter="0"/>
       <w:cols w:space="720"/>
       <w:docGrid w:linePitch="360"/>
     </w:sectPr>
   </w:body>
 </w:document>
-</file>
-
-<file path=word/footer1.xml><?xml version="1.0" encoding="utf-8"?>
-<w:ftr xmlns:m="http://schemas.openxmlformats.org/officeDocument/2006/math" xmlns:mc="http://schemas.openxmlformats.org/markup-compatibility/2006" xmlns:mo="http://schemas.microsoft.com/office/mac/office/2008/main" xmlns:mv="urn:schemas-microsoft-com:mac:vml" xmlns:o="urn:schemas-microsoft-com:office:office" xmlns:r="http://schemas.openxmlformats.org/officeDocument/2006/relationships" xmlns:v="urn:schemas-microsoft-com:vml" xmlns:w10="urn:schemas-microsoft-com:office:word" xmlns:w14="http://schemas.microsoft.com/office/word/2010/wordml" xmlns:w="http://schemas.openxmlformats.org/wordprocessingml/2006/main" xmlns:wne="http://schemas.microsoft.com/office/word/2006/wordml" xmlns:wp14="http://schemas.microsoft.com/office/word/2010/wordprocessingDrawing" xmlns:wp="http://schemas.openxmlformats.org/drawingml/2006/wordprocessingDrawing" xmlns:wpc="http://schemas.microsoft.com/office/word/2010/wordprocessingCanvas" xmlns:wpg="http://schemas.microsoft.com/office/word/2010/wordprocessingGroup" xmlns:wpi="http://schemas.microsoft.com/office/word/2010/wordprocessingInk" xmlns:wps="http://schemas.microsoft.com/office/word/2010/wordprocessingShape" mc:Ignorable="w14 wp14">
-  <w:p>
-    <w:pPr>
-      <w:pStyle w:val="Footer"/>
-      <w:jc w:val="center"/>
-    </w:pPr>
-    <w:r>
-      <w:rPr>
-        <w:color w:val="586575"/>
-        <w:sz w:val="15"/>
-      </w:rPr>
-      <w:t>Project reference • Prepared 6 October 2026 • Verify live behavior against source before release</w:t>
-    </w:r>
-  </w:p>
-</w:ftr>
-</file>
-
-<file path=word/header1.xml><?xml version="1.0" encoding="utf-8"?>
-<w:hdr xmlns:m="http://schemas.openxmlformats.org/officeDocument/2006/math" xmlns:mc="http://schemas.openxmlformats.org/markup-compatibility/2006" xmlns:mo="http://schemas.microsoft.com/office/mac/office/2008/main" xmlns:mv="urn:schemas-microsoft-com:mac:vml" xmlns:o="urn:schemas-microsoft-com:office:office" xmlns:r="http://schemas.openxmlformats.org/officeDocument/2006/relationships" xmlns:v="urn:schemas-microsoft-com:vml" xmlns:w10="urn:schemas-microsoft-com:office:word" xmlns:w14="http://schemas.microsoft.com/office/word/2010/wordml" xmlns:w="http://schemas.openxmlformats.org/wordprocessingml/2006/main" xmlns:wne="http://schemas.microsoft.com/office/word/2006/wordml" xmlns:wp14="http://schemas.microsoft.com/office/word/2010/wordprocessingDrawing" xmlns:wp="http://schemas.openxmlformats.org/drawingml/2006/wordprocessingDrawing" xmlns:wpc="http://schemas.microsoft.com/office/word/2010/wordprocessingCanvas" xmlns:wpg="http://schemas.microsoft.com/office/word/2010/wordprocessingGroup" xmlns:wpi="http://schemas.microsoft.com/office/word/2010/wordprocessingInk" xmlns:wps="http://schemas.microsoft.com/office/word/2010/wordprocessingShape" mc:Ignorable="w14 wp14">
-  <w:p>
-    <w:pPr>
-      <w:pStyle w:val="Header"/>
-      <w:jc w:val="right"/>
-    </w:pPr>
-    <w:r>
-      <w:rPr>
-        <w:color w:val="586575"/>
-        <w:sz w:val="15"/>
-      </w:rPr>
-      <w:t>FAKE NEWS &amp; MISINFORMATION INTELLIGENT SYSTEM  |  PROJECT REFERENCE</w:t>
-    </w:r>
-  </w:p>
-</w:hdr>
 </file>
 
 <file path=word/numbering.xml><?xml version="1.0" encoding="utf-8"?>
@@ -6521,11 +3431,11 @@
     <w:qFormat/>
     <w:rsid w:val="00FC693F"/>
     <w:pPr>
-      <w:spacing w:after="100"/>
+      <w:spacing w:after="100" w:line="259" w:lineRule="auto"/>
     </w:pPr>
     <w:rPr>
       <w:rFonts w:ascii="Aptos" w:hAnsi="Aptos"/>
-      <w:color w:val="232D3A"/>
+      <w:color w:val="23272E"/>
       <w:sz w:val="19"/>
     </w:rPr>
   </w:style>
@@ -6584,15 +3494,15 @@
     <w:pPr>
       <w:keepNext/>
       <w:keepLines/>
-      <w:spacing w:before="240" w:after="100"/>
+      <w:spacing w:before="240" w:after="80"/>
       <w:outlineLvl w:val="0"/>
     </w:pPr>
     <w:rPr>
       <w:rFonts w:asciiTheme="majorHAnsi" w:eastAsiaTheme="majorEastAsia" w:hAnsiTheme="majorHAnsi" w:cstheme="majorBidi" w:ascii="Aptos Display" w:hAnsi="Aptos Display"/>
       <w:b/>
       <w:bCs/>
-      <w:color w:val="16324F"/>
-      <w:sz w:val="40"/>
+      <w:color w:val="000000"/>
+      <w:sz w:val="30"/>
       <w:szCs w:val="28"/>
     </w:rPr>
   </w:style>
@@ -6608,15 +3518,15 @@
     <w:pPr>
       <w:keepNext/>
       <w:keepLines/>
-      <w:spacing w:before="240" w:after="100"/>
+      <w:spacing w:before="140" w:after="80"/>
       <w:outlineLvl w:val="1"/>
     </w:pPr>
     <w:rPr>
-      <w:rFonts w:asciiTheme="majorHAnsi" w:eastAsiaTheme="majorEastAsia" w:hAnsiTheme="majorHAnsi" w:cstheme="majorBidi" w:ascii="Aptos Display" w:hAnsi="Aptos Display"/>
+      <w:rFonts w:asciiTheme="majorHAnsi" w:eastAsiaTheme="majorEastAsia" w:hAnsiTheme="majorHAnsi" w:cstheme="majorBidi" w:ascii="Aptos" w:hAnsi="Aptos"/>
       <w:b/>
       <w:bCs/>
-      <w:color w:val="2457C5"/>
-      <w:sz w:val="26"/>
+      <w:color w:val="000000"/>
+      <w:sz w:val="23"/>
       <w:szCs w:val="26"/>
     </w:rPr>
   </w:style>
@@ -6632,14 +3542,14 @@
     <w:pPr>
       <w:keepNext/>
       <w:keepLines/>
-      <w:spacing w:before="240" w:after="100"/>
+      <w:spacing w:before="140" w:after="80"/>
       <w:outlineLvl w:val="2"/>
     </w:pPr>
     <w:rPr>
-      <w:rFonts w:asciiTheme="majorHAnsi" w:eastAsiaTheme="majorEastAsia" w:hAnsiTheme="majorHAnsi" w:cstheme="majorBidi" w:ascii="Aptos Display" w:hAnsi="Aptos Display"/>
+      <w:rFonts w:asciiTheme="majorHAnsi" w:eastAsiaTheme="majorEastAsia" w:hAnsiTheme="majorHAnsi" w:cstheme="majorBidi" w:ascii="Aptos" w:hAnsi="Aptos"/>
       <w:b/>
       <w:bCs/>
-      <w:color w:val="16324F"/>
+      <w:color w:val="000000"/>
       <w:sz w:val="20"/>
     </w:rPr>
   </w:style>
@@ -6871,19 +3781,20 @@
     <w:qFormat/>
     <w:rsid w:val="00FC693F"/>
     <w:pPr>
+      <w:keepNext/>
       <w:pBdr>
         <w:bottom w:val="single" w:sz="8" w:space="4" w:color="4F81BD" w:themeColor="accent1"/>
       </w:pBdr>
-      <w:spacing w:after="100" w:line="240" w:lineRule="auto" w:before="0"/>
+      <w:spacing w:after="40" w:line="240" w:lineRule="auto" w:before="0"/>
       <w:contextualSpacing/>
     </w:pPr>
     <w:rPr>
       <w:rFonts w:asciiTheme="majorHAnsi" w:eastAsiaTheme="majorEastAsia" w:hAnsiTheme="majorHAnsi" w:cstheme="majorBidi" w:ascii="Aptos Display" w:hAnsi="Aptos Display"/>
       <w:b/>
-      <w:color w:val="16324F"/>
+      <w:color w:val="000000"/>
       <w:spacing w:val="5"/>
       <w:kern w:val="28"/>
-      <w:sz w:val="60"/>
+      <w:sz w:val="50"/>
       <w:szCs w:val="52"/>
     </w:rPr>
   </w:style>
